--- a/docs/SODIF_Product_Presentation.docx
+++ b/docs/SODIF_Product_Presentation.docx
@@ -1,33 +1,33 @@
 
 <file path=word/document.xml><?xml version="1.0" encoding="utf-8"?>
-<w:document xmlns:wpc="http://schemas.microsoft.com/office/word/2010/wordprocessingCanvas" xmlns:cx="http://schemas.microsoft.com/office/drawing/2014/chartex" xmlns:cx1="http://schemas.microsoft.com/office/drawing/2015/9/8/chartex" xmlns:cx2="http://schemas.microsoft.com/office/drawing/2015/10/21/chartex" xmlns:cx3="http://schemas.microsoft.com/office/drawing/2016/5/9/chartex" xmlns:cx4="http://schemas.microsoft.com/office/drawing/2016/5/10/chartex" xmlns:cx5="http://schemas.microsoft.com/office/drawing/2016/5/11/chartex" xmlns:cx6="http://schemas.microsoft.com/office/drawing/2016/5/12/chartex" xmlns:cx7="http://schemas.microsoft.com/office/drawing/2016/5/13/chartex" xmlns:cx8="http://schemas.microsoft.com/office/drawing/2016/5/14/chartex" xmlns:mc="http://schemas.openxmlformats.org/markup-compatibility/2006" xmlns:aink="http://schemas.microsoft.com/office/drawing/2016/ink" xmlns:am3d="http://schemas.microsoft.com/office/drawing/2017/model3d" xmlns:o="urn:schemas-microsoft-com:office:office" xmlns:oel="http://schemas.microsoft.com/office/2019/extlst" xmlns:r="http://schemas.openxmlformats.org/officeDocument/2006/relationships" xmlns:m="http://schemas.openxmlformats.org/officeDocument/2006/math" xmlns:v="urn:schemas-microsoft-com:vml" xmlns:wp14="http://schemas.microsoft.com/office/word/2010/wordprocessingDrawing" xmlns:wp="http://schemas.openxmlformats.org/drawingml/2006/wordprocessingDrawing" xmlns:w10="urn:schemas-microsoft-com:office:word" xmlns:w="http://schemas.openxmlformats.org/wordprocessingml/2006/main" xmlns:w14="http://schemas.microsoft.com/office/word/2010/wordml" xmlns:w15="http://schemas.microsoft.com/office/word/2012/wordml" xmlns:w16cex="http://schemas.microsoft.com/office/word/2018/wordml/cex" xmlns:w16cid="http://schemas.microsoft.com/office/word/2016/wordml/cid" xmlns:w16="http://schemas.microsoft.com/office/word/2018/wordml" xmlns:w16du="http://schemas.microsoft.com/office/word/2023/wordml/word16du" xmlns:w16sdtdh="http://schemas.microsoft.com/office/word/2020/wordml/sdtdatahash" xmlns:w16sdtfl="http://schemas.microsoft.com/office/word/2024/wordml/sdtformatlock" xmlns:w16se="http://schemas.microsoft.com/office/word/2015/wordml/symex" xmlns:wpg="http://schemas.microsoft.com/office/word/2010/wordprocessingGroup" xmlns:wpi="http://schemas.microsoft.com/office/word/2010/wordprocessingInk" xmlns:wne="http://schemas.microsoft.com/office/word/2006/wordml" xmlns:wps="http://schemas.microsoft.com/office/word/2010/wordprocessingShape" mc:Ignorable="w14 w15 w16se w16cid w16 w16cex w16sdtdh w16sdtfl w16du wp14">
+<w:document xmlns:ns1="http://schemas.openxmlformats.org/markup-compatibility/2006" xmlns:ns2="http://schemas.microsoft.com/office/word/2010/wordml" xmlns:ns3="http://schemas.openxmlformats.org/officeDocument/2006/relationships" xmlns:ns5="http://schemas.microsoft.com/office/word/2010/wordprocessingDrawing" xmlns:ns6="http://schemas.openxmlformats.org/drawingml/2006/main" xmlns:ns7="http://schemas.openxmlformats.org/drawingml/2006/picture" xmlns:w="http://schemas.openxmlformats.org/wordprocessingml/2006/main" xmlns:wp="http://schemas.openxmlformats.org/drawingml/2006/wordprocessingDrawing" ns1:Ignorable="w14 w15 w16se w16cid w16 w16cex w16sdtdh w16sdtfl w16du wp14">
   <w:body>
-    <w:p>
+    <w:p ns2:paraId="6238DE27" ns2:textId="77777777">
       <w:pPr>
         <w:spacing w:after="240"/>
       </w:pPr>
     </w:p>
-    <w:p>
+    <w:p ns2:paraId="3AAF6BDD" ns2:textId="77777777">
       <w:pPr>
         <w:spacing w:after="240"/>
       </w:pPr>
     </w:p>
-    <w:p>
+    <w:p ns2:paraId="76C9D420" ns2:textId="77777777">
       <w:pPr>
         <w:spacing w:after="240"/>
       </w:pPr>
     </w:p>
-    <w:p>
+    <w:p ns2:paraId="37DBBD79" ns2:textId="77777777">
       <w:pPr>
         <w:spacing w:after="240"/>
       </w:pPr>
     </w:p>
-    <w:p>
+    <w:p ns2:paraId="04008987" ns2:textId="77777777">
       <w:pPr>
         <w:spacing w:after="240"/>
       </w:pPr>
     </w:p>
-    <w:p>
+    <w:p ns2:paraId="23A8A6DC" ns2:textId="77777777">
       <w:pPr>
         <w:spacing w:after="320"/>
         <w:jc w:val="center"/>
@@ -39,10 +39,10 @@
           <w:color w:val="0E8F95"/>
           <w:sz w:val="18"/>
         </w:rPr>
-        <w:t>SIGNED INTENT INFRASTRUCTURE</w:t>
+        <w:t>PLATFORMĂ DE SECURITATE CIBERNETICĂ</w:t>
       </w:r>
     </w:p>
-    <w:p>
+    <w:p ns2:paraId="1815FCD9" ns2:textId="77777777">
       <w:pPr>
         <w:jc w:val="center"/>
       </w:pPr>
@@ -56,7 +56,7 @@
         <w:t>SODIF</w:t>
       </w:r>
     </w:p>
-    <w:p>
+    <w:p ns2:paraId="1E91C9C8" ns2:textId="77777777">
       <w:pPr>
         <w:spacing w:after="360"/>
         <w:jc w:val="center"/>
@@ -68,7 +68,9 @@
           <w:color w:val="2E74B5"/>
           <w:sz w:val="36"/>
         </w:rPr>
-        <w:t>Controlul execuției digitale autorizate</w:t>
+        <w:t xml:space="preserve">Controlul execuției digitale autorizate </w:t>
+        <w:br/>
+        <w:t>prin documente semnate</w:t>
       </w:r>
       <w:r>
         <w:rPr>
@@ -77,11 +79,9 @@
           <w:color w:val="2E74B5"/>
           <w:sz w:val="36"/>
         </w:rPr>
-        <w:br/>
-        <w:t>prin documente semnate</w:t>
       </w:r>
     </w:p>
-    <w:p>
+    <w:p ns2:paraId="59F6B2EE" ns2:textId="77777777">
       <w:pPr>
         <w:spacing w:after="720"/>
         <w:jc w:val="center"/>
@@ -104,7 +104,10 @@
       <w:tblGrid>
         <w:gridCol w:w="9360"/>
       </w:tblGrid>
-      <w:tr>
+      <w:tr ns2:paraId="388EC622" ns2:textId="77777777">
+        <w:trPr>
+          <w:tblHeader w:val="1"/>
+        </w:trPr>
         <w:tc>
           <w:tcPr>
             <w:tcW w:w="9360" w:type="dxa"/>
@@ -123,7 +126,7 @@
             </w:tcMar>
             <w:vAlign w:val="center"/>
           </w:tcPr>
-          <w:p>
+          <w:p ns2:paraId="683B33EB" ns2:textId="77777777">
             <w:pPr>
               <w:spacing w:after="40"/>
             </w:pPr>
@@ -137,7 +140,7 @@
               <w:t>PROMISIUNEA PRODUSULUI</w:t>
             </w:r>
           </w:p>
-          <w:p>
+          <w:p ns2:paraId="4243A7F2" ns2:textId="77777777">
             <w:pPr>
               <w:spacing w:after="20"/>
             </w:pPr>
@@ -148,13 +151,13 @@
                 <w:color w:val="FFFFFF"/>
                 <w:sz w:val="21"/>
               </w:rPr>
-              <w:t>Exact ceea ce s-a semnat. O singură dată.</w:t>
+              <w:t>Control verificabil de la aprobarea semnată la efectul API.</w:t>
             </w:r>
           </w:p>
         </w:tc>
       </w:tr>
     </w:tbl>
-    <w:p>
+    <w:p ns2:paraId="5853CA4F" ns2:textId="77777777">
       <w:pPr>
         <w:spacing w:after="480"/>
       </w:pPr>
@@ -170,7 +173,7 @@
         <w:gridCol w:w="2088"/>
         <w:gridCol w:w="7272"/>
       </w:tblGrid>
-      <w:tr>
+      <w:tr ns2:paraId="684E6959" ns2:textId="77777777">
         <w:trPr>
           <w:tblHeader/>
         </w:trPr>
@@ -192,7 +195,7 @@
             </w:tcMar>
             <w:vAlign w:val="center"/>
           </w:tcPr>
-          <w:p>
+          <w:p ns2:paraId="21852F3D" ns2:textId="77777777">
             <w:pPr>
               <w:spacing w:after="0"/>
             </w:pPr>
@@ -225,7 +228,7 @@
             </w:tcMar>
             <w:vAlign w:val="center"/>
           </w:tcPr>
-          <w:p>
+          <w:p ns2:paraId="0D71F847" ns2:textId="77777777">
             <w:pPr>
               <w:spacing w:after="0"/>
             </w:pPr>
@@ -241,7 +244,7 @@
           </w:p>
         </w:tc>
       </w:tr>
-      <w:tr>
+      <w:tr ns2:paraId="13F58FEF" ns2:textId="77777777">
         <w:tc>
           <w:tcPr>
             <w:tcW w:w="2088" w:type="dxa"/>
@@ -260,7 +263,7 @@
             </w:tcMar>
             <w:vAlign w:val="center"/>
           </w:tcPr>
-          <w:p>
+          <w:p ns2:paraId="232C65F5" ns2:textId="77777777">
             <w:pPr>
               <w:spacing w:after="0" w:line="240" w:lineRule="auto"/>
             </w:pPr>
@@ -291,7 +294,7 @@
             </w:tcMar>
             <w:vAlign w:val="center"/>
           </w:tcPr>
-          <w:p>
+          <w:p ns2:paraId="79502DAF" ns2:textId="77777777">
             <w:pPr>
               <w:spacing w:after="0" w:line="240" w:lineRule="auto"/>
             </w:pPr>
@@ -300,12 +303,12 @@
                 <w:rFonts w:eastAsia="Calibri"/>
                 <w:sz w:val="18"/>
               </w:rPr>
-              <w:t>Control tranzacțional document-to-API, modular și auditabil</w:t>
+              <w:t>Securitate cibernetică document-to-API, modulară și auditabilă</w:t>
             </w:r>
           </w:p>
         </w:tc>
       </w:tr>
-      <w:tr>
+      <w:tr ns2:paraId="539C13AC" ns2:textId="77777777">
         <w:tc>
           <w:tcPr>
             <w:tcW w:w="2088" w:type="dxa"/>
@@ -324,7 +327,7 @@
             </w:tcMar>
             <w:vAlign w:val="center"/>
           </w:tcPr>
-          <w:p>
+          <w:p ns2:paraId="4E9F72F4" ns2:textId="77777777">
             <w:pPr>
               <w:spacing w:after="0" w:line="240" w:lineRule="auto"/>
             </w:pPr>
@@ -355,7 +358,7 @@
             </w:tcMar>
             <w:vAlign w:val="center"/>
           </w:tcPr>
-          <w:p>
+          <w:p ns2:paraId="5609DE25" ns2:textId="77777777">
             <w:pPr>
               <w:spacing w:after="0" w:line="240" w:lineRule="auto"/>
             </w:pPr>
@@ -364,12 +367,12 @@
                 <w:rFonts w:eastAsia="Calibri"/>
                 <w:sz w:val="18"/>
               </w:rPr>
-              <w:t>Signed Intent Security · Verifiable Document Archive · Semantic Execution Gateway</w:t>
+              <w:t>SODIF Security · SODIF Archive · SODIF Gateway</w:t>
             </w:r>
           </w:p>
         </w:tc>
       </w:tr>
-      <w:tr>
+      <w:tr ns2:paraId="7EC4CAB6" ns2:textId="77777777">
         <w:tc>
           <w:tcPr>
             <w:tcW w:w="2088" w:type="dxa"/>
@@ -388,7 +391,7 @@
             </w:tcMar>
             <w:vAlign w:val="center"/>
           </w:tcPr>
-          <w:p>
+          <w:p ns2:paraId="25AB8C58" ns2:textId="77777777">
             <w:pPr>
               <w:spacing w:after="0" w:line="240" w:lineRule="auto"/>
             </w:pPr>
@@ -419,7 +422,7 @@
             </w:tcMar>
             <w:vAlign w:val="center"/>
           </w:tcPr>
-          <w:p>
+          <w:p ns2:paraId="4133E429" ns2:textId="77777777">
             <w:pPr>
               <w:spacing w:after="0" w:line="240" w:lineRule="auto"/>
             </w:pPr>
@@ -428,16 +431,17 @@
                 <w:rFonts w:eastAsia="Calibri"/>
                 <w:sz w:val="18"/>
               </w:rPr>
-              <w:t>Produs 0.19.0-product5 · document actualizat 25.08.2026</w:t>
+              <w:t>Produs 0.20.0 · validare de laborator TRL 4 · actualizat 13.09.2026</w:t>
             </w:r>
           </w:p>
         </w:tc>
       </w:tr>
     </w:tbl>
-    <w:p>
+    <w:p ns2:paraId="5EA1B5CE" ns2:textId="77777777">
       <w:pPr>
         <w:sectPr>
-          <w:footerReference w:type="default" r:id="rId8"/>
+          <w:footerReference w:type="default" ns3:id="rId8"/>
+          <w:headerReference w:type="default" ns3:id="rId16"/>
           <w:pgSz w:w="12240" w:h="15840"/>
           <w:pgMar w:top="1440" w:right="1440" w:bottom="1440" w:left="1440" w:header="708" w:footer="708" w:gutter="0"/>
           <w:cols w:space="720"/>
@@ -445,7 +449,7 @@
         </w:sectPr>
       </w:pPr>
     </w:p>
-    <w:p>
+    <w:p ns2:paraId="7CC88C41" ns2:textId="77777777">
       <w:pPr>
         <w:keepNext/>
         <w:spacing w:before="40" w:after="80"/>
@@ -461,7 +465,7 @@
         <w:t>ESENȚĂ ȘI DIFERENȚIERE</w:t>
       </w:r>
     </w:p>
-    <w:p>
+    <w:p ns2:paraId="34B99373" ns2:textId="77777777">
       <w:pPr>
         <w:pStyle w:val="Heading1"/>
       </w:pPr>
@@ -469,7 +473,7 @@
         <w:t>Documentul semnat devine o constrângere executabilă</w:t>
       </w:r>
     </w:p>
-    <w:p>
+    <w:p ns2:paraId="4E5A63BD" ns2:textId="77777777">
       <w:pPr>
         <w:spacing w:after="240"/>
       </w:pPr>
@@ -480,7 +484,7 @@
           <w:color w:val="0B1F3A"/>
           <w:sz w:val="24"/>
         </w:rPr>
-        <w:t>SODIF confirmă sensul operațional al reviziei semnate, îl transformă într-un permis criptografic unic și permite API-ului să execute numai acțiunea care corespunde exact aprobării.</w:t>
+        <w:t>SODIF confirmă sensul operațional al reviziei semnate, îl fixează într-un permis criptografic cu utilizare unică și verifică la execuție corespondența exactă dintre permis și cererea API.</w:t>
       </w:r>
     </w:p>
     <w:tbl>
@@ -495,7 +499,7 @@
         <w:gridCol w:w="4320"/>
         <w:gridCol w:w="2664"/>
       </w:tblGrid>
-      <w:tr>
+      <w:tr ns2:paraId="1A832F0F" ns2:textId="77777777">
         <w:trPr>
           <w:tblHeader/>
         </w:trPr>
@@ -517,7 +521,7 @@
             </w:tcMar>
             <w:vAlign w:val="center"/>
           </w:tcPr>
-          <w:p>
+          <w:p ns2:paraId="7CB13601" ns2:textId="77777777">
             <w:pPr>
               <w:spacing w:after="0"/>
             </w:pPr>
@@ -550,7 +554,7 @@
             </w:tcMar>
             <w:vAlign w:val="center"/>
           </w:tcPr>
-          <w:p>
+          <w:p ns2:paraId="3571B73B" ns2:textId="77777777">
             <w:pPr>
               <w:spacing w:after="0"/>
             </w:pPr>
@@ -583,7 +587,7 @@
             </w:tcMar>
             <w:vAlign w:val="center"/>
           </w:tcPr>
-          <w:p>
+          <w:p ns2:paraId="668F1771" ns2:textId="77777777">
             <w:pPr>
               <w:spacing w:after="0"/>
             </w:pPr>
@@ -599,7 +603,7 @@
           </w:p>
         </w:tc>
       </w:tr>
-      <w:tr>
+      <w:tr ns2:paraId="32F2B1D2" ns2:textId="77777777">
         <w:tc>
           <w:tcPr>
             <w:tcW w:w="2376" w:type="dxa"/>
@@ -618,7 +622,7 @@
             </w:tcMar>
             <w:vAlign w:val="center"/>
           </w:tcPr>
-          <w:p>
+          <w:p ns2:paraId="35B1003B" ns2:textId="77777777">
             <w:pPr>
               <w:spacing w:after="0" w:line="240" w:lineRule="auto"/>
             </w:pPr>
@@ -649,7 +653,7 @@
             </w:tcMar>
             <w:vAlign w:val="center"/>
           </w:tcPr>
-          <w:p>
+          <w:p ns2:paraId="6262B099" ns2:textId="77777777">
             <w:pPr>
               <w:spacing w:after="0" w:line="240" w:lineRule="auto"/>
             </w:pPr>
@@ -679,7 +683,7 @@
             </w:tcMar>
             <w:vAlign w:val="center"/>
           </w:tcPr>
-          <w:p>
+          <w:p ns2:paraId="7F1DBD43" ns2:textId="77777777">
             <w:pPr>
               <w:spacing w:after="0" w:line="240" w:lineRule="auto"/>
             </w:pPr>
@@ -693,7 +697,7 @@
           </w:p>
         </w:tc>
       </w:tr>
-      <w:tr>
+      <w:tr ns2:paraId="052276B2" ns2:textId="77777777">
         <w:tc>
           <w:tcPr>
             <w:tcW w:w="2376" w:type="dxa"/>
@@ -712,7 +716,7 @@
             </w:tcMar>
             <w:vAlign w:val="center"/>
           </w:tcPr>
-          <w:p>
+          <w:p ns2:paraId="239C9025" ns2:textId="77777777">
             <w:pPr>
               <w:spacing w:after="0" w:line="240" w:lineRule="auto"/>
             </w:pPr>
@@ -743,7 +747,7 @@
             </w:tcMar>
             <w:vAlign w:val="center"/>
           </w:tcPr>
-          <w:p>
+          <w:p ns2:paraId="4852A086" ns2:textId="77777777">
             <w:pPr>
               <w:spacing w:after="0" w:line="240" w:lineRule="auto"/>
             </w:pPr>
@@ -773,7 +777,7 @@
             </w:tcMar>
             <w:vAlign w:val="center"/>
           </w:tcPr>
-          <w:p>
+          <w:p ns2:paraId="24E520A7" ns2:textId="77777777">
             <w:pPr>
               <w:spacing w:after="0" w:line="240" w:lineRule="auto"/>
             </w:pPr>
@@ -787,7 +791,7 @@
           </w:p>
         </w:tc>
       </w:tr>
-      <w:tr>
+      <w:tr ns2:paraId="5025517E" ns2:textId="77777777">
         <w:tc>
           <w:tcPr>
             <w:tcW w:w="2376" w:type="dxa"/>
@@ -806,7 +810,7 @@
             </w:tcMar>
             <w:vAlign w:val="center"/>
           </w:tcPr>
-          <w:p>
+          <w:p ns2:paraId="16303DD8" ns2:textId="77777777">
             <w:pPr>
               <w:spacing w:after="0" w:line="240" w:lineRule="auto"/>
             </w:pPr>
@@ -837,7 +841,7 @@
             </w:tcMar>
             <w:vAlign w:val="center"/>
           </w:tcPr>
-          <w:p>
+          <w:p ns2:paraId="53C13D44" ns2:textId="77777777">
             <w:pPr>
               <w:spacing w:after="0" w:line="240" w:lineRule="auto"/>
             </w:pPr>
@@ -867,7 +871,7 @@
             </w:tcMar>
             <w:vAlign w:val="center"/>
           </w:tcPr>
-          <w:p>
+          <w:p ns2:paraId="37584394" ns2:textId="77777777">
             <w:pPr>
               <w:spacing w:after="0" w:line="240" w:lineRule="auto"/>
             </w:pPr>
@@ -881,7 +885,7 @@
           </w:p>
         </w:tc>
       </w:tr>
-      <w:tr>
+      <w:tr ns2:paraId="38D3AEAB" ns2:textId="77777777">
         <w:tc>
           <w:tcPr>
             <w:tcW w:w="2376" w:type="dxa"/>
@@ -900,7 +904,7 @@
             </w:tcMar>
             <w:vAlign w:val="center"/>
           </w:tcPr>
-          <w:p>
+          <w:p ns2:paraId="42B4289D" ns2:textId="77777777">
             <w:pPr>
               <w:spacing w:after="0" w:line="240" w:lineRule="auto"/>
             </w:pPr>
@@ -931,7 +935,7 @@
             </w:tcMar>
             <w:vAlign w:val="center"/>
           </w:tcPr>
-          <w:p>
+          <w:p ns2:paraId="1486E0B6" ns2:textId="77777777">
             <w:pPr>
               <w:spacing w:after="0" w:line="240" w:lineRule="auto"/>
             </w:pPr>
@@ -961,7 +965,7 @@
             </w:tcMar>
             <w:vAlign w:val="center"/>
           </w:tcPr>
-          <w:p>
+          <w:p ns2:paraId="15675925" ns2:textId="77777777">
             <w:pPr>
               <w:spacing w:after="0" w:line="240" w:lineRule="auto"/>
             </w:pPr>
@@ -975,7 +979,7 @@
           </w:p>
         </w:tc>
       </w:tr>
-      <w:tr>
+      <w:tr ns2:paraId="5EBFF548" ns2:textId="77777777">
         <w:tc>
           <w:tcPr>
             <w:tcW w:w="2376" w:type="dxa"/>
@@ -994,7 +998,7 @@
             </w:tcMar>
             <w:vAlign w:val="center"/>
           </w:tcPr>
-          <w:p>
+          <w:p ns2:paraId="2BE0A1E0" ns2:textId="77777777">
             <w:pPr>
               <w:spacing w:after="0" w:line="240" w:lineRule="auto"/>
             </w:pPr>
@@ -1025,7 +1029,7 @@
             </w:tcMar>
             <w:vAlign w:val="center"/>
           </w:tcPr>
-          <w:p>
+          <w:p ns2:paraId="63AEDA5A" ns2:textId="77777777">
             <w:pPr>
               <w:spacing w:after="0" w:line="240" w:lineRule="auto"/>
             </w:pPr>
@@ -1055,7 +1059,7 @@
             </w:tcMar>
             <w:vAlign w:val="center"/>
           </w:tcPr>
-          <w:p>
+          <w:p ns2:paraId="45FB8F94" ns2:textId="77777777">
             <w:pPr>
               <w:spacing w:after="0" w:line="240" w:lineRule="auto"/>
             </w:pPr>
@@ -1070,7 +1074,7 @@
         </w:tc>
       </w:tr>
     </w:tbl>
-    <w:p>
+    <w:p ns2:paraId="0531C72B" ns2:textId="77777777">
       <w:pPr>
         <w:pStyle w:val="Heading2"/>
       </w:pPr>
@@ -1078,7 +1082,7 @@
         <w:t>Unde este diferențierea</w:t>
       </w:r>
     </w:p>
-    <w:p>
+    <w:p ns2:paraId="61B26156" ns2:textId="77777777">
       <w:pPr>
         <w:spacing w:after="160"/>
       </w:pPr>
@@ -1086,7 +1090,7 @@
         <w:rPr>
           <w:rFonts w:eastAsia="Calibri"/>
         </w:rPr>
-        <w:t>Nici semnătura digitală, nici analiza multi-parser, nici semnarea unui request API nu sunt prezentate separat ca invenții. Diferențiatorul este mecanismul integrat și fail-closed care păstrează continuitatea verificabilă între toate aceste frontiere.</w:t>
+        <w:t>Diferențierea rezultă din mecanismul integrat, cu decizie fail-closed, care păstrează continuitatea verificabilă între revizia semnată, sensul operațional, permis și cererea API efectivă.</w:t>
       </w:r>
     </w:p>
     <w:tbl>
@@ -1099,7 +1103,10 @@
       <w:tblGrid>
         <w:gridCol w:w="9360"/>
       </w:tblGrid>
-      <w:tr>
+      <w:tr ns2:paraId="2D1E3C25" ns2:textId="77777777">
+        <w:trPr>
+          <w:tblHeader w:val="1"/>
+        </w:trPr>
         <w:tc>
           <w:tcPr>
             <w:tcW w:w="9360" w:type="dxa"/>
@@ -1118,7 +1125,7 @@
             </w:tcMar>
             <w:vAlign w:val="center"/>
           </w:tcPr>
-          <w:p>
+          <w:p ns2:paraId="134CFA3C" ns2:textId="77777777">
             <w:pPr>
               <w:spacing w:after="40"/>
             </w:pPr>
@@ -1132,7 +1139,7 @@
               <w:t>NUCLEUL TEHNIC</w:t>
             </w:r>
           </w:p>
-          <w:p>
+          <w:p ns2:paraId="0B28890C" ns2:textId="77777777">
             <w:pPr>
               <w:spacing w:after="20"/>
             </w:pPr>
@@ -1143,13 +1150,13 @@
                 <w:color w:val="FFFFFF"/>
                 <w:sz w:val="21"/>
               </w:rPr>
-              <w:t>Consens cross-view asupra câmpurilor cu efect + permis unic legat criptografic de cererea API efectiv executată.</w:t>
+              <w:t>Consens între reprezentări independente asupra câmpurilor critice, urmat de un permis unic legat criptografic de cererea API efectiv executată.</w:t>
             </w:r>
           </w:p>
         </w:tc>
       </w:tr>
     </w:tbl>
-    <w:p>
+    <w:p ns2:paraId="7BF6266A" ns2:textId="77777777">
       <w:pPr>
         <w:sectPr>
           <w:pgSz w:w="12240" w:h="15840"/>
@@ -1159,7 +1166,7 @@
         </w:sectPr>
       </w:pPr>
     </w:p>
-    <w:p>
+    <w:p ns2:paraId="2D2C9B95" ns2:textId="77777777">
       <w:pPr>
         <w:keepNext/>
         <w:spacing w:before="1360" w:after="80"/>
@@ -1175,12 +1182,12 @@
         <w:t>POZIȚIONARE TEHNICĂ</w:t>
       </w:r>
     </w:p>
-    <w:p>
+    <w:p ns2:paraId="23596C56" ns2:textId="77777777">
       <w:pPr>
         <w:pStyle w:val="Heading1"/>
       </w:pPr>
       <w:r>
-        <w:t>SODIF completează controalele existente, nu le reambalează</w:t>
+        <w:t>Poziționare la frontiera dintre securitatea documentelor și securitatea API</w:t>
       </w:r>
     </w:p>
     <w:tbl>
@@ -1196,7 +1203,7 @@
         <w:gridCol w:w="2376"/>
         <w:gridCol w:w="2664"/>
       </w:tblGrid>
-      <w:tr>
+      <w:tr ns2:paraId="6EDCC15E" ns2:textId="77777777">
         <w:trPr>
           <w:tblHeader/>
         </w:trPr>
@@ -1218,7 +1225,7 @@
             </w:tcMar>
             <w:vAlign w:val="center"/>
           </w:tcPr>
-          <w:p>
+          <w:p ns2:paraId="389DE47A" ns2:textId="77777777">
             <w:pPr>
               <w:spacing w:after="0"/>
             </w:pPr>
@@ -1251,7 +1258,7 @@
             </w:tcMar>
             <w:vAlign w:val="center"/>
           </w:tcPr>
-          <w:p>
+          <w:p ns2:paraId="1C52EFDE" ns2:textId="77777777">
             <w:pPr>
               <w:spacing w:after="0"/>
             </w:pPr>
@@ -1284,7 +1291,7 @@
             </w:tcMar>
             <w:vAlign w:val="center"/>
           </w:tcPr>
-          <w:p>
+          <w:p ns2:paraId="34C8DF6E" ns2:textId="77777777">
             <w:pPr>
               <w:spacing w:after="0"/>
             </w:pPr>
@@ -1317,7 +1324,7 @@
             </w:tcMar>
             <w:vAlign w:val="center"/>
           </w:tcPr>
-          <w:p>
+          <w:p ns2:paraId="19305941" ns2:textId="77777777">
             <w:pPr>
               <w:spacing w:after="0"/>
             </w:pPr>
@@ -1333,7 +1340,7 @@
           </w:p>
         </w:tc>
       </w:tr>
-      <w:tr>
+      <w:tr ns2:paraId="4E01D523" ns2:textId="77777777">
         <w:tc>
           <w:tcPr>
             <w:tcW w:w="1944" w:type="dxa"/>
@@ -1352,7 +1359,7 @@
             </w:tcMar>
             <w:vAlign w:val="center"/>
           </w:tcPr>
-          <w:p>
+          <w:p ns2:paraId="25F31A2D" ns2:textId="77777777">
             <w:pPr>
               <w:spacing w:after="0" w:line="240" w:lineRule="auto"/>
             </w:pPr>
@@ -1383,7 +1390,7 @@
             </w:tcMar>
             <w:vAlign w:val="center"/>
           </w:tcPr>
-          <w:p>
+          <w:p ns2:paraId="7A4000E4" ns2:textId="77777777">
             <w:pPr>
               <w:spacing w:after="0" w:line="240" w:lineRule="auto"/>
             </w:pPr>
@@ -1413,7 +1420,7 @@
             </w:tcMar>
             <w:vAlign w:val="center"/>
           </w:tcPr>
-          <w:p>
+          <w:p ns2:paraId="046F3526" ns2:textId="77777777">
             <w:pPr>
               <w:spacing w:after="0" w:line="240" w:lineRule="auto"/>
             </w:pPr>
@@ -1422,7 +1429,7 @@
                 <w:rFonts w:eastAsia="Calibri"/>
                 <w:sz w:val="15"/>
               </w:rPr>
-              <w:t>Nu verifică efectul API</w:t>
+              <w:t>Efectul API ulterior rămâne în afara controlului</w:t>
             </w:r>
           </w:p>
         </w:tc>
@@ -1443,7 +1450,7 @@
             </w:tcMar>
             <w:vAlign w:val="center"/>
           </w:tcPr>
-          <w:p>
+          <w:p ns2:paraId="3956B245" ns2:textId="77777777">
             <w:pPr>
               <w:spacing w:after="0" w:line="240" w:lineRule="auto"/>
             </w:pPr>
@@ -1457,7 +1464,7 @@
           </w:p>
         </w:tc>
       </w:tr>
-      <w:tr>
+      <w:tr ns2:paraId="5CC3DDFD" ns2:textId="77777777">
         <w:tc>
           <w:tcPr>
             <w:tcW w:w="1944" w:type="dxa"/>
@@ -1476,7 +1483,7 @@
             </w:tcMar>
             <w:vAlign w:val="center"/>
           </w:tcPr>
-          <w:p>
+          <w:p ns2:paraId="375A71E9" ns2:textId="77777777">
             <w:pPr>
               <w:spacing w:after="0" w:line="240" w:lineRule="auto"/>
             </w:pPr>
@@ -1507,7 +1514,7 @@
             </w:tcMar>
             <w:vAlign w:val="center"/>
           </w:tcPr>
-          <w:p>
+          <w:p ns2:paraId="23D0DB73" ns2:textId="77777777">
             <w:pPr>
               <w:spacing w:after="0" w:line="240" w:lineRule="auto"/>
             </w:pPr>
@@ -1537,7 +1544,7 @@
             </w:tcMar>
             <w:vAlign w:val="center"/>
           </w:tcPr>
-          <w:p>
+          <w:p ns2:paraId="1E7FA285" ns2:textId="77777777">
             <w:pPr>
               <w:spacing w:after="0" w:line="240" w:lineRule="auto"/>
             </w:pPr>
@@ -1546,7 +1553,7 @@
                 <w:rFonts w:eastAsia="Calibri"/>
                 <w:sz w:val="15"/>
               </w:rPr>
-              <w:t>Nu poate autoriza singur</w:t>
+              <w:t>Rezultatul este o interpretare cu nivel de încredere</w:t>
             </w:r>
           </w:p>
         </w:tc>
@@ -1567,7 +1574,7 @@
             </w:tcMar>
             <w:vAlign w:val="center"/>
           </w:tcPr>
-          <w:p>
+          <w:p ns2:paraId="218A96B2" ns2:textId="77777777">
             <w:pPr>
               <w:spacing w:after="0" w:line="240" w:lineRule="auto"/>
             </w:pPr>
@@ -1581,7 +1588,7 @@
           </w:p>
         </w:tc>
       </w:tr>
-      <w:tr>
+      <w:tr ns2:paraId="257E8699" ns2:textId="77777777">
         <w:tc>
           <w:tcPr>
             <w:tcW w:w="1944" w:type="dxa"/>
@@ -1600,7 +1607,7 @@
             </w:tcMar>
             <w:vAlign w:val="center"/>
           </w:tcPr>
-          <w:p>
+          <w:p ns2:paraId="61281D02" ns2:textId="77777777">
             <w:pPr>
               <w:spacing w:after="0" w:line="240" w:lineRule="auto"/>
             </w:pPr>
@@ -1631,7 +1638,7 @@
             </w:tcMar>
             <w:vAlign w:val="center"/>
           </w:tcPr>
-          <w:p>
+          <w:p ns2:paraId="5AEDB75B" ns2:textId="77777777">
             <w:pPr>
               <w:spacing w:after="0" w:line="240" w:lineRule="auto"/>
             </w:pPr>
@@ -1661,7 +1668,7 @@
             </w:tcMar>
             <w:vAlign w:val="center"/>
           </w:tcPr>
-          <w:p>
+          <w:p ns2:paraId="6CA011E5" ns2:textId="77777777">
             <w:pPr>
               <w:spacing w:after="0" w:line="240" w:lineRule="auto"/>
             </w:pPr>
@@ -1670,7 +1677,7 @@
                 <w:rFonts w:eastAsia="Calibri"/>
                 <w:sz w:val="15"/>
               </w:rPr>
-              <w:t>Nu impune coerența la runtime</w:t>
+              <w:t>Controlul runtime aparține sistemului destinație</w:t>
             </w:r>
           </w:p>
         </w:tc>
@@ -1691,7 +1698,7 @@
             </w:tcMar>
             <w:vAlign w:val="center"/>
           </w:tcPr>
-          <w:p>
+          <w:p ns2:paraId="53DB7759" ns2:textId="77777777">
             <w:pPr>
               <w:spacing w:after="0" w:line="240" w:lineRule="auto"/>
             </w:pPr>
@@ -1705,7 +1712,7 @@
           </w:p>
         </w:tc>
       </w:tr>
-      <w:tr>
+      <w:tr ns2:paraId="73A79CCA" ns2:textId="77777777">
         <w:tc>
           <w:tcPr>
             <w:tcW w:w="1944" w:type="dxa"/>
@@ -1724,7 +1731,7 @@
             </w:tcMar>
             <w:vAlign w:val="center"/>
           </w:tcPr>
-          <w:p>
+          <w:p ns2:paraId="01FE5954" ns2:textId="77777777">
             <w:pPr>
               <w:spacing w:after="0" w:line="240" w:lineRule="auto"/>
             </w:pPr>
@@ -1755,7 +1762,7 @@
             </w:tcMar>
             <w:vAlign w:val="center"/>
           </w:tcPr>
-          <w:p>
+          <w:p ns2:paraId="15B59268" ns2:textId="77777777">
             <w:pPr>
               <w:spacing w:after="0" w:line="240" w:lineRule="auto"/>
             </w:pPr>
@@ -1785,7 +1792,7 @@
             </w:tcMar>
             <w:vAlign w:val="center"/>
           </w:tcPr>
-          <w:p>
+          <w:p ns2:paraId="71BE5DAC" ns2:textId="77777777">
             <w:pPr>
               <w:spacing w:after="0" w:line="240" w:lineRule="auto"/>
             </w:pPr>
@@ -1794,7 +1801,7 @@
                 <w:rFonts w:eastAsia="Calibri"/>
                 <w:sz w:val="15"/>
               </w:rPr>
-              <w:t>Nu cunoaște aprobarea semnată</w:t>
+              <w:t>Politicile pornesc de la identitate, rută și trafic</w:t>
             </w:r>
           </w:p>
         </w:tc>
@@ -1815,7 +1822,7 @@
             </w:tcMar>
             <w:vAlign w:val="center"/>
           </w:tcPr>
-          <w:p>
+          <w:p ns2:paraId="2F1C81AD" ns2:textId="77777777">
             <w:pPr>
               <w:spacing w:after="0" w:line="240" w:lineRule="auto"/>
             </w:pPr>
@@ -1829,7 +1836,7 @@
           </w:p>
         </w:tc>
       </w:tr>
-      <w:tr>
+      <w:tr ns2:paraId="01643B21" ns2:textId="77777777">
         <w:tc>
           <w:tcPr>
             <w:tcW w:w="1944" w:type="dxa"/>
@@ -1848,7 +1855,7 @@
             </w:tcMar>
             <w:vAlign w:val="center"/>
           </w:tcPr>
-          <w:p>
+          <w:p ns2:paraId="0036F483" ns2:textId="77777777">
             <w:pPr>
               <w:spacing w:after="0" w:line="240" w:lineRule="auto"/>
             </w:pPr>
@@ -1879,7 +1886,7 @@
             </w:tcMar>
             <w:vAlign w:val="center"/>
           </w:tcPr>
-          <w:p>
+          <w:p ns2:paraId="574EF445" ns2:textId="77777777">
             <w:pPr>
               <w:spacing w:after="0" w:line="240" w:lineRule="auto"/>
             </w:pPr>
@@ -1909,7 +1916,7 @@
             </w:tcMar>
             <w:vAlign w:val="center"/>
           </w:tcPr>
-          <w:p>
+          <w:p ns2:paraId="0AFDDB21" ns2:textId="77777777">
             <w:pPr>
               <w:spacing w:after="0" w:line="240" w:lineRule="auto"/>
             </w:pPr>
@@ -1939,7 +1946,7 @@
             </w:tcMar>
             <w:vAlign w:val="center"/>
           </w:tcPr>
-          <w:p>
+          <w:p ns2:paraId="47CC3D9B" ns2:textId="77777777">
             <w:pPr>
               <w:spacing w:after="0" w:line="240" w:lineRule="auto"/>
             </w:pPr>
@@ -1953,7 +1960,7 @@
           </w:p>
         </w:tc>
       </w:tr>
-      <w:tr>
+      <w:tr ns2:paraId="2D771DE0" ns2:textId="77777777">
         <w:tc>
           <w:tcPr>
             <w:tcW w:w="1944" w:type="dxa"/>
@@ -1972,7 +1979,7 @@
             </w:tcMar>
             <w:vAlign w:val="center"/>
           </w:tcPr>
-          <w:p>
+          <w:p ns2:paraId="7D3D0FF7" ns2:textId="77777777">
             <w:pPr>
               <w:spacing w:after="0" w:line="240" w:lineRule="auto"/>
             </w:pPr>
@@ -2003,7 +2010,7 @@
             </w:tcMar>
             <w:vAlign w:val="center"/>
           </w:tcPr>
-          <w:p>
+          <w:p ns2:paraId="2A9A72AA" ns2:textId="77777777">
             <w:pPr>
               <w:spacing w:after="0" w:line="240" w:lineRule="auto"/>
             </w:pPr>
@@ -2033,7 +2040,7 @@
             </w:tcMar>
             <w:vAlign w:val="center"/>
           </w:tcPr>
-          <w:p>
+          <w:p ns2:paraId="022DB369" ns2:textId="77777777">
             <w:pPr>
               <w:spacing w:after="0" w:line="240" w:lineRule="auto"/>
             </w:pPr>
@@ -2063,7 +2070,7 @@
             </w:tcMar>
             <w:vAlign w:val="center"/>
           </w:tcPr>
-          <w:p>
+          <w:p ns2:paraId="2E4879D8" ns2:textId="77777777">
             <w:pPr>
               <w:spacing w:after="0" w:line="240" w:lineRule="auto"/>
             </w:pPr>
@@ -2078,7 +2085,7 @@
         </w:tc>
       </w:tr>
     </w:tbl>
-    <w:p>
+    <w:p ns2:paraId="4DC1F304" ns2:textId="77777777">
       <w:pPr>
         <w:pStyle w:val="Heading2"/>
       </w:pPr>
@@ -2086,7 +2093,7 @@
         <w:t>Poziția competitivă rezultată</w:t>
       </w:r>
     </w:p>
-    <w:p>
+    <w:p ns2:paraId="2494B5B9" ns2:textId="77777777">
       <w:pPr>
         <w:pStyle w:val="ListBullet"/>
       </w:pPr>
@@ -2098,7 +2105,7 @@
         <w:t>SODIF operează între document security și API security, într-o frontieră tratată de regulă fragmentat.</w:t>
       </w:r>
     </w:p>
-    <w:p>
+    <w:p ns2:paraId="780C48CE" ns2:textId="77777777">
       <w:pPr>
         <w:pStyle w:val="ListBullet"/>
       </w:pPr>
@@ -2107,10 +2114,10 @@
           <w:rFonts w:eastAsia="Calibri"/>
           <w:sz w:val="21"/>
         </w:rPr>
-        <w:t>Valoarea sa este verificarea efectului, nu simpla extracție sau automatizare a documentului.</w:t>
+        <w:t>Valoarea SODIF constă în verificarea efectului digital față de aprobarea semnată.</w:t>
       </w:r>
     </w:p>
-    <w:p>
+    <w:p ns2:paraId="0A51F56F" ns2:textId="77777777">
       <w:pPr>
         <w:pStyle w:val="ListBullet"/>
       </w:pPr>
@@ -2122,7 +2129,7 @@
         <w:t>AI-ul poate crește acoperirea semantică, însă permisiunea rămâne deterministă și reproductibilă.</w:t>
       </w:r>
     </w:p>
-    <w:p>
+    <w:p ns2:paraId="05415AB3" ns2:textId="77777777">
       <w:pPr>
         <w:pStyle w:val="ListBullet"/>
       </w:pPr>
@@ -2131,10 +2138,10 @@
           <w:rFonts w:eastAsia="Calibri"/>
           <w:sz w:val="21"/>
         </w:rPr>
-        <w:t>Gateway-ul semantic verifică intenția aprobată; nu încearcă să înlocuiască funcțiile mature ale unui gateway generalist.</w:t>
+        <w:t>SODIF Gateway furnizează controlul tranzacțional și se integrează cu funcțiile mature ale unui gateway generalist.</w:t>
       </w:r>
     </w:p>
-    <w:p>
+    <w:p ns2:paraId="3741416C" ns2:textId="77777777">
       <w:pPr>
         <w:sectPr>
           <w:pgSz w:w="12240" w:h="15840"/>
@@ -2144,7 +2151,7 @@
         </w:sectPr>
       </w:pPr>
     </w:p>
-    <w:p>
+    <w:p ns2:paraId="5D778F25" ns2:textId="77777777">
       <w:pPr>
         <w:keepNext/>
         <w:spacing w:before="1360" w:after="80"/>
@@ -2160,15 +2167,15 @@
         <w:t>STRUCTURA PRODUSULUI</w:t>
       </w:r>
     </w:p>
-    <w:p>
+    <w:p ns2:paraId="4EBB6026" ns2:textId="77777777">
       <w:pPr>
         <w:pStyle w:val="Heading1"/>
       </w:pPr>
       <w:r>
-        <w:t>Trei module autonome, o garanție transversală</w:t>
+        <w:t>Trei module, un lanț verificabil de execuție</w:t>
       </w:r>
     </w:p>
-    <w:p>
+    <w:p ns2:paraId="05646641" ns2:textId="77777777">
       <w:pPr>
         <w:spacing w:before="60" w:after="40"/>
         <w:jc w:val="center"/>
@@ -2178,43 +2185,43 @@
           <w:noProof/>
         </w:rPr>
         <w:drawing>
-          <wp:inline distT="0" distB="0" distL="0" distR="0" wp14:anchorId="57414E1E" wp14:editId="7F5EAD16">
+          <wp:inline distT="0" distB="0" distL="0" distR="0" ns5:anchorId="57414E1E" ns5:editId="7F5EAD16">
             <wp:extent cx="5394960" cy="3034665"/>
             <wp:effectExtent l="0" t="0" r="0" b="0"/>
-            <wp:docPr id="1" name="Picture 1"/>
+            <wp:docPr id="1" name="Picture 1" descr="Pagina principală SODIF cu navigarea celor trei module de produs." title="Captură de produs SODIF"/>
             <wp:cNvGraphicFramePr>
-              <a:graphicFrameLocks xmlns:a="http://schemas.openxmlformats.org/drawingml/2006/main" noChangeAspect="1"/>
+              <ns6:graphicFrameLocks noChangeAspect="1"/>
             </wp:cNvGraphicFramePr>
-            <a:graphic xmlns:a="http://schemas.openxmlformats.org/drawingml/2006/main">
-              <a:graphicData uri="http://schemas.openxmlformats.org/drawingml/2006/picture">
-                <pic:pic xmlns:pic="http://schemas.openxmlformats.org/drawingml/2006/picture">
-                  <pic:nvPicPr>
-                    <pic:cNvPr id="0" name="01_landing.png"/>
-                    <pic:cNvPicPr/>
-                  </pic:nvPicPr>
-                  <pic:blipFill>
-                    <a:blip r:embed="rId9"/>
-                    <a:stretch>
-                      <a:fillRect/>
-                    </a:stretch>
-                  </pic:blipFill>
-                  <pic:spPr>
-                    <a:xfrm>
-                      <a:off x="0" y="0"/>
-                      <a:ext cx="5394960" cy="3034665"/>
-                    </a:xfrm>
-                    <a:prstGeom prst="rect">
-                      <a:avLst/>
-                    </a:prstGeom>
-                  </pic:spPr>
-                </pic:pic>
-              </a:graphicData>
-            </a:graphic>
+            <ns6:graphic>
+              <ns6:graphicData uri="http://schemas.openxmlformats.org/drawingml/2006/picture">
+                <ns7:pic>
+                  <ns7:nvPicPr>
+                    <ns7:cNvPr id="0" name="01_landing.png"/>
+                    <ns7:cNvPicPr/>
+                  </ns7:nvPicPr>
+                  <ns7:blipFill>
+                    <ns6:blip ns3:embed="rId9"/>
+                    <ns6:stretch>
+                      <ns6:fillRect/>
+                    </ns6:stretch>
+                  </ns7:blipFill>
+                  <ns7:spPr>
+                    <ns6:xfrm>
+                      <ns6:off x="0" y="0"/>
+                      <ns6:ext cx="5394960" cy="3034665"/>
+                    </ns6:xfrm>
+                    <ns6:prstGeom prst="rect">
+                      <ns6:avLst/>
+                    </ns6:prstGeom>
+                  </ns7:spPr>
+                </ns7:pic>
+              </ns6:graphicData>
+            </ns6:graphic>
           </wp:inline>
         </w:drawing>
       </w:r>
     </w:p>
-    <w:p>
+    <w:p ns2:paraId="77B373EC" ns2:textId="77777777">
       <w:pPr>
         <w:spacing w:after="100"/>
         <w:jc w:val="center"/>
@@ -2241,7 +2248,7 @@
         <w:gridCol w:w="4032"/>
         <w:gridCol w:w="2592"/>
       </w:tblGrid>
-      <w:tr>
+      <w:tr ns2:paraId="3B0A6163" ns2:textId="77777777">
         <w:trPr>
           <w:tblHeader/>
         </w:trPr>
@@ -2263,7 +2270,7 @@
             </w:tcMar>
             <w:vAlign w:val="center"/>
           </w:tcPr>
-          <w:p>
+          <w:p ns2:paraId="3A731A4C" ns2:textId="77777777">
             <w:pPr>
               <w:spacing w:after="0"/>
             </w:pPr>
@@ -2296,7 +2303,7 @@
             </w:tcMar>
             <w:vAlign w:val="center"/>
           </w:tcPr>
-          <w:p>
+          <w:p ns2:paraId="6CC4AF4C" ns2:textId="77777777">
             <w:pPr>
               <w:spacing w:after="0"/>
             </w:pPr>
@@ -2329,7 +2336,7 @@
             </w:tcMar>
             <w:vAlign w:val="center"/>
           </w:tcPr>
-          <w:p>
+          <w:p ns2:paraId="5085E0B5" ns2:textId="77777777">
             <w:pPr>
               <w:spacing w:after="0"/>
             </w:pPr>
@@ -2345,7 +2352,7 @@
           </w:p>
         </w:tc>
       </w:tr>
-      <w:tr>
+      <w:tr ns2:paraId="6E2B1A2A" ns2:textId="77777777">
         <w:tc>
           <w:tcPr>
             <w:tcW w:w="2736" w:type="dxa"/>
@@ -2364,7 +2371,7 @@
             </w:tcMar>
             <w:vAlign w:val="center"/>
           </w:tcPr>
-          <w:p>
+          <w:p ns2:paraId="1846E072" ns2:textId="77777777">
             <w:pPr>
               <w:spacing w:after="0" w:line="240" w:lineRule="auto"/>
             </w:pPr>
@@ -2374,7 +2381,7 @@
                 <w:b/>
                 <w:sz w:val="16"/>
               </w:rPr>
-              <w:t>Signed Intent Security</w:t>
+              <w:t>SODIF Security</w:t>
             </w:r>
           </w:p>
         </w:tc>
@@ -2395,7 +2402,7 @@
             </w:tcMar>
             <w:vAlign w:val="center"/>
           </w:tcPr>
-          <w:p>
+          <w:p ns2:paraId="721D21D8" ns2:textId="77777777">
             <w:pPr>
               <w:spacing w:after="0" w:line="240" w:lineRule="auto"/>
             </w:pPr>
@@ -2425,7 +2432,7 @@
             </w:tcMar>
             <w:vAlign w:val="center"/>
           </w:tcPr>
-          <w:p>
+          <w:p ns2:paraId="62A850A8" ns2:textId="77777777">
             <w:pPr>
               <w:spacing w:after="0" w:line="240" w:lineRule="auto"/>
             </w:pPr>
@@ -2439,7 +2446,7 @@
           </w:p>
         </w:tc>
       </w:tr>
-      <w:tr>
+      <w:tr ns2:paraId="1B478BC7" ns2:textId="77777777">
         <w:tc>
           <w:tcPr>
             <w:tcW w:w="2736" w:type="dxa"/>
@@ -2458,7 +2465,7 @@
             </w:tcMar>
             <w:vAlign w:val="center"/>
           </w:tcPr>
-          <w:p>
+          <w:p ns2:paraId="0697B4FF" ns2:textId="77777777">
             <w:pPr>
               <w:spacing w:after="0" w:line="240" w:lineRule="auto"/>
             </w:pPr>
@@ -2468,7 +2475,7 @@
                 <w:b/>
                 <w:sz w:val="16"/>
               </w:rPr>
-              <w:t>Verifiable Document Archive</w:t>
+              <w:t>SODIF Archive</w:t>
             </w:r>
           </w:p>
         </w:tc>
@@ -2489,7 +2496,7 @@
             </w:tcMar>
             <w:vAlign w:val="center"/>
           </w:tcPr>
-          <w:p>
+          <w:p ns2:paraId="0507584E" ns2:textId="77777777">
             <w:pPr>
               <w:spacing w:after="0" w:line="240" w:lineRule="auto"/>
             </w:pPr>
@@ -2519,7 +2526,7 @@
             </w:tcMar>
             <w:vAlign w:val="center"/>
           </w:tcPr>
-          <w:p>
+          <w:p ns2:paraId="05D36E9F" ns2:textId="77777777">
             <w:pPr>
               <w:spacing w:after="0" w:line="240" w:lineRule="auto"/>
             </w:pPr>
@@ -2533,7 +2540,7 @@
           </w:p>
         </w:tc>
       </w:tr>
-      <w:tr>
+      <w:tr ns2:paraId="2D184E16" ns2:textId="77777777">
         <w:tc>
           <w:tcPr>
             <w:tcW w:w="2736" w:type="dxa"/>
@@ -2552,7 +2559,7 @@
             </w:tcMar>
             <w:vAlign w:val="center"/>
           </w:tcPr>
-          <w:p>
+          <w:p ns2:paraId="22CA05BF" ns2:textId="77777777">
             <w:pPr>
               <w:spacing w:after="0" w:line="240" w:lineRule="auto"/>
             </w:pPr>
@@ -2562,7 +2569,7 @@
                 <w:b/>
                 <w:sz w:val="16"/>
               </w:rPr>
-              <w:t>Semantic Execution Gateway</w:t>
+              <w:t>SODIF Gateway</w:t>
             </w:r>
           </w:p>
         </w:tc>
@@ -2583,7 +2590,7 @@
             </w:tcMar>
             <w:vAlign w:val="center"/>
           </w:tcPr>
-          <w:p>
+          <w:p ns2:paraId="3B4B298F" ns2:textId="77777777">
             <w:pPr>
               <w:spacing w:after="0" w:line="240" w:lineRule="auto"/>
             </w:pPr>
@@ -2613,7 +2620,7 @@
             </w:tcMar>
             <w:vAlign w:val="center"/>
           </w:tcPr>
-          <w:p>
+          <w:p ns2:paraId="4D861D21" ns2:textId="77777777">
             <w:pPr>
               <w:spacing w:after="0" w:line="240" w:lineRule="auto"/>
             </w:pPr>
@@ -2628,7 +2635,7 @@
         </w:tc>
       </w:tr>
     </w:tbl>
-    <w:p>
+    <w:p ns2:paraId="18786654" ns2:textId="77777777">
       <w:pPr>
         <w:sectPr>
           <w:pgSz w:w="12240" w:h="15840"/>
@@ -2638,7 +2645,7 @@
         </w:sectPr>
       </w:pPr>
     </w:p>
-    <w:p>
+    <w:p ns2:paraId="5DFA712A" ns2:textId="77777777">
       <w:pPr>
         <w:keepNext/>
         <w:spacing w:before="40" w:after="80"/>
@@ -2654,7 +2661,7 @@
         <w:t>ARHITECTURĂ LOGICĂ</w:t>
       </w:r>
     </w:p>
-    <w:p>
+    <w:p ns2:paraId="6BD4517D" ns2:textId="77777777">
       <w:pPr>
         <w:pStyle w:val="Heading1"/>
       </w:pPr>
@@ -2674,7 +2681,7 @@
         <w:gridCol w:w="3816"/>
         <w:gridCol w:w="3528"/>
       </w:tblGrid>
-      <w:tr>
+      <w:tr ns2:paraId="77E02D9B" ns2:textId="77777777">
         <w:trPr>
           <w:tblHeader/>
         </w:trPr>
@@ -2696,7 +2703,7 @@
             </w:tcMar>
             <w:vAlign w:val="center"/>
           </w:tcPr>
-          <w:p>
+          <w:p ns2:paraId="4B472491" ns2:textId="77777777">
             <w:pPr>
               <w:spacing w:after="0"/>
             </w:pPr>
@@ -2729,7 +2736,7 @@
             </w:tcMar>
             <w:vAlign w:val="center"/>
           </w:tcPr>
-          <w:p>
+          <w:p ns2:paraId="0352A7C5" ns2:textId="77777777">
             <w:pPr>
               <w:spacing w:after="0"/>
             </w:pPr>
@@ -2762,7 +2769,7 @@
             </w:tcMar>
             <w:vAlign w:val="center"/>
           </w:tcPr>
-          <w:p>
+          <w:p ns2:paraId="14FAE2EC" ns2:textId="77777777">
             <w:pPr>
               <w:spacing w:after="0"/>
             </w:pPr>
@@ -2778,7 +2785,7 @@
           </w:p>
         </w:tc>
       </w:tr>
-      <w:tr>
+      <w:tr ns2:paraId="7862B399" ns2:textId="77777777">
         <w:tc>
           <w:tcPr>
             <w:tcW w:w="2016" w:type="dxa"/>
@@ -2797,7 +2804,7 @@
             </w:tcMar>
             <w:vAlign w:val="center"/>
           </w:tcPr>
-          <w:p>
+          <w:p ns2:paraId="6E429B27" ns2:textId="77777777">
             <w:pPr>
               <w:spacing w:after="0" w:line="240" w:lineRule="auto"/>
             </w:pPr>
@@ -2828,7 +2835,7 @@
             </w:tcMar>
             <w:vAlign w:val="center"/>
           </w:tcPr>
-          <w:p>
+          <w:p ns2:paraId="0C470D26" ns2:textId="77777777">
             <w:pPr>
               <w:spacing w:after="0" w:line="240" w:lineRule="auto"/>
             </w:pPr>
@@ -2858,7 +2865,7 @@
             </w:tcMar>
             <w:vAlign w:val="center"/>
           </w:tcPr>
-          <w:p>
+          <w:p ns2:paraId="1CD02686" ns2:textId="77777777">
             <w:pPr>
               <w:spacing w:after="0" w:line="240" w:lineRule="auto"/>
             </w:pPr>
@@ -2867,12 +2874,12 @@
                 <w:rFonts w:eastAsia="Calibri"/>
                 <w:sz w:val="16"/>
               </w:rPr>
-              <w:t>UI-ul orchestrează; nu decide securitatea</w:t>
+              <w:t>Decizia de securitate aparține nucleului de domeniu</w:t>
             </w:r>
           </w:p>
         </w:tc>
       </w:tr>
-      <w:tr>
+      <w:tr ns2:paraId="476EE721" ns2:textId="77777777">
         <w:tc>
           <w:tcPr>
             <w:tcW w:w="2016" w:type="dxa"/>
@@ -2891,7 +2898,7 @@
             </w:tcMar>
             <w:vAlign w:val="center"/>
           </w:tcPr>
-          <w:p>
+          <w:p ns2:paraId="7D90FB60" ns2:textId="77777777">
             <w:pPr>
               <w:spacing w:after="0" w:line="240" w:lineRule="auto"/>
             </w:pPr>
@@ -2922,7 +2929,7 @@
             </w:tcMar>
             <w:vAlign w:val="center"/>
           </w:tcPr>
-          <w:p>
+          <w:p ns2:paraId="3E088963" ns2:textId="77777777">
             <w:pPr>
               <w:spacing w:after="0" w:line="240" w:lineRule="auto"/>
             </w:pPr>
@@ -2952,7 +2959,7 @@
             </w:tcMar>
             <w:vAlign w:val="center"/>
           </w:tcPr>
-          <w:p>
+          <w:p ns2:paraId="688B6A03" ns2:textId="77777777">
             <w:pPr>
               <w:spacing w:after="0" w:line="240" w:lineRule="auto"/>
             </w:pPr>
@@ -2966,7 +2973,7 @@
           </w:p>
         </w:tc>
       </w:tr>
-      <w:tr>
+      <w:tr ns2:paraId="08BCBD31" ns2:textId="77777777">
         <w:tc>
           <w:tcPr>
             <w:tcW w:w="2016" w:type="dxa"/>
@@ -2985,7 +2992,7 @@
             </w:tcMar>
             <w:vAlign w:val="center"/>
           </w:tcPr>
-          <w:p>
+          <w:p ns2:paraId="04A5C85D" ns2:textId="77777777">
             <w:pPr>
               <w:spacing w:after="0" w:line="240" w:lineRule="auto"/>
             </w:pPr>
@@ -3016,7 +3023,7 @@
             </w:tcMar>
             <w:vAlign w:val="center"/>
           </w:tcPr>
-          <w:p>
+          <w:p ns2:paraId="6704566C" ns2:textId="77777777">
             <w:pPr>
               <w:spacing w:after="0" w:line="240" w:lineRule="auto"/>
             </w:pPr>
@@ -3046,7 +3053,7 @@
             </w:tcMar>
             <w:vAlign w:val="center"/>
           </w:tcPr>
-          <w:p>
+          <w:p ns2:paraId="2C7467BE" ns2:textId="77777777">
             <w:pPr>
               <w:spacing w:after="0" w:line="240" w:lineRule="auto"/>
             </w:pPr>
@@ -3060,7 +3067,7 @@
           </w:p>
         </w:tc>
       </w:tr>
-      <w:tr>
+      <w:tr ns2:paraId="5947A8CD" ns2:textId="77777777">
         <w:tc>
           <w:tcPr>
             <w:tcW w:w="2016" w:type="dxa"/>
@@ -3079,7 +3086,7 @@
             </w:tcMar>
             <w:vAlign w:val="center"/>
           </w:tcPr>
-          <w:p>
+          <w:p ns2:paraId="4BB2BA1F" ns2:textId="77777777">
             <w:pPr>
               <w:spacing w:after="0" w:line="240" w:lineRule="auto"/>
             </w:pPr>
@@ -3110,7 +3117,7 @@
             </w:tcMar>
             <w:vAlign w:val="center"/>
           </w:tcPr>
-          <w:p>
+          <w:p ns2:paraId="229B0F61" ns2:textId="77777777">
             <w:pPr>
               <w:spacing w:after="0" w:line="240" w:lineRule="auto"/>
             </w:pPr>
@@ -3140,7 +3147,7 @@
             </w:tcMar>
             <w:vAlign w:val="center"/>
           </w:tcPr>
-          <w:p>
+          <w:p ns2:paraId="31A9C718" ns2:textId="77777777">
             <w:pPr>
               <w:spacing w:after="0" w:line="240" w:lineRule="auto"/>
             </w:pPr>
@@ -3154,7 +3161,7 @@
           </w:p>
         </w:tc>
       </w:tr>
-      <w:tr>
+      <w:tr ns2:paraId="1681903C" ns2:textId="77777777">
         <w:tc>
           <w:tcPr>
             <w:tcW w:w="2016" w:type="dxa"/>
@@ -3173,7 +3180,7 @@
             </w:tcMar>
             <w:vAlign w:val="center"/>
           </w:tcPr>
-          <w:p>
+          <w:p ns2:paraId="2D23AC72" ns2:textId="77777777">
             <w:pPr>
               <w:spacing w:after="0" w:line="240" w:lineRule="auto"/>
             </w:pPr>
@@ -3204,7 +3211,7 @@
             </w:tcMar>
             <w:vAlign w:val="center"/>
           </w:tcPr>
-          <w:p>
+          <w:p ns2:paraId="4C9B6170" ns2:textId="77777777">
             <w:pPr>
               <w:spacing w:after="0" w:line="240" w:lineRule="auto"/>
             </w:pPr>
@@ -3234,7 +3241,7 @@
             </w:tcMar>
             <w:vAlign w:val="center"/>
           </w:tcPr>
-          <w:p>
+          <w:p ns2:paraId="7FF5DF39" ns2:textId="77777777">
             <w:pPr>
               <w:spacing w:after="0" w:line="240" w:lineRule="auto"/>
             </w:pPr>
@@ -3249,7 +3256,7 @@
         </w:tc>
       </w:tr>
     </w:tbl>
-    <w:p>
+    <w:p ns2:paraId="03871176" ns2:textId="77777777">
       <w:pPr>
         <w:pStyle w:val="Heading2"/>
       </w:pPr>
@@ -3271,7 +3278,7 @@
         <w:gridCol w:w="1872"/>
         <w:gridCol w:w="1872"/>
       </w:tblGrid>
-      <w:tr>
+      <w:tr ns2:paraId="033779A7" ns2:textId="77777777">
         <w:trPr>
           <w:tblHeader/>
         </w:trPr>
@@ -3293,7 +3300,7 @@
             </w:tcMar>
             <w:vAlign w:val="center"/>
           </w:tcPr>
-          <w:p>
+          <w:p ns2:paraId="6FB5902A" ns2:textId="77777777">
             <w:pPr>
               <w:spacing w:after="0"/>
             </w:pPr>
@@ -3326,7 +3333,7 @@
             </w:tcMar>
             <w:vAlign w:val="center"/>
           </w:tcPr>
-          <w:p>
+          <w:p ns2:paraId="23689338" ns2:textId="77777777">
             <w:pPr>
               <w:spacing w:after="0"/>
             </w:pPr>
@@ -3359,7 +3366,7 @@
             </w:tcMar>
             <w:vAlign w:val="center"/>
           </w:tcPr>
-          <w:p>
+          <w:p ns2:paraId="7DE49DD6" ns2:textId="77777777">
             <w:pPr>
               <w:spacing w:after="0"/>
             </w:pPr>
@@ -3392,7 +3399,7 @@
             </w:tcMar>
             <w:vAlign w:val="center"/>
           </w:tcPr>
-          <w:p>
+          <w:p ns2:paraId="46881A6B" ns2:textId="77777777">
             <w:pPr>
               <w:spacing w:after="0"/>
             </w:pPr>
@@ -3425,7 +3432,7 @@
             </w:tcMar>
             <w:vAlign w:val="center"/>
           </w:tcPr>
-          <w:p>
+          <w:p ns2:paraId="6E6A687D" ns2:textId="77777777">
             <w:pPr>
               <w:spacing w:after="0"/>
             </w:pPr>
@@ -3441,7 +3448,7 @@
           </w:p>
         </w:tc>
       </w:tr>
-      <w:tr>
+      <w:tr ns2:paraId="2A66593B" ns2:textId="77777777">
         <w:tc>
           <w:tcPr>
             <w:tcW w:w="1872" w:type="dxa"/>
@@ -3459,7 +3466,7 @@
             </w:tcMar>
             <w:vAlign w:val="center"/>
           </w:tcPr>
-          <w:p>
+          <w:p ns2:paraId="0242A110" ns2:textId="77777777">
             <w:pPr>
               <w:spacing w:after="0" w:line="240" w:lineRule="auto"/>
             </w:pPr>
@@ -3490,7 +3497,7 @@
             </w:tcMar>
             <w:vAlign w:val="center"/>
           </w:tcPr>
-          <w:p>
+          <w:p ns2:paraId="5129886E" ns2:textId="77777777">
             <w:pPr>
               <w:spacing w:after="0" w:line="240" w:lineRule="auto"/>
             </w:pPr>
@@ -3520,7 +3527,7 @@
             </w:tcMar>
             <w:vAlign w:val="center"/>
           </w:tcPr>
-          <w:p>
+          <w:p ns2:paraId="4163B57A" ns2:textId="77777777">
             <w:pPr>
               <w:spacing w:after="0" w:line="240" w:lineRule="auto"/>
             </w:pPr>
@@ -3550,7 +3557,7 @@
             </w:tcMar>
             <w:vAlign w:val="center"/>
           </w:tcPr>
-          <w:p>
+          <w:p ns2:paraId="2935F37F" ns2:textId="77777777">
             <w:pPr>
               <w:spacing w:after="0" w:line="240" w:lineRule="auto"/>
             </w:pPr>
@@ -3580,7 +3587,7 @@
             </w:tcMar>
             <w:vAlign w:val="center"/>
           </w:tcPr>
-          <w:p>
+          <w:p ns2:paraId="15CB1160" ns2:textId="77777777">
             <w:pPr>
               <w:spacing w:after="0" w:line="240" w:lineRule="auto"/>
             </w:pPr>
@@ -3595,7 +3602,7 @@
         </w:tc>
       </w:tr>
     </w:tbl>
-    <w:p>
+    <w:p ns2:paraId="3379FF9B" ns2:textId="77777777">
       <w:pPr>
         <w:pStyle w:val="Heading2"/>
       </w:pPr>
@@ -3603,7 +3610,7 @@
         <w:t>Invariante</w:t>
       </w:r>
     </w:p>
-    <w:p>
+    <w:p ns2:paraId="6A4FA89C" ns2:textId="77777777">
       <w:pPr>
         <w:pStyle w:val="ListBullet"/>
       </w:pPr>
@@ -3615,7 +3622,7 @@
         <w:t>Nicio execuție fără revizie identificată, politică validă și consens acceptat.</w:t>
       </w:r>
     </w:p>
-    <w:p>
+    <w:p ns2:paraId="0D045792" ns2:textId="77777777">
       <w:pPr>
         <w:pStyle w:val="ListBullet"/>
       </w:pPr>
@@ -3627,7 +3634,7 @@
         <w:t>Nicio valoare critică fără tip, proveniență și verificare independentă.</w:t>
       </w:r>
     </w:p>
-    <w:p>
+    <w:p ns2:paraId="7AA028EB" ns2:textId="77777777">
       <w:pPr>
         <w:pStyle w:val="ListBullet"/>
       </w:pPr>
@@ -3639,7 +3646,7 @@
         <w:t>Nicio rutare dacă metoda, calea, audiența sau parametrii diferă de permis.</w:t>
       </w:r>
     </w:p>
-    <w:p>
+    <w:p ns2:paraId="6D4EB801" ns2:textId="77777777">
       <w:pPr>
         <w:pStyle w:val="ListBullet"/>
       </w:pPr>
@@ -3651,7 +3658,7 @@
         <w:t>Orice decizie cu efect extern produce dovadă și poate fi verificată independent.</w:t>
       </w:r>
     </w:p>
-    <w:p>
+    <w:p ns2:paraId="7FF5E948" ns2:textId="77777777">
       <w:pPr>
         <w:sectPr>
           <w:pgSz w:w="12240" w:h="15840"/>
@@ -3661,7 +3668,7 @@
         </w:sectPr>
       </w:pPr>
     </w:p>
-    <w:p>
+    <w:p ns2:paraId="18037727" ns2:textId="77777777">
       <w:pPr>
         <w:keepNext/>
         <w:spacing w:before="1360" w:after="80"/>
@@ -3677,7 +3684,7 @@
         <w:t>CONTRACTE ȘI PROTOCOALE</w:t>
       </w:r>
     </w:p>
-    <w:p>
+    <w:p ns2:paraId="57FEE0B8" ns2:textId="77777777">
       <w:pPr>
         <w:pStyle w:val="Heading1"/>
       </w:pPr>
@@ -3697,7 +3704,7 @@
         <w:gridCol w:w="4536"/>
         <w:gridCol w:w="2232"/>
       </w:tblGrid>
-      <w:tr>
+      <w:tr ns2:paraId="1B05A2D1" ns2:textId="77777777">
         <w:trPr>
           <w:tblHeader/>
         </w:trPr>
@@ -3719,7 +3726,7 @@
             </w:tcMar>
             <w:vAlign w:val="center"/>
           </w:tcPr>
-          <w:p>
+          <w:p ns2:paraId="67FFCC9B" ns2:textId="77777777">
             <w:pPr>
               <w:spacing w:after="0"/>
             </w:pPr>
@@ -3752,7 +3759,7 @@
             </w:tcMar>
             <w:vAlign w:val="center"/>
           </w:tcPr>
-          <w:p>
+          <w:p ns2:paraId="5B594760" ns2:textId="77777777">
             <w:pPr>
               <w:spacing w:after="0"/>
             </w:pPr>
@@ -3785,7 +3792,7 @@
             </w:tcMar>
             <w:vAlign w:val="center"/>
           </w:tcPr>
-          <w:p>
+          <w:p ns2:paraId="0B140B64" ns2:textId="77777777">
             <w:pPr>
               <w:spacing w:after="0"/>
             </w:pPr>
@@ -3801,7 +3808,7 @@
           </w:p>
         </w:tc>
       </w:tr>
-      <w:tr>
+      <w:tr ns2:paraId="65864BD6" ns2:textId="77777777">
         <w:tc>
           <w:tcPr>
             <w:tcW w:w="2592" w:type="dxa"/>
@@ -3820,7 +3827,7 @@
             </w:tcMar>
             <w:vAlign w:val="center"/>
           </w:tcPr>
-          <w:p>
+          <w:p ns2:paraId="4243FB33" ns2:textId="77777777">
             <w:pPr>
               <w:spacing w:after="0" w:line="240" w:lineRule="auto"/>
             </w:pPr>
@@ -3851,7 +3858,7 @@
             </w:tcMar>
             <w:vAlign w:val="center"/>
           </w:tcPr>
-          <w:p>
+          <w:p ns2:paraId="4508B41C" ns2:textId="77777777">
             <w:pPr>
               <w:spacing w:after="0" w:line="240" w:lineRule="auto"/>
             </w:pPr>
@@ -3881,7 +3888,7 @@
             </w:tcMar>
             <w:vAlign w:val="center"/>
           </w:tcPr>
-          <w:p>
+          <w:p ns2:paraId="79F2752E" ns2:textId="77777777">
             <w:pPr>
               <w:spacing w:after="0" w:line="240" w:lineRule="auto"/>
             </w:pPr>
@@ -3895,7 +3902,7 @@
           </w:p>
         </w:tc>
       </w:tr>
-      <w:tr>
+      <w:tr ns2:paraId="38FBF459" ns2:textId="77777777">
         <w:tc>
           <w:tcPr>
             <w:tcW w:w="2592" w:type="dxa"/>
@@ -3914,7 +3921,7 @@
             </w:tcMar>
             <w:vAlign w:val="center"/>
           </w:tcPr>
-          <w:p>
+          <w:p ns2:paraId="6C1840C2" ns2:textId="77777777">
             <w:pPr>
               <w:spacing w:after="0" w:line="240" w:lineRule="auto"/>
             </w:pPr>
@@ -3945,7 +3952,7 @@
             </w:tcMar>
             <w:vAlign w:val="center"/>
           </w:tcPr>
-          <w:p>
+          <w:p ns2:paraId="79794184" ns2:textId="77777777">
             <w:pPr>
               <w:spacing w:after="0" w:line="240" w:lineRule="auto"/>
             </w:pPr>
@@ -3975,7 +3982,7 @@
             </w:tcMar>
             <w:vAlign w:val="center"/>
           </w:tcPr>
-          <w:p>
+          <w:p ns2:paraId="3BD36CA6" ns2:textId="77777777">
             <w:pPr>
               <w:spacing w:after="0" w:line="240" w:lineRule="auto"/>
             </w:pPr>
@@ -3989,7 +3996,7 @@
           </w:p>
         </w:tc>
       </w:tr>
-      <w:tr>
+      <w:tr ns2:paraId="361CF50D" ns2:textId="77777777">
         <w:tc>
           <w:tcPr>
             <w:tcW w:w="2592" w:type="dxa"/>
@@ -4008,7 +4015,7 @@
             </w:tcMar>
             <w:vAlign w:val="center"/>
           </w:tcPr>
-          <w:p>
+          <w:p ns2:paraId="34D9BE38" ns2:textId="77777777">
             <w:pPr>
               <w:spacing w:after="0" w:line="240" w:lineRule="auto"/>
             </w:pPr>
@@ -4039,7 +4046,7 @@
             </w:tcMar>
             <w:vAlign w:val="center"/>
           </w:tcPr>
-          <w:p>
+          <w:p ns2:paraId="2063338D" ns2:textId="77777777">
             <w:pPr>
               <w:spacing w:after="0" w:line="240" w:lineRule="auto"/>
             </w:pPr>
@@ -4069,7 +4076,7 @@
             </w:tcMar>
             <w:vAlign w:val="center"/>
           </w:tcPr>
-          <w:p>
+          <w:p ns2:paraId="18BD6D76" ns2:textId="77777777">
             <w:pPr>
               <w:spacing w:after="0" w:line="240" w:lineRule="auto"/>
             </w:pPr>
@@ -4083,7 +4090,7 @@
           </w:p>
         </w:tc>
       </w:tr>
-      <w:tr>
+      <w:tr ns2:paraId="21573E8C" ns2:textId="77777777">
         <w:tc>
           <w:tcPr>
             <w:tcW w:w="2592" w:type="dxa"/>
@@ -4102,7 +4109,7 @@
             </w:tcMar>
             <w:vAlign w:val="center"/>
           </w:tcPr>
-          <w:p>
+          <w:p ns2:paraId="0FF1BB82" ns2:textId="77777777">
             <w:pPr>
               <w:spacing w:after="0" w:line="240" w:lineRule="auto"/>
             </w:pPr>
@@ -4133,7 +4140,7 @@
             </w:tcMar>
             <w:vAlign w:val="center"/>
           </w:tcPr>
-          <w:p>
+          <w:p ns2:paraId="47B31E27" ns2:textId="77777777">
             <w:pPr>
               <w:spacing w:after="0" w:line="240" w:lineRule="auto"/>
             </w:pPr>
@@ -4163,7 +4170,7 @@
             </w:tcMar>
             <w:vAlign w:val="center"/>
           </w:tcPr>
-          <w:p>
+          <w:p ns2:paraId="3D989349" ns2:textId="77777777">
             <w:pPr>
               <w:spacing w:after="0" w:line="240" w:lineRule="auto"/>
             </w:pPr>
@@ -4177,7 +4184,7 @@
           </w:p>
         </w:tc>
       </w:tr>
-      <w:tr>
+      <w:tr ns2:paraId="7573AFBF" ns2:textId="77777777">
         <w:tc>
           <w:tcPr>
             <w:tcW w:w="2592" w:type="dxa"/>
@@ -4196,7 +4203,7 @@
             </w:tcMar>
             <w:vAlign w:val="center"/>
           </w:tcPr>
-          <w:p>
+          <w:p ns2:paraId="2B075155" ns2:textId="77777777">
             <w:pPr>
               <w:spacing w:after="0" w:line="240" w:lineRule="auto"/>
             </w:pPr>
@@ -4227,7 +4234,7 @@
             </w:tcMar>
             <w:vAlign w:val="center"/>
           </w:tcPr>
-          <w:p>
+          <w:p ns2:paraId="52C806DD" ns2:textId="77777777">
             <w:pPr>
               <w:spacing w:after="0" w:line="240" w:lineRule="auto"/>
             </w:pPr>
@@ -4257,7 +4264,7 @@
             </w:tcMar>
             <w:vAlign w:val="center"/>
           </w:tcPr>
-          <w:p>
+          <w:p ns2:paraId="5EBC3615" ns2:textId="77777777">
             <w:pPr>
               <w:spacing w:after="0" w:line="240" w:lineRule="auto"/>
             </w:pPr>
@@ -4271,7 +4278,7 @@
           </w:p>
         </w:tc>
       </w:tr>
-      <w:tr>
+      <w:tr ns2:paraId="60F01F5A" ns2:textId="77777777">
         <w:tc>
           <w:tcPr>
             <w:tcW w:w="2592" w:type="dxa"/>
@@ -4290,7 +4297,7 @@
             </w:tcMar>
             <w:vAlign w:val="center"/>
           </w:tcPr>
-          <w:p>
+          <w:p ns2:paraId="722A36B5" ns2:textId="77777777">
             <w:pPr>
               <w:spacing w:after="0" w:line="240" w:lineRule="auto"/>
             </w:pPr>
@@ -4321,7 +4328,7 @@
             </w:tcMar>
             <w:vAlign w:val="center"/>
           </w:tcPr>
-          <w:p>
+          <w:p ns2:paraId="5881B590" ns2:textId="77777777">
             <w:pPr>
               <w:spacing w:after="0" w:line="240" w:lineRule="auto"/>
             </w:pPr>
@@ -4351,7 +4358,7 @@
             </w:tcMar>
             <w:vAlign w:val="center"/>
           </w:tcPr>
-          <w:p>
+          <w:p ns2:paraId="031F403D" ns2:textId="77777777">
             <w:pPr>
               <w:spacing w:after="0" w:line="240" w:lineRule="auto"/>
             </w:pPr>
@@ -4365,7 +4372,7 @@
           </w:p>
         </w:tc>
       </w:tr>
-      <w:tr>
+      <w:tr ns2:paraId="54E4B315" ns2:textId="77777777">
         <w:tc>
           <w:tcPr>
             <w:tcW w:w="2592" w:type="dxa"/>
@@ -4384,7 +4391,7 @@
             </w:tcMar>
             <w:vAlign w:val="center"/>
           </w:tcPr>
-          <w:p>
+          <w:p ns2:paraId="76EFAC91" ns2:textId="77777777">
             <w:pPr>
               <w:spacing w:after="0" w:line="240" w:lineRule="auto"/>
             </w:pPr>
@@ -4415,7 +4422,7 @@
             </w:tcMar>
             <w:vAlign w:val="center"/>
           </w:tcPr>
-          <w:p>
+          <w:p ns2:paraId="63BC2498" ns2:textId="77777777">
             <w:pPr>
               <w:spacing w:after="0" w:line="240" w:lineRule="auto"/>
             </w:pPr>
@@ -4445,7 +4452,7 @@
             </w:tcMar>
             <w:vAlign w:val="center"/>
           </w:tcPr>
-          <w:p>
+          <w:p ns2:paraId="43D4C70A" ns2:textId="77777777">
             <w:pPr>
               <w:spacing w:after="0" w:line="240" w:lineRule="auto"/>
             </w:pPr>
@@ -4459,7 +4466,7 @@
           </w:p>
         </w:tc>
       </w:tr>
-      <w:tr>
+      <w:tr ns2:paraId="1D4F5171" ns2:textId="77777777">
         <w:tc>
           <w:tcPr>
             <w:tcW w:w="2592" w:type="dxa"/>
@@ -4478,7 +4485,7 @@
             </w:tcMar>
             <w:vAlign w:val="center"/>
           </w:tcPr>
-          <w:p>
+          <w:p ns2:paraId="64B70E69" ns2:textId="77777777">
             <w:pPr>
               <w:spacing w:after="0" w:line="240" w:lineRule="auto"/>
             </w:pPr>
@@ -4509,7 +4516,7 @@
             </w:tcMar>
             <w:vAlign w:val="center"/>
           </w:tcPr>
-          <w:p>
+          <w:p ns2:paraId="5DB0AD8E" ns2:textId="77777777">
             <w:pPr>
               <w:spacing w:after="0" w:line="240" w:lineRule="auto"/>
             </w:pPr>
@@ -4539,7 +4546,7 @@
             </w:tcMar>
             <w:vAlign w:val="center"/>
           </w:tcPr>
-          <w:p>
+          <w:p ns2:paraId="5DFF1180" ns2:textId="77777777">
             <w:pPr>
               <w:spacing w:after="0" w:line="240" w:lineRule="auto"/>
             </w:pPr>
@@ -4553,7 +4560,7 @@
           </w:p>
         </w:tc>
       </w:tr>
-      <w:tr>
+      <w:tr ns2:paraId="2070571A" ns2:textId="77777777">
         <w:tc>
           <w:tcPr>
             <w:tcW w:w="2592" w:type="dxa"/>
@@ -4572,7 +4579,7 @@
             </w:tcMar>
             <w:vAlign w:val="center"/>
           </w:tcPr>
-          <w:p>
+          <w:p ns2:paraId="06F40BC9" ns2:textId="77777777">
             <w:pPr>
               <w:spacing w:after="0" w:line="240" w:lineRule="auto"/>
             </w:pPr>
@@ -4603,7 +4610,7 @@
             </w:tcMar>
             <w:vAlign w:val="center"/>
           </w:tcPr>
-          <w:p>
+          <w:p ns2:paraId="5B74C62E" ns2:textId="77777777">
             <w:pPr>
               <w:spacing w:after="0" w:line="240" w:lineRule="auto"/>
             </w:pPr>
@@ -4633,7 +4640,7 @@
             </w:tcMar>
             <w:vAlign w:val="center"/>
           </w:tcPr>
-          <w:p>
+          <w:p ns2:paraId="29E3BA57" ns2:textId="77777777">
             <w:pPr>
               <w:spacing w:after="0" w:line="240" w:lineRule="auto"/>
             </w:pPr>
@@ -4647,7 +4654,7 @@
           </w:p>
         </w:tc>
       </w:tr>
-      <w:tr>
+      <w:tr ns2:paraId="415BB4B5" ns2:textId="77777777">
         <w:tc>
           <w:tcPr>
             <w:tcW w:w="9360" w:type="dxa"/>
@@ -4667,7 +4674,7 @@
             </w:tcMar>
             <w:vAlign w:val="center"/>
           </w:tcPr>
-          <w:p>
+          <w:p ns2:paraId="10CA3C77" ns2:textId="77777777">
             <w:pPr>
               <w:spacing w:after="40"/>
             </w:pPr>
@@ -4681,7 +4688,7 @@
               <w:t>PRIMITIVE CRIPTOGRAFICE</w:t>
             </w:r>
           </w:p>
-          <w:p>
+          <w:p ns2:paraId="397E67AA" ns2:textId="77777777">
             <w:pPr>
               <w:spacing w:after="20"/>
             </w:pPr>
@@ -4698,7 +4705,7 @@
         </w:tc>
       </w:tr>
     </w:tbl>
-    <w:p>
+    <w:p ns2:paraId="76305652" ns2:textId="77777777">
       <w:pPr>
         <w:sectPr>
           <w:pgSz w:w="12240" w:h="15840"/>
@@ -4708,7 +4715,7 @@
         </w:sectPr>
       </w:pPr>
     </w:p>
-    <w:p>
+    <w:p ns2:paraId="376C8E70" ns2:textId="77777777">
       <w:pPr>
         <w:keepNext/>
         <w:spacing w:before="40" w:after="80"/>
@@ -4720,11 +4727,10 @@
           <w:color w:val="0E8F95"/>
           <w:sz w:val="17"/>
         </w:rPr>
-        <w:lastRenderedPageBreak/>
-        <w:t>SIGNED INTENT SECURITY</w:t>
+        <w:t>SODIF SECURITY</w:t>
       </w:r>
     </w:p>
-    <w:p>
+    <w:p ns2:paraId="5AA121E6" ns2:textId="77777777">
       <w:pPr>
         <w:pStyle w:val="Heading1"/>
       </w:pPr>
@@ -4744,7 +4750,7 @@
         <w:gridCol w:w="4824"/>
         <w:gridCol w:w="2880"/>
       </w:tblGrid>
-      <w:tr>
+      <w:tr ns2:paraId="26569459" ns2:textId="77777777">
         <w:trPr>
           <w:tblHeader/>
         </w:trPr>
@@ -4766,7 +4772,7 @@
             </w:tcMar>
             <w:vAlign w:val="center"/>
           </w:tcPr>
-          <w:p>
+          <w:p ns2:paraId="729E4BC5" ns2:textId="77777777">
             <w:pPr>
               <w:spacing w:after="0"/>
             </w:pPr>
@@ -4799,7 +4805,7 @@
             </w:tcMar>
             <w:vAlign w:val="center"/>
           </w:tcPr>
-          <w:p>
+          <w:p ns2:paraId="3DCDAEE4" ns2:textId="77777777">
             <w:pPr>
               <w:spacing w:after="0"/>
             </w:pPr>
@@ -4832,7 +4838,7 @@
             </w:tcMar>
             <w:vAlign w:val="center"/>
           </w:tcPr>
-          <w:p>
+          <w:p ns2:paraId="16BB3114" ns2:textId="77777777">
             <w:pPr>
               <w:spacing w:after="0"/>
             </w:pPr>
@@ -4848,7 +4854,7 @@
           </w:p>
         </w:tc>
       </w:tr>
-      <w:tr>
+      <w:tr ns2:paraId="7FDF6549" ns2:textId="77777777">
         <w:tc>
           <w:tcPr>
             <w:tcW w:w="1656" w:type="dxa"/>
@@ -4867,7 +4873,7 @@
             </w:tcMar>
             <w:vAlign w:val="center"/>
           </w:tcPr>
-          <w:p>
+          <w:p ns2:paraId="6285EA21" ns2:textId="77777777">
             <w:pPr>
               <w:spacing w:after="0" w:line="240" w:lineRule="auto"/>
             </w:pPr>
@@ -4898,7 +4904,7 @@
             </w:tcMar>
             <w:vAlign w:val="center"/>
           </w:tcPr>
-          <w:p>
+          <w:p ns2:paraId="4673DEFC" ns2:textId="77777777">
             <w:pPr>
               <w:spacing w:after="0" w:line="240" w:lineRule="auto"/>
             </w:pPr>
@@ -4928,7 +4934,7 @@
             </w:tcMar>
             <w:vAlign w:val="center"/>
           </w:tcPr>
-          <w:p>
+          <w:p ns2:paraId="663E5212" ns2:textId="77777777">
             <w:pPr>
               <w:spacing w:after="0" w:line="240" w:lineRule="auto"/>
             </w:pPr>
@@ -4942,7 +4948,7 @@
           </w:p>
         </w:tc>
       </w:tr>
-      <w:tr>
+      <w:tr ns2:paraId="0B58AF37" ns2:textId="77777777">
         <w:tc>
           <w:tcPr>
             <w:tcW w:w="1656" w:type="dxa"/>
@@ -4961,7 +4967,7 @@
             </w:tcMar>
             <w:vAlign w:val="center"/>
           </w:tcPr>
-          <w:p>
+          <w:p ns2:paraId="383D9F2D" ns2:textId="77777777">
             <w:pPr>
               <w:spacing w:after="0" w:line="240" w:lineRule="auto"/>
             </w:pPr>
@@ -4992,7 +4998,7 @@
             </w:tcMar>
             <w:vAlign w:val="center"/>
           </w:tcPr>
-          <w:p>
+          <w:p ns2:paraId="2F104C5A" ns2:textId="77777777">
             <w:pPr>
               <w:spacing w:after="0" w:line="240" w:lineRule="auto"/>
             </w:pPr>
@@ -5022,7 +5028,7 @@
             </w:tcMar>
             <w:vAlign w:val="center"/>
           </w:tcPr>
-          <w:p>
+          <w:p ns2:paraId="1F4DEBB8" ns2:textId="77777777">
             <w:pPr>
               <w:spacing w:after="0" w:line="240" w:lineRule="auto"/>
             </w:pPr>
@@ -5036,7 +5042,7 @@
           </w:p>
         </w:tc>
       </w:tr>
-      <w:tr>
+      <w:tr ns2:paraId="7C665159" ns2:textId="77777777">
         <w:tc>
           <w:tcPr>
             <w:tcW w:w="1656" w:type="dxa"/>
@@ -5055,7 +5061,7 @@
             </w:tcMar>
             <w:vAlign w:val="center"/>
           </w:tcPr>
-          <w:p>
+          <w:p ns2:paraId="64467B63" ns2:textId="77777777">
             <w:pPr>
               <w:spacing w:after="0" w:line="240" w:lineRule="auto"/>
             </w:pPr>
@@ -5086,7 +5092,7 @@
             </w:tcMar>
             <w:vAlign w:val="center"/>
           </w:tcPr>
-          <w:p>
+          <w:p ns2:paraId="7EF87DD2" ns2:textId="77777777">
             <w:pPr>
               <w:spacing w:after="0" w:line="240" w:lineRule="auto"/>
             </w:pPr>
@@ -5116,7 +5122,7 @@
             </w:tcMar>
             <w:vAlign w:val="center"/>
           </w:tcPr>
-          <w:p>
+          <w:p ns2:paraId="1DFFE0F8" ns2:textId="77777777">
             <w:pPr>
               <w:spacing w:after="0" w:line="240" w:lineRule="auto"/>
             </w:pPr>
@@ -5130,7 +5136,7 @@
           </w:p>
         </w:tc>
       </w:tr>
-      <w:tr>
+      <w:tr ns2:paraId="30401DF6" ns2:textId="77777777">
         <w:tc>
           <w:tcPr>
             <w:tcW w:w="1656" w:type="dxa"/>
@@ -5149,7 +5155,7 @@
             </w:tcMar>
             <w:vAlign w:val="center"/>
           </w:tcPr>
-          <w:p>
+          <w:p ns2:paraId="7C4BB991" ns2:textId="77777777">
             <w:pPr>
               <w:spacing w:after="0" w:line="240" w:lineRule="auto"/>
             </w:pPr>
@@ -5180,7 +5186,7 @@
             </w:tcMar>
             <w:vAlign w:val="center"/>
           </w:tcPr>
-          <w:p>
+          <w:p ns2:paraId="001AE1CC" ns2:textId="77777777">
             <w:pPr>
               <w:spacing w:after="0" w:line="240" w:lineRule="auto"/>
             </w:pPr>
@@ -5210,7 +5216,7 @@
             </w:tcMar>
             <w:vAlign w:val="center"/>
           </w:tcPr>
-          <w:p>
+          <w:p ns2:paraId="2254F4CD" ns2:textId="77777777">
             <w:pPr>
               <w:spacing w:after="0" w:line="240" w:lineRule="auto"/>
             </w:pPr>
@@ -5224,7 +5230,7 @@
           </w:p>
         </w:tc>
       </w:tr>
-      <w:tr>
+      <w:tr ns2:paraId="5BA59204" ns2:textId="77777777">
         <w:tc>
           <w:tcPr>
             <w:tcW w:w="1656" w:type="dxa"/>
@@ -5243,7 +5249,7 @@
             </w:tcMar>
             <w:vAlign w:val="center"/>
           </w:tcPr>
-          <w:p>
+          <w:p ns2:paraId="26CA4527" ns2:textId="77777777">
             <w:pPr>
               <w:spacing w:after="0" w:line="240" w:lineRule="auto"/>
             </w:pPr>
@@ -5274,7 +5280,7 @@
             </w:tcMar>
             <w:vAlign w:val="center"/>
           </w:tcPr>
-          <w:p>
+          <w:p ns2:paraId="38CBBA64" ns2:textId="77777777">
             <w:pPr>
               <w:spacing w:after="0" w:line="240" w:lineRule="auto"/>
             </w:pPr>
@@ -5304,7 +5310,7 @@
             </w:tcMar>
             <w:vAlign w:val="center"/>
           </w:tcPr>
-          <w:p>
+          <w:p ns2:paraId="7ABA6445" ns2:textId="77777777">
             <w:pPr>
               <w:spacing w:after="0" w:line="240" w:lineRule="auto"/>
             </w:pPr>
@@ -5318,7 +5324,7 @@
           </w:p>
         </w:tc>
       </w:tr>
-      <w:tr>
+      <w:tr ns2:paraId="6A80C1D3" ns2:textId="77777777">
         <w:tc>
           <w:tcPr>
             <w:tcW w:w="1656" w:type="dxa"/>
@@ -5337,7 +5343,7 @@
             </w:tcMar>
             <w:vAlign w:val="center"/>
           </w:tcPr>
-          <w:p>
+          <w:p ns2:paraId="79DF9378" ns2:textId="77777777">
             <w:pPr>
               <w:spacing w:after="0" w:line="240" w:lineRule="auto"/>
             </w:pPr>
@@ -5368,7 +5374,7 @@
             </w:tcMar>
             <w:vAlign w:val="center"/>
           </w:tcPr>
-          <w:p>
+          <w:p ns2:paraId="112951A4" ns2:textId="77777777">
             <w:pPr>
               <w:spacing w:after="0" w:line="240" w:lineRule="auto"/>
             </w:pPr>
@@ -5398,7 +5404,7 @@
             </w:tcMar>
             <w:vAlign w:val="center"/>
           </w:tcPr>
-          <w:p>
+          <w:p ns2:paraId="792DBB8B" ns2:textId="77777777">
             <w:pPr>
               <w:spacing w:after="0" w:line="240" w:lineRule="auto"/>
             </w:pPr>
@@ -5412,7 +5418,7 @@
           </w:p>
         </w:tc>
       </w:tr>
-      <w:tr>
+      <w:tr ns2:paraId="5AF4B104" ns2:textId="77777777">
         <w:tc>
           <w:tcPr>
             <w:tcW w:w="1656" w:type="dxa"/>
@@ -5431,7 +5437,7 @@
             </w:tcMar>
             <w:vAlign w:val="center"/>
           </w:tcPr>
-          <w:p>
+          <w:p ns2:paraId="68989F14" ns2:textId="77777777">
             <w:pPr>
               <w:spacing w:after="0" w:line="240" w:lineRule="auto"/>
             </w:pPr>
@@ -5462,7 +5468,7 @@
             </w:tcMar>
             <w:vAlign w:val="center"/>
           </w:tcPr>
-          <w:p>
+          <w:p ns2:paraId="421BC3E4" ns2:textId="77777777">
             <w:pPr>
               <w:spacing w:after="0" w:line="240" w:lineRule="auto"/>
             </w:pPr>
@@ -5492,7 +5498,7 @@
             </w:tcMar>
             <w:vAlign w:val="center"/>
           </w:tcPr>
-          <w:p>
+          <w:p ns2:paraId="3E36E4CF" ns2:textId="77777777">
             <w:pPr>
               <w:spacing w:after="0" w:line="240" w:lineRule="auto"/>
             </w:pPr>
@@ -5506,7 +5512,7 @@
           </w:p>
         </w:tc>
       </w:tr>
-      <w:tr>
+      <w:tr ns2:paraId="797288A3" ns2:textId="77777777">
         <w:tc>
           <w:tcPr>
             <w:tcW w:w="1656" w:type="dxa"/>
@@ -5525,7 +5531,7 @@
             </w:tcMar>
             <w:vAlign w:val="center"/>
           </w:tcPr>
-          <w:p>
+          <w:p ns2:paraId="7837BBCB" ns2:textId="77777777">
             <w:pPr>
               <w:spacing w:after="0" w:line="240" w:lineRule="auto"/>
             </w:pPr>
@@ -5556,7 +5562,7 @@
             </w:tcMar>
             <w:vAlign w:val="center"/>
           </w:tcPr>
-          <w:p>
+          <w:p ns2:paraId="0D2C56AE" ns2:textId="77777777">
             <w:pPr>
               <w:spacing w:after="0" w:line="240" w:lineRule="auto"/>
             </w:pPr>
@@ -5586,7 +5592,7 @@
             </w:tcMar>
             <w:vAlign w:val="center"/>
           </w:tcPr>
-          <w:p>
+          <w:p ns2:paraId="79061578" ns2:textId="77777777">
             <w:pPr>
               <w:spacing w:after="0" w:line="240" w:lineRule="auto"/>
             </w:pPr>
@@ -5601,7 +5607,7 @@
         </w:tc>
       </w:tr>
     </w:tbl>
-    <w:p>
+    <w:p ns2:paraId="39F0D2B8" ns2:textId="77777777">
       <w:pPr>
         <w:pStyle w:val="Heading2"/>
       </w:pPr>
@@ -5609,7 +5615,7 @@
         <w:t>Regulă fail-closed</w:t>
       </w:r>
     </w:p>
-    <w:p>
+    <w:p ns2:paraId="66D0C046" ns2:textId="77777777">
       <w:r>
         <w:rPr>
           <w:rFonts w:eastAsia="Calibri"/>
@@ -5619,7 +5625,7 @@
         <w:t>Orice semnătură nevalidă, conflict critic, lipsă de consens, nepotrivire a acțiunii, expirare sau reutilizare oprește fluxul înainte de efectul extern.</w:t>
       </w:r>
     </w:p>
-    <w:p>
+    <w:p ns2:paraId="716D18B1" ns2:textId="77777777">
       <w:pPr>
         <w:sectPr>
           <w:pgSz w:w="12240" w:h="15840"/>
@@ -5629,7 +5635,7 @@
         </w:sectPr>
       </w:pPr>
     </w:p>
-    <w:p>
+    <w:p ns2:paraId="01592149" ns2:textId="77777777">
       <w:pPr>
         <w:keepNext/>
         <w:spacing w:before="1360" w:after="80"/>
@@ -5645,12 +5651,12 @@
         <w:t>OPTIMIZARE ȘI SIGURANȚĂ</w:t>
       </w:r>
     </w:p>
-    <w:p>
+    <w:p ns2:paraId="535E9F0C" ns2:textId="77777777">
       <w:pPr>
         <w:pStyle w:val="Heading1"/>
       </w:pPr>
       <w:r>
-        <w:t>Verificarea adaptivă limitează costul fără a delega autorizarea</w:t>
+        <w:t>Verificarea adaptivă calibrează costul și păstrează autorizarea deterministă</w:t>
       </w:r>
     </w:p>
     <w:tbl>
@@ -5666,7 +5672,7 @@
         <w:gridCol w:w="3168"/>
         <w:gridCol w:w="1584"/>
       </w:tblGrid>
-      <w:tr>
+      <w:tr ns2:paraId="54BD6889" ns2:textId="77777777">
         <w:trPr>
           <w:tblHeader/>
         </w:trPr>
@@ -5688,7 +5694,7 @@
             </w:tcMar>
             <w:vAlign w:val="center"/>
           </w:tcPr>
-          <w:p>
+          <w:p ns2:paraId="70086BAB" ns2:textId="77777777">
             <w:pPr>
               <w:spacing w:after="0"/>
             </w:pPr>
@@ -5721,7 +5727,7 @@
             </w:tcMar>
             <w:vAlign w:val="center"/>
           </w:tcPr>
-          <w:p>
+          <w:p ns2:paraId="0E178266" ns2:textId="77777777">
             <w:pPr>
               <w:spacing w:after="0"/>
             </w:pPr>
@@ -5754,7 +5760,7 @@
             </w:tcMar>
             <w:vAlign w:val="center"/>
           </w:tcPr>
-          <w:p>
+          <w:p ns2:paraId="36F23F86" ns2:textId="77777777">
             <w:pPr>
               <w:spacing w:after="0"/>
             </w:pPr>
@@ -5787,7 +5793,7 @@
             </w:tcMar>
             <w:vAlign w:val="center"/>
           </w:tcPr>
-          <w:p>
+          <w:p ns2:paraId="067BC190" ns2:textId="77777777">
             <w:pPr>
               <w:spacing w:after="0"/>
             </w:pPr>
@@ -5803,7 +5809,7 @@
           </w:p>
         </w:tc>
       </w:tr>
-      <w:tr>
+      <w:tr ns2:paraId="57B3798C" ns2:textId="77777777">
         <w:tc>
           <w:tcPr>
             <w:tcW w:w="1800" w:type="dxa"/>
@@ -5822,7 +5828,7 @@
             </w:tcMar>
             <w:vAlign w:val="center"/>
           </w:tcPr>
-          <w:p>
+          <w:p ns2:paraId="01602498" ns2:textId="77777777">
             <w:pPr>
               <w:spacing w:after="0" w:line="240" w:lineRule="auto"/>
             </w:pPr>
@@ -5853,7 +5859,7 @@
             </w:tcMar>
             <w:vAlign w:val="center"/>
           </w:tcPr>
-          <w:p>
+          <w:p ns2:paraId="60688002" ns2:textId="77777777">
             <w:pPr>
               <w:spacing w:after="0" w:line="240" w:lineRule="auto"/>
             </w:pPr>
@@ -5883,7 +5889,7 @@
             </w:tcMar>
             <w:vAlign w:val="center"/>
           </w:tcPr>
-          <w:p>
+          <w:p ns2:paraId="2403ADB0" ns2:textId="77777777">
             <w:pPr>
               <w:spacing w:after="0" w:line="240" w:lineRule="auto"/>
             </w:pPr>
@@ -5913,7 +5919,7 @@
             </w:tcMar>
             <w:vAlign w:val="center"/>
           </w:tcPr>
-          <w:p>
+          <w:p ns2:paraId="3C2AF987" ns2:textId="77777777">
             <w:pPr>
               <w:spacing w:after="0" w:line="240" w:lineRule="auto"/>
             </w:pPr>
@@ -5927,7 +5933,7 @@
           </w:p>
         </w:tc>
       </w:tr>
-      <w:tr>
+      <w:tr ns2:paraId="5A5B99A0" ns2:textId="77777777">
         <w:tc>
           <w:tcPr>
             <w:tcW w:w="1800" w:type="dxa"/>
@@ -5946,7 +5952,7 @@
             </w:tcMar>
             <w:vAlign w:val="center"/>
           </w:tcPr>
-          <w:p>
+          <w:p ns2:paraId="1B4AD0F8" ns2:textId="77777777">
             <w:pPr>
               <w:spacing w:after="0" w:line="240" w:lineRule="auto"/>
             </w:pPr>
@@ -5977,7 +5983,7 @@
             </w:tcMar>
             <w:vAlign w:val="center"/>
           </w:tcPr>
-          <w:p>
+          <w:p ns2:paraId="203F7D28" ns2:textId="77777777">
             <w:pPr>
               <w:spacing w:after="0" w:line="240" w:lineRule="auto"/>
             </w:pPr>
@@ -6007,7 +6013,7 @@
             </w:tcMar>
             <w:vAlign w:val="center"/>
           </w:tcPr>
-          <w:p>
+          <w:p ns2:paraId="3EB130D0" ns2:textId="77777777">
             <w:pPr>
               <w:spacing w:after="0" w:line="240" w:lineRule="auto"/>
             </w:pPr>
@@ -6037,7 +6043,7 @@
             </w:tcMar>
             <w:vAlign w:val="center"/>
           </w:tcPr>
-          <w:p>
+          <w:p ns2:paraId="2EAA67C4" ns2:textId="77777777">
             <w:pPr>
               <w:spacing w:after="0" w:line="240" w:lineRule="auto"/>
             </w:pPr>
@@ -6051,7 +6057,7 @@
           </w:p>
         </w:tc>
       </w:tr>
-      <w:tr>
+      <w:tr ns2:paraId="4B9E9331" ns2:textId="77777777">
         <w:tc>
           <w:tcPr>
             <w:tcW w:w="1800" w:type="dxa"/>
@@ -6070,7 +6076,7 @@
             </w:tcMar>
             <w:vAlign w:val="center"/>
           </w:tcPr>
-          <w:p>
+          <w:p ns2:paraId="07217DA6" ns2:textId="77777777">
             <w:pPr>
               <w:spacing w:after="0" w:line="240" w:lineRule="auto"/>
             </w:pPr>
@@ -6101,7 +6107,7 @@
             </w:tcMar>
             <w:vAlign w:val="center"/>
           </w:tcPr>
-          <w:p>
+          <w:p ns2:paraId="2ADDF9B6" ns2:textId="77777777">
             <w:pPr>
               <w:spacing w:after="0" w:line="240" w:lineRule="auto"/>
             </w:pPr>
@@ -6131,7 +6137,7 @@
             </w:tcMar>
             <w:vAlign w:val="center"/>
           </w:tcPr>
-          <w:p>
+          <w:p ns2:paraId="20C17BA2" ns2:textId="77777777">
             <w:pPr>
               <w:spacing w:after="0" w:line="240" w:lineRule="auto"/>
             </w:pPr>
@@ -6161,7 +6167,7 @@
             </w:tcMar>
             <w:vAlign w:val="center"/>
           </w:tcPr>
-          <w:p>
+          <w:p ns2:paraId="39B0B863" ns2:textId="77777777">
             <w:pPr>
               <w:spacing w:after="0" w:line="240" w:lineRule="auto"/>
             </w:pPr>
@@ -6175,7 +6181,7 @@
           </w:p>
         </w:tc>
       </w:tr>
-      <w:tr>
+      <w:tr ns2:paraId="6396B07E" ns2:textId="77777777">
         <w:tc>
           <w:tcPr>
             <w:tcW w:w="1800" w:type="dxa"/>
@@ -6194,7 +6200,7 @@
             </w:tcMar>
             <w:vAlign w:val="center"/>
           </w:tcPr>
-          <w:p>
+          <w:p ns2:paraId="1D81A7DA" ns2:textId="77777777">
             <w:pPr>
               <w:spacing w:after="0" w:line="240" w:lineRule="auto"/>
             </w:pPr>
@@ -6225,7 +6231,7 @@
             </w:tcMar>
             <w:vAlign w:val="center"/>
           </w:tcPr>
-          <w:p>
+          <w:p ns2:paraId="12112300" ns2:textId="77777777">
             <w:pPr>
               <w:spacing w:after="0" w:line="240" w:lineRule="auto"/>
             </w:pPr>
@@ -6255,7 +6261,7 @@
             </w:tcMar>
             <w:vAlign w:val="center"/>
           </w:tcPr>
-          <w:p>
+          <w:p ns2:paraId="36787172" ns2:textId="77777777">
             <w:pPr>
               <w:spacing w:after="0" w:line="240" w:lineRule="auto"/>
             </w:pPr>
@@ -6285,7 +6291,7 @@
             </w:tcMar>
             <w:vAlign w:val="center"/>
           </w:tcPr>
-          <w:p>
+          <w:p ns2:paraId="45A4EFF7" ns2:textId="77777777">
             <w:pPr>
               <w:spacing w:after="0" w:line="240" w:lineRule="auto"/>
             </w:pPr>
@@ -6300,7 +6306,7 @@
         </w:tc>
       </w:tr>
     </w:tbl>
-    <w:p>
+    <w:p ns2:paraId="26FDC2D8" ns2:textId="77777777">
       <w:pPr>
         <w:pStyle w:val="Heading2"/>
       </w:pPr>
@@ -6308,7 +6314,7 @@
         <w:t>Optimizarea implementată</w:t>
       </w:r>
     </w:p>
-    <w:p>
+    <w:p ns2:paraId="70288F9D" ns2:textId="77777777">
       <w:pPr>
         <w:pStyle w:val="ListBullet"/>
       </w:pPr>
@@ -6320,7 +6326,7 @@
         <w:t>Fiecare adaptor declară un cost; rezultatul reține costul executat, costul disponibil și economia realizată.</w:t>
       </w:r>
     </w:p>
-    <w:p>
+    <w:p ns2:paraId="5F1A6E3F" ns2:textId="77777777">
       <w:pPr>
         <w:pStyle w:val="ListBullet"/>
       </w:pPr>
@@ -6332,7 +6338,7 @@
         <w:t>Fluxul conform V1 utilizează două vederi, 4 din 6 unități de cost și evită a treia cale.</w:t>
       </w:r>
     </w:p>
-    <w:p>
+    <w:p ns2:paraId="14045C9A" ns2:textId="77777777">
       <w:pPr>
         <w:pStyle w:val="ListBullet"/>
       </w:pPr>
@@ -6344,7 +6350,7 @@
         <w:t>Dovada insuficientă activează controlat V2, cu trei vederi și motiv explicit.</w:t>
       </w:r>
     </w:p>
-    <w:p>
+    <w:p ns2:paraId="06614123" ns2:textId="77777777">
       <w:pPr>
         <w:pStyle w:val="ListBullet"/>
       </w:pPr>
@@ -6356,7 +6362,7 @@
         <w:t>Un document invalid este blocat înaintea procesării semantice, eliminând consumul inutil.</w:t>
       </w:r>
     </w:p>
-    <w:p>
+    <w:p ns2:paraId="5C0C903D" ns2:textId="77777777">
       <w:pPr>
         <w:pStyle w:val="Heading2"/>
       </w:pPr>
@@ -6364,7 +6370,7 @@
         <w:t>Rolul AI</w:t>
       </w:r>
     </w:p>
-    <w:p>
+    <w:p ns2:paraId="69065AA9" ns2:textId="77777777">
       <w:r>
         <w:rPr>
           <w:rFonts w:eastAsia="Calibri"/>
@@ -6372,7 +6378,7 @@
         <w:t>Un extractor AI/OCR poate clasifica, extrage, estima incertitudinea și explica diferențele prin același contract SemanticView. El rămâne o sursă de dovadă; consensul, politica și emiterea permisului sunt deterministe.</w:t>
       </w:r>
     </w:p>
-    <w:p>
+    <w:p ns2:paraId="33D0F1D1" ns2:textId="77777777">
       <w:pPr>
         <w:sectPr>
           <w:pgSz w:w="12240" w:h="15840"/>
@@ -6382,7 +6388,7 @@
         </w:sectPr>
       </w:pPr>
     </w:p>
-    <w:p>
+    <w:p ns2:paraId="71D9B265" ns2:textId="77777777">
       <w:pPr>
         <w:keepNext/>
         <w:spacing w:before="1360" w:after="80"/>
@@ -6398,7 +6404,7 @@
         <w:t>CROSS-VIEW EXECUTION INTEGRITY</w:t>
       </w:r>
     </w:p>
-    <w:p>
+    <w:p ns2:paraId="479DB3DE" ns2:textId="77777777">
       <w:pPr>
         <w:pStyle w:val="Heading1"/>
       </w:pPr>
@@ -6418,7 +6424,7 @@
         <w:gridCol w:w="3384"/>
         <w:gridCol w:w="3888"/>
       </w:tblGrid>
-      <w:tr>
+      <w:tr ns2:paraId="7A2C0B9C" ns2:textId="77777777">
         <w:trPr>
           <w:tblHeader/>
         </w:trPr>
@@ -6440,7 +6446,7 @@
             </w:tcMar>
             <w:vAlign w:val="center"/>
           </w:tcPr>
-          <w:p>
+          <w:p ns2:paraId="080A2A23" ns2:textId="77777777">
             <w:pPr>
               <w:spacing w:after="0"/>
             </w:pPr>
@@ -6473,7 +6479,7 @@
             </w:tcMar>
             <w:vAlign w:val="center"/>
           </w:tcPr>
-          <w:p>
+          <w:p ns2:paraId="08FF3611" ns2:textId="77777777">
             <w:pPr>
               <w:spacing w:after="0"/>
             </w:pPr>
@@ -6506,7 +6512,7 @@
             </w:tcMar>
             <w:vAlign w:val="center"/>
           </w:tcPr>
-          <w:p>
+          <w:p ns2:paraId="41C9EA3D" ns2:textId="77777777">
             <w:pPr>
               <w:spacing w:after="0"/>
             </w:pPr>
@@ -6522,7 +6528,7 @@
           </w:p>
         </w:tc>
       </w:tr>
-      <w:tr>
+      <w:tr ns2:paraId="03E91ECA" ns2:textId="77777777">
         <w:tc>
           <w:tcPr>
             <w:tcW w:w="2088" w:type="dxa"/>
@@ -6541,7 +6547,7 @@
             </w:tcMar>
             <w:vAlign w:val="center"/>
           </w:tcPr>
-          <w:p>
+          <w:p ns2:paraId="06C65DA1" ns2:textId="77777777">
             <w:pPr>
               <w:spacing w:after="0" w:line="240" w:lineRule="auto"/>
             </w:pPr>
@@ -6572,7 +6578,7 @@
             </w:tcMar>
             <w:vAlign w:val="center"/>
           </w:tcPr>
-          <w:p>
+          <w:p ns2:paraId="0302AA01" ns2:textId="77777777">
             <w:pPr>
               <w:spacing w:after="0" w:line="240" w:lineRule="auto"/>
             </w:pPr>
@@ -6602,7 +6608,7 @@
             </w:tcMar>
             <w:vAlign w:val="center"/>
           </w:tcPr>
-          <w:p>
+          <w:p ns2:paraId="1840AAE7" ns2:textId="77777777">
             <w:pPr>
               <w:spacing w:after="0" w:line="240" w:lineRule="auto"/>
             </w:pPr>
@@ -6616,7 +6622,7 @@
           </w:p>
         </w:tc>
       </w:tr>
-      <w:tr>
+      <w:tr ns2:paraId="138ED57F" ns2:textId="77777777">
         <w:tc>
           <w:tcPr>
             <w:tcW w:w="2088" w:type="dxa"/>
@@ -6635,7 +6641,7 @@
             </w:tcMar>
             <w:vAlign w:val="center"/>
           </w:tcPr>
-          <w:p>
+          <w:p ns2:paraId="214EDEB6" ns2:textId="77777777">
             <w:pPr>
               <w:spacing w:after="0" w:line="240" w:lineRule="auto"/>
             </w:pPr>
@@ -6666,7 +6672,7 @@
             </w:tcMar>
             <w:vAlign w:val="center"/>
           </w:tcPr>
-          <w:p>
+          <w:p ns2:paraId="69C2AFDA" ns2:textId="77777777">
             <w:pPr>
               <w:spacing w:after="0" w:line="240" w:lineRule="auto"/>
             </w:pPr>
@@ -6696,7 +6702,7 @@
             </w:tcMar>
             <w:vAlign w:val="center"/>
           </w:tcPr>
-          <w:p>
+          <w:p ns2:paraId="6CE11FD3" ns2:textId="77777777">
             <w:pPr>
               <w:spacing w:after="0" w:line="240" w:lineRule="auto"/>
             </w:pPr>
@@ -6710,7 +6716,7 @@
           </w:p>
         </w:tc>
       </w:tr>
-      <w:tr>
+      <w:tr ns2:paraId="06A7A004" ns2:textId="77777777">
         <w:tc>
           <w:tcPr>
             <w:tcW w:w="2088" w:type="dxa"/>
@@ -6729,7 +6735,7 @@
             </w:tcMar>
             <w:vAlign w:val="center"/>
           </w:tcPr>
-          <w:p>
+          <w:p ns2:paraId="69A115B8" ns2:textId="77777777">
             <w:pPr>
               <w:spacing w:after="0" w:line="240" w:lineRule="auto"/>
             </w:pPr>
@@ -6760,7 +6766,7 @@
             </w:tcMar>
             <w:vAlign w:val="center"/>
           </w:tcPr>
-          <w:p>
+          <w:p ns2:paraId="63CB109A" ns2:textId="77777777">
             <w:pPr>
               <w:spacing w:after="0" w:line="240" w:lineRule="auto"/>
             </w:pPr>
@@ -6790,7 +6796,7 @@
             </w:tcMar>
             <w:vAlign w:val="center"/>
           </w:tcPr>
-          <w:p>
+          <w:p ns2:paraId="0048DF35" ns2:textId="77777777">
             <w:pPr>
               <w:spacing w:after="0" w:line="240" w:lineRule="auto"/>
             </w:pPr>
@@ -6805,7 +6811,7 @@
         </w:tc>
       </w:tr>
     </w:tbl>
-    <w:p>
+    <w:p ns2:paraId="67B26FED" ns2:textId="77777777">
       <w:pPr>
         <w:pStyle w:val="Heading2"/>
       </w:pPr>
@@ -6813,7 +6819,7 @@
         <w:t>Algoritm de decizie</w:t>
       </w:r>
     </w:p>
-    <w:p>
+    <w:p ns2:paraId="437CC155" ns2:textId="77777777">
       <w:pPr>
         <w:pStyle w:val="ListBullet"/>
       </w:pPr>
@@ -6825,7 +6831,7 @@
         <w:t>Valorile sunt normalizate după tip semantic; reformularea liberă nu înlocuiește valoarea canonică.</w:t>
       </w:r>
     </w:p>
-    <w:p>
+    <w:p ns2:paraId="2411B299" ns2:textId="77777777">
       <w:pPr>
         <w:pStyle w:val="ListBullet"/>
       </w:pPr>
@@ -6834,10 +6840,10 @@
           <w:rFonts w:eastAsia="Calibri"/>
           <w:sz w:val="21"/>
         </w:rPr>
-        <w:t>Sunt necesare adaptoare și tipuri de vedere distincte; un singur extractor nu poate autoriza.</w:t>
+        <w:t>Autorizarea cere adaptoare și tipuri de vedere independente.</w:t>
       </w:r>
     </w:p>
-    <w:p>
+    <w:p ns2:paraId="55FD4D74" ns2:textId="77777777">
       <w:pPr>
         <w:pStyle w:val="ListBullet"/>
       </w:pPr>
@@ -6846,10 +6852,10 @@
           <w:rFonts w:eastAsia="Calibri"/>
           <w:sz w:val="21"/>
         </w:rPr>
-        <w:t>Dezacordul calificat asupra unui câmp critic nu este rezolvat prin vot majoritar.</w:t>
+        <w:t>Dezacordul calificat asupra unui câmp critic declanșează escaladarea.</w:t>
       </w:r>
     </w:p>
-    <w:p>
+    <w:p ns2:paraId="71914BFB" ns2:textId="77777777">
       <w:pPr>
         <w:pStyle w:val="ListBullet"/>
       </w:pPr>
@@ -6861,7 +6867,7 @@
         <w:t>Fiecare candidat păstrează adaptorul, încrederea, locatorul și digestul provenienței.</w:t>
       </w:r>
     </w:p>
-    <w:p>
+    <w:p ns2:paraId="6E1CCB26" ns2:textId="77777777">
       <w:pPr>
         <w:pStyle w:val="ListBullet"/>
       </w:pPr>
@@ -6870,7 +6876,7 @@
           <w:rFonts w:eastAsia="Calibri"/>
           <w:sz w:val="21"/>
         </w:rPr>
-        <w:t>Câmpurile lipsă sau ne-normalizabile nu sunt inventate; fluxul se extinde sau escaladează.</w:t>
+        <w:t>Câmpurile lipsă sau ne-normalizabile determină extinderea controlului ori escaladarea.</w:t>
       </w:r>
     </w:p>
     <w:tbl>
@@ -6883,7 +6889,10 @@
       <w:tblGrid>
         <w:gridCol w:w="9360"/>
       </w:tblGrid>
-      <w:tr>
+      <w:tr ns2:paraId="4A3D1CA9" ns2:textId="77777777">
+        <w:trPr>
+          <w:tblHeader w:val="1"/>
+        </w:trPr>
         <w:tc>
           <w:tcPr>
             <w:tcW w:w="9360" w:type="dxa"/>
@@ -6902,7 +6911,7 @@
             </w:tcMar>
             <w:vAlign w:val="center"/>
           </w:tcPr>
-          <w:p>
+          <w:p ns2:paraId="61AA7174" ns2:textId="77777777">
             <w:pPr>
               <w:spacing w:after="40"/>
             </w:pPr>
@@ -6916,7 +6925,7 @@
               <w:t>EFECT TEHNIC</w:t>
             </w:r>
           </w:p>
-          <w:p>
+          <w:p ns2:paraId="62CF6AB2" ns2:textId="77777777">
             <w:pPr>
               <w:spacing w:after="20"/>
             </w:pPr>
@@ -6933,7 +6942,7 @@
         </w:tc>
       </w:tr>
     </w:tbl>
-    <w:p>
+    <w:p ns2:paraId="25814BC0" ns2:textId="77777777">
       <w:pPr>
         <w:sectPr>
           <w:pgSz w:w="12240" w:h="15840"/>
@@ -6943,7 +6952,7 @@
         </w:sectPr>
       </w:pPr>
     </w:p>
-    <w:p>
+    <w:p ns2:paraId="6C43BBBF" ns2:textId="77777777">
       <w:pPr>
         <w:keepNext/>
         <w:spacing w:before="40" w:after="80"/>
@@ -6959,7 +6968,7 @@
         <w:t>EXECUTION PERMIT</w:t>
       </w:r>
     </w:p>
-    <w:p>
+    <w:p ns2:paraId="7D8674A9" ns2:textId="77777777">
       <w:pPr>
         <w:pStyle w:val="Heading1"/>
       </w:pPr>
@@ -6978,7 +6987,7 @@
         <w:gridCol w:w="2880"/>
         <w:gridCol w:w="6480"/>
       </w:tblGrid>
-      <w:tr>
+      <w:tr ns2:paraId="7CCDE026" ns2:textId="77777777">
         <w:trPr>
           <w:tblHeader/>
         </w:trPr>
@@ -7000,7 +7009,7 @@
             </w:tcMar>
             <w:vAlign w:val="center"/>
           </w:tcPr>
-          <w:p>
+          <w:p ns2:paraId="2A36755A" ns2:textId="77777777">
             <w:pPr>
               <w:spacing w:after="0"/>
             </w:pPr>
@@ -7033,7 +7042,7 @@
             </w:tcMar>
             <w:vAlign w:val="center"/>
           </w:tcPr>
-          <w:p>
+          <w:p ns2:paraId="0640BE36" ns2:textId="77777777">
             <w:pPr>
               <w:spacing w:after="0"/>
             </w:pPr>
@@ -7049,7 +7058,7 @@
           </w:p>
         </w:tc>
       </w:tr>
-      <w:tr>
+      <w:tr ns2:paraId="1F42E9B3" ns2:textId="77777777">
         <w:tc>
           <w:tcPr>
             <w:tcW w:w="2880" w:type="dxa"/>
@@ -7068,7 +7077,7 @@
             </w:tcMar>
             <w:vAlign w:val="center"/>
           </w:tcPr>
-          <w:p>
+          <w:p ns2:paraId="011D1D66" ns2:textId="77777777">
             <w:pPr>
               <w:spacing w:after="0" w:line="240" w:lineRule="auto"/>
             </w:pPr>
@@ -7099,7 +7108,7 @@
             </w:tcMar>
             <w:vAlign w:val="center"/>
           </w:tcPr>
-          <w:p>
+          <w:p ns2:paraId="54FD94D1" ns2:textId="77777777">
             <w:pPr>
               <w:spacing w:after="0" w:line="240" w:lineRule="auto"/>
             </w:pPr>
@@ -7113,7 +7122,7 @@
           </w:p>
         </w:tc>
       </w:tr>
-      <w:tr>
+      <w:tr ns2:paraId="6948F346" ns2:textId="77777777">
         <w:tc>
           <w:tcPr>
             <w:tcW w:w="2880" w:type="dxa"/>
@@ -7132,7 +7141,7 @@
             </w:tcMar>
             <w:vAlign w:val="center"/>
           </w:tcPr>
-          <w:p>
+          <w:p ns2:paraId="650C39D0" ns2:textId="77777777">
             <w:pPr>
               <w:spacing w:after="0" w:line="240" w:lineRule="auto"/>
             </w:pPr>
@@ -7163,7 +7172,7 @@
             </w:tcMar>
             <w:vAlign w:val="center"/>
           </w:tcPr>
-          <w:p>
+          <w:p ns2:paraId="2112CCD6" ns2:textId="77777777">
             <w:pPr>
               <w:spacing w:after="0" w:line="240" w:lineRule="auto"/>
             </w:pPr>
@@ -7177,7 +7186,7 @@
           </w:p>
         </w:tc>
       </w:tr>
-      <w:tr>
+      <w:tr ns2:paraId="308CE290" ns2:textId="77777777">
         <w:tc>
           <w:tcPr>
             <w:tcW w:w="2880" w:type="dxa"/>
@@ -7196,7 +7205,7 @@
             </w:tcMar>
             <w:vAlign w:val="center"/>
           </w:tcPr>
-          <w:p>
+          <w:p ns2:paraId="2EA9B3D9" ns2:textId="77777777">
             <w:pPr>
               <w:spacing w:after="0" w:line="240" w:lineRule="auto"/>
             </w:pPr>
@@ -7227,7 +7236,7 @@
             </w:tcMar>
             <w:vAlign w:val="center"/>
           </w:tcPr>
-          <w:p>
+          <w:p ns2:paraId="3F65697E" ns2:textId="77777777">
             <w:pPr>
               <w:spacing w:after="0" w:line="240" w:lineRule="auto"/>
             </w:pPr>
@@ -7241,7 +7250,7 @@
           </w:p>
         </w:tc>
       </w:tr>
-      <w:tr>
+      <w:tr ns2:paraId="2B8F6BF1" ns2:textId="77777777">
         <w:tc>
           <w:tcPr>
             <w:tcW w:w="2880" w:type="dxa"/>
@@ -7260,7 +7269,7 @@
             </w:tcMar>
             <w:vAlign w:val="center"/>
           </w:tcPr>
-          <w:p>
+          <w:p ns2:paraId="27DC7559" ns2:textId="77777777">
             <w:pPr>
               <w:spacing w:after="0" w:line="240" w:lineRule="auto"/>
             </w:pPr>
@@ -7291,7 +7300,7 @@
             </w:tcMar>
             <w:vAlign w:val="center"/>
           </w:tcPr>
-          <w:p>
+          <w:p ns2:paraId="4F8E924D" ns2:textId="77777777">
             <w:pPr>
               <w:spacing w:after="0" w:line="240" w:lineRule="auto"/>
             </w:pPr>
@@ -7305,7 +7314,7 @@
           </w:p>
         </w:tc>
       </w:tr>
-      <w:tr>
+      <w:tr ns2:paraId="2DC10B98" ns2:textId="77777777">
         <w:tc>
           <w:tcPr>
             <w:tcW w:w="2880" w:type="dxa"/>
@@ -7324,7 +7333,7 @@
             </w:tcMar>
             <w:vAlign w:val="center"/>
           </w:tcPr>
-          <w:p>
+          <w:p ns2:paraId="382CB978" ns2:textId="77777777">
             <w:pPr>
               <w:spacing w:after="0" w:line="240" w:lineRule="auto"/>
             </w:pPr>
@@ -7355,7 +7364,7 @@
             </w:tcMar>
             <w:vAlign w:val="center"/>
           </w:tcPr>
-          <w:p>
+          <w:p ns2:paraId="26D3FDEC" ns2:textId="77777777">
             <w:pPr>
               <w:spacing w:after="0" w:line="240" w:lineRule="auto"/>
             </w:pPr>
@@ -7369,7 +7378,7 @@
           </w:p>
         </w:tc>
       </w:tr>
-      <w:tr>
+      <w:tr ns2:paraId="3E16FDB2" ns2:textId="77777777">
         <w:tc>
           <w:tcPr>
             <w:tcW w:w="2880" w:type="dxa"/>
@@ -7388,7 +7397,7 @@
             </w:tcMar>
             <w:vAlign w:val="center"/>
           </w:tcPr>
-          <w:p>
+          <w:p ns2:paraId="61E69D49" ns2:textId="77777777">
             <w:pPr>
               <w:spacing w:after="0" w:line="240" w:lineRule="auto"/>
             </w:pPr>
@@ -7419,7 +7428,7 @@
             </w:tcMar>
             <w:vAlign w:val="center"/>
           </w:tcPr>
-          <w:p>
+          <w:p ns2:paraId="672CD5E7" ns2:textId="77777777">
             <w:pPr>
               <w:spacing w:after="0" w:line="240" w:lineRule="auto"/>
             </w:pPr>
@@ -7434,7 +7443,7 @@
         </w:tc>
       </w:tr>
     </w:tbl>
-    <w:p>
+    <w:p ns2:paraId="130F7C65" ns2:textId="77777777">
       <w:pPr>
         <w:pStyle w:val="Heading2"/>
       </w:pPr>
@@ -7442,7 +7451,7 @@
         <w:t>Emiterea</w:t>
       </w:r>
     </w:p>
-    <w:p>
+    <w:p ns2:paraId="5423E34A" ns2:textId="77777777">
       <w:pPr>
         <w:pStyle w:val="ListBullet"/>
       </w:pPr>
@@ -7454,7 +7463,7 @@
         <w:t>Este permisă numai pentru o verificare accepted și un consens automat accepted.</w:t>
       </w:r>
     </w:p>
-    <w:p>
+    <w:p ns2:paraId="7FD37B59" ns2:textId="77777777">
       <w:pPr>
         <w:pStyle w:val="ListBullet"/>
       </w:pPr>
@@ -7466,7 +7475,7 @@
         <w:t>Documentul, revizia, manifestul, politica și planul trebuie să fie intern coerente.</w:t>
       </w:r>
     </w:p>
-    <w:p>
+    <w:p ns2:paraId="6F3013FE" ns2:textId="77777777">
       <w:pPr>
         <w:pStyle w:val="ListBullet"/>
       </w:pPr>
@@ -7478,7 +7487,7 @@
         <w:t>Claims sunt canonicalizate RFC 8785 și semnate Ed25519.</w:t>
       </w:r>
     </w:p>
-    <w:p>
+    <w:p ns2:paraId="227BF17C" ns2:textId="77777777">
       <w:pPr>
         <w:pStyle w:val="Heading2"/>
       </w:pPr>
@@ -7486,7 +7495,7 @@
         <w:t>Autorizarea și consumul</w:t>
       </w:r>
     </w:p>
-    <w:p>
+    <w:p ns2:paraId="07EBDF6B" ns2:textId="77777777">
       <w:pPr>
         <w:pStyle w:val="ListBullet"/>
       </w:pPr>
@@ -7498,7 +7507,7 @@
         <w:t>Verificatorul controlează cheia de încredere, semnătura, fereastra temporală, audiența și action_digest.</w:t>
       </w:r>
     </w:p>
-    <w:p>
+    <w:p ns2:paraId="7EE6B647" ns2:textId="77777777">
       <w:pPr>
         <w:pStyle w:val="ListBullet"/>
       </w:pPr>
@@ -7510,7 +7519,7 @@
         <w:t>Consumarea este atomică: prezentările secvențiale sau concurente pot produce cel mult o singură autorizare.</w:t>
       </w:r>
     </w:p>
-    <w:p>
+    <w:p ns2:paraId="73EBBAA6" ns2:textId="77777777">
       <w:pPr>
         <w:pStyle w:val="ListBullet"/>
       </w:pPr>
@@ -7519,10 +7528,10 @@
           <w:rFonts w:eastAsia="Calibri"/>
           <w:sz w:val="21"/>
         </w:rPr>
-        <w:t>Modificarea requestului este detectată înaintea consumului, astfel încât o cerere corectată poate folosi un permis nou.</w:t>
+        <w:t>Modificarea cererii este detectată înaintea consumului, astfel încât o cerere corectată poate folosi un permis nou.</w:t>
       </w:r>
     </w:p>
-    <w:p>
+    <w:p ns2:paraId="3564720F" ns2:textId="77777777">
       <w:pPr>
         <w:sectPr>
           <w:pgSz w:w="12240" w:h="15840"/>
@@ -7532,7 +7541,7 @@
         </w:sectPr>
       </w:pPr>
     </w:p>
-    <w:p>
+    <w:p ns2:paraId="697877BF" ns2:textId="77777777">
       <w:pPr>
         <w:keepNext/>
         <w:spacing w:before="1360" w:after="80"/>
@@ -7548,7 +7557,7 @@
         <w:t>FLIGHT OPERAȚIONAL 01</w:t>
       </w:r>
     </w:p>
-    <w:p>
+    <w:p ns2:paraId="4D96D378" ns2:textId="77777777">
       <w:pPr>
         <w:pStyle w:val="Heading1"/>
       </w:pPr>
@@ -7556,7 +7565,7 @@
         <w:t>Security Flight izolează mecanismul aflat în nucleul dezvoltării</w:t>
       </w:r>
     </w:p>
-    <w:p>
+    <w:p ns2:paraId="2E3B90D1" ns2:textId="77777777">
       <w:pPr>
         <w:spacing w:before="60" w:after="40"/>
         <w:jc w:val="center"/>
@@ -7566,43 +7575,43 @@
           <w:noProof/>
         </w:rPr>
         <w:drawing>
-          <wp:inline distT="0" distB="0" distL="0" distR="0" wp14:anchorId="6E231D2D" wp14:editId="54232EAC">
+          <wp:inline distT="0" distB="0" distL="0" distR="0" ns5:anchorId="6E231D2D" ns5:editId="54232EAC">
             <wp:extent cx="5074920" cy="2854642"/>
             <wp:effectExtent l="0" t="0" r="0" b="0"/>
-            <wp:docPr id="2" name="Picture 2"/>
+            <wp:docPr id="2" name="Picture 2" descr="Modulul SODIF Security și controalele de securitate aplicate documentului semnat." title="Captură de produs SODIF"/>
             <wp:cNvGraphicFramePr>
-              <a:graphicFrameLocks xmlns:a="http://schemas.openxmlformats.org/drawingml/2006/main" noChangeAspect="1"/>
+              <ns6:graphicFrameLocks noChangeAspect="1"/>
             </wp:cNvGraphicFramePr>
-            <a:graphic xmlns:a="http://schemas.openxmlformats.org/drawingml/2006/main">
-              <a:graphicData uri="http://schemas.openxmlformats.org/drawingml/2006/picture">
-                <pic:pic xmlns:pic="http://schemas.openxmlformats.org/drawingml/2006/picture">
-                  <pic:nvPicPr>
-                    <pic:cNvPr id="0" name="06_security.png"/>
-                    <pic:cNvPicPr/>
-                  </pic:nvPicPr>
-                  <pic:blipFill>
-                    <a:blip r:embed="rId10"/>
-                    <a:stretch>
-                      <a:fillRect/>
-                    </a:stretch>
-                  </pic:blipFill>
-                  <pic:spPr>
-                    <a:xfrm>
-                      <a:off x="0" y="0"/>
-                      <a:ext cx="5074920" cy="2854642"/>
-                    </a:xfrm>
-                    <a:prstGeom prst="rect">
-                      <a:avLst/>
-                    </a:prstGeom>
-                  </pic:spPr>
-                </pic:pic>
-              </a:graphicData>
-            </a:graphic>
+            <ns6:graphic>
+              <ns6:graphicData uri="http://schemas.openxmlformats.org/drawingml/2006/picture">
+                <ns7:pic>
+                  <ns7:nvPicPr>
+                    <ns7:cNvPr id="0" name="06_security.png"/>
+                    <ns7:cNvPicPr/>
+                  </ns7:nvPicPr>
+                  <ns7:blipFill>
+                    <ns6:blip ns3:embed="rId10"/>
+                    <ns6:stretch>
+                      <ns6:fillRect/>
+                    </ns6:stretch>
+                  </ns7:blipFill>
+                  <ns7:spPr>
+                    <ns6:xfrm>
+                      <ns6:off x="0" y="0"/>
+                      <ns6:ext cx="5074920" cy="2854642"/>
+                    </ns6:xfrm>
+                    <ns6:prstGeom prst="rect">
+                      <ns6:avLst/>
+                    </ns6:prstGeom>
+                  </ns7:spPr>
+                </ns7:pic>
+              </ns6:graphicData>
+            </ns6:graphic>
           </wp:inline>
         </w:drawing>
       </w:r>
     </w:p>
-    <w:p>
+    <w:p ns2:paraId="3E2F5CD2" ns2:textId="77777777">
       <w:pPr>
         <w:spacing w:after="100"/>
         <w:jc w:val="center"/>
@@ -7614,7 +7623,7 @@
           <w:color w:val="5F6B7A"/>
           <w:sz w:val="17"/>
         </w:rPr>
-        <w:t>Signed Intent Security — limitele modulului și controalele pe care le aplică.</w:t>
+        <w:t>SODIF Security — limitele modulului și controalele pe care le aplică.</w:t>
       </w:r>
     </w:p>
     <w:tbl>
@@ -7629,7 +7638,7 @@
         <w:gridCol w:w="3456"/>
         <w:gridCol w:w="3528"/>
       </w:tblGrid>
-      <w:tr>
+      <w:tr ns2:paraId="08E8C266" ns2:textId="77777777">
         <w:trPr>
           <w:tblHeader/>
         </w:trPr>
@@ -7651,7 +7660,7 @@
             </w:tcMar>
             <w:vAlign w:val="center"/>
           </w:tcPr>
-          <w:p>
+          <w:p ns2:paraId="3A08B54A" ns2:textId="77777777">
             <w:pPr>
               <w:spacing w:after="0"/>
             </w:pPr>
@@ -7684,7 +7693,7 @@
             </w:tcMar>
             <w:vAlign w:val="center"/>
           </w:tcPr>
-          <w:p>
+          <w:p ns2:paraId="7B1F98EB" ns2:textId="77777777">
             <w:pPr>
               <w:spacing w:after="0"/>
             </w:pPr>
@@ -7717,7 +7726,7 @@
             </w:tcMar>
             <w:vAlign w:val="center"/>
           </w:tcPr>
-          <w:p>
+          <w:p ns2:paraId="063A62B1" ns2:textId="77777777">
             <w:pPr>
               <w:spacing w:after="0"/>
             </w:pPr>
@@ -7733,7 +7742,7 @@
           </w:p>
         </w:tc>
       </w:tr>
-      <w:tr>
+      <w:tr ns2:paraId="163B178F" ns2:textId="77777777">
         <w:tc>
           <w:tcPr>
             <w:tcW w:w="2376" w:type="dxa"/>
@@ -7752,7 +7761,7 @@
             </w:tcMar>
             <w:vAlign w:val="center"/>
           </w:tcPr>
-          <w:p>
+          <w:p ns2:paraId="647668F7" ns2:textId="77777777">
             <w:pPr>
               <w:spacing w:after="0" w:line="240" w:lineRule="auto"/>
             </w:pPr>
@@ -7783,7 +7792,7 @@
             </w:tcMar>
             <w:vAlign w:val="center"/>
           </w:tcPr>
-          <w:p>
+          <w:p ns2:paraId="2DA5C87D" ns2:textId="77777777">
             <w:pPr>
               <w:spacing w:after="0" w:line="240" w:lineRule="auto"/>
             </w:pPr>
@@ -7813,7 +7822,7 @@
             </w:tcMar>
             <w:vAlign w:val="center"/>
           </w:tcPr>
-          <w:p>
+          <w:p ns2:paraId="4C092772" ns2:textId="77777777">
             <w:pPr>
               <w:spacing w:after="0" w:line="240" w:lineRule="auto"/>
             </w:pPr>
@@ -7827,7 +7836,7 @@
           </w:p>
         </w:tc>
       </w:tr>
-      <w:tr>
+      <w:tr ns2:paraId="20297B5A" ns2:textId="77777777">
         <w:tc>
           <w:tcPr>
             <w:tcW w:w="2376" w:type="dxa"/>
@@ -7846,7 +7855,7 @@
             </w:tcMar>
             <w:vAlign w:val="center"/>
           </w:tcPr>
-          <w:p>
+          <w:p ns2:paraId="740385F0" ns2:textId="77777777">
             <w:pPr>
               <w:spacing w:after="0" w:line="240" w:lineRule="auto"/>
             </w:pPr>
@@ -7877,7 +7886,7 @@
             </w:tcMar>
             <w:vAlign w:val="center"/>
           </w:tcPr>
-          <w:p>
+          <w:p ns2:paraId="463642D8" ns2:textId="77777777">
             <w:pPr>
               <w:spacing w:after="0" w:line="240" w:lineRule="auto"/>
             </w:pPr>
@@ -7907,7 +7916,7 @@
             </w:tcMar>
             <w:vAlign w:val="center"/>
           </w:tcPr>
-          <w:p>
+          <w:p ns2:paraId="2AAF3FA6" ns2:textId="77777777">
             <w:pPr>
               <w:spacing w:after="0" w:line="240" w:lineRule="auto"/>
             </w:pPr>
@@ -7921,7 +7930,7 @@
           </w:p>
         </w:tc>
       </w:tr>
-      <w:tr>
+      <w:tr ns2:paraId="2251D13C" ns2:textId="77777777">
         <w:tc>
           <w:tcPr>
             <w:tcW w:w="2376" w:type="dxa"/>
@@ -7940,7 +7949,7 @@
             </w:tcMar>
             <w:vAlign w:val="center"/>
           </w:tcPr>
-          <w:p>
+          <w:p ns2:paraId="726E0070" ns2:textId="77777777">
             <w:pPr>
               <w:spacing w:after="0" w:line="240" w:lineRule="auto"/>
             </w:pPr>
@@ -7971,7 +7980,7 @@
             </w:tcMar>
             <w:vAlign w:val="center"/>
           </w:tcPr>
-          <w:p>
+          <w:p ns2:paraId="0113B33D" ns2:textId="77777777">
             <w:pPr>
               <w:spacing w:after="0" w:line="240" w:lineRule="auto"/>
             </w:pPr>
@@ -8001,7 +8010,7 @@
             </w:tcMar>
             <w:vAlign w:val="center"/>
           </w:tcPr>
-          <w:p>
+          <w:p ns2:paraId="6BCFEA06" ns2:textId="77777777">
             <w:pPr>
               <w:spacing w:after="0" w:line="240" w:lineRule="auto"/>
             </w:pPr>
@@ -8015,7 +8024,7 @@
           </w:p>
         </w:tc>
       </w:tr>
-      <w:tr>
+      <w:tr ns2:paraId="02B6BEFE" ns2:textId="77777777">
         <w:tc>
           <w:tcPr>
             <w:tcW w:w="2376" w:type="dxa"/>
@@ -8034,7 +8043,7 @@
             </w:tcMar>
             <w:vAlign w:val="center"/>
           </w:tcPr>
-          <w:p>
+          <w:p ns2:paraId="37D49CC6" ns2:textId="77777777">
             <w:pPr>
               <w:spacing w:after="0" w:line="240" w:lineRule="auto"/>
             </w:pPr>
@@ -8065,7 +8074,7 @@
             </w:tcMar>
             <w:vAlign w:val="center"/>
           </w:tcPr>
-          <w:p>
+          <w:p ns2:paraId="728F37AF" ns2:textId="77777777">
             <w:pPr>
               <w:spacing w:after="0" w:line="240" w:lineRule="auto"/>
             </w:pPr>
@@ -8095,7 +8104,7 @@
             </w:tcMar>
             <w:vAlign w:val="center"/>
           </w:tcPr>
-          <w:p>
+          <w:p ns2:paraId="7B583A05" ns2:textId="77777777">
             <w:pPr>
               <w:spacing w:after="0" w:line="240" w:lineRule="auto"/>
             </w:pPr>
@@ -8109,7 +8118,7 @@
           </w:p>
         </w:tc>
       </w:tr>
-      <w:tr>
+      <w:tr ns2:paraId="145EE08F" ns2:textId="77777777">
         <w:tc>
           <w:tcPr>
             <w:tcW w:w="2376" w:type="dxa"/>
@@ -8128,7 +8137,7 @@
             </w:tcMar>
             <w:vAlign w:val="center"/>
           </w:tcPr>
-          <w:p>
+          <w:p ns2:paraId="37C9BC6A" ns2:textId="77777777">
             <w:pPr>
               <w:spacing w:after="0" w:line="240" w:lineRule="auto"/>
             </w:pPr>
@@ -8159,7 +8168,7 @@
             </w:tcMar>
             <w:vAlign w:val="center"/>
           </w:tcPr>
-          <w:p>
+          <w:p ns2:paraId="514DF372" ns2:textId="77777777">
             <w:pPr>
               <w:spacing w:after="0" w:line="240" w:lineRule="auto"/>
             </w:pPr>
@@ -8189,7 +8198,7 @@
             </w:tcMar>
             <w:vAlign w:val="center"/>
           </w:tcPr>
-          <w:p>
+          <w:p ns2:paraId="36812B17" ns2:textId="77777777">
             <w:pPr>
               <w:spacing w:after="0" w:line="240" w:lineRule="auto"/>
             </w:pPr>
@@ -8203,7 +8212,7 @@
           </w:p>
         </w:tc>
       </w:tr>
-      <w:tr>
+      <w:tr ns2:paraId="747BFA1E" ns2:textId="77777777">
         <w:tc>
           <w:tcPr>
             <w:tcW w:w="2376" w:type="dxa"/>
@@ -8222,7 +8231,7 @@
             </w:tcMar>
             <w:vAlign w:val="center"/>
           </w:tcPr>
-          <w:p>
+          <w:p ns2:paraId="16D98134" ns2:textId="77777777">
             <w:pPr>
               <w:spacing w:after="0" w:line="240" w:lineRule="auto"/>
             </w:pPr>
@@ -8253,7 +8262,7 @@
             </w:tcMar>
             <w:vAlign w:val="center"/>
           </w:tcPr>
-          <w:p>
+          <w:p ns2:paraId="313E64A9" ns2:textId="77777777">
             <w:pPr>
               <w:spacing w:after="0" w:line="240" w:lineRule="auto"/>
             </w:pPr>
@@ -8283,7 +8292,7 @@
             </w:tcMar>
             <w:vAlign w:val="center"/>
           </w:tcPr>
-          <w:p>
+          <w:p ns2:paraId="41A866C9" ns2:textId="77777777">
             <w:pPr>
               <w:spacing w:after="0" w:line="240" w:lineRule="auto"/>
             </w:pPr>
@@ -8298,7 +8307,7 @@
         </w:tc>
       </w:tr>
     </w:tbl>
-    <w:p>
+    <w:p ns2:paraId="53374D94" ns2:textId="77777777">
       <w:pPr>
         <w:sectPr>
           <w:pgSz w:w="12240" w:h="15840"/>
@@ -8308,7 +8317,7 @@
         </w:sectPr>
       </w:pPr>
     </w:p>
-    <w:p>
+    <w:p ns2:paraId="0BA80A33" ns2:textId="77777777">
       <w:pPr>
         <w:keepNext/>
         <w:spacing w:before="40" w:after="80"/>
@@ -8320,16 +8329,15 @@
           <w:color w:val="0E8F95"/>
           <w:sz w:val="17"/>
         </w:rPr>
-        <w:lastRenderedPageBreak/>
-        <w:t>VERIFIABLE DOCUMENT ARCHIVE</w:t>
+        <w:t>SODIF ARCHIVE</w:t>
       </w:r>
     </w:p>
-    <w:p>
+    <w:p ns2:paraId="489BFB6D" ns2:textId="77777777">
       <w:pPr>
         <w:pStyle w:val="Heading1"/>
       </w:pPr>
       <w:r>
-        <w:t>Arhiva păstrează dovada exactă fără a prelua decizia semantică</w:t>
+        <w:t>Arhiva păstrează dovada exactă și continuitatea reviziilor</w:t>
       </w:r>
     </w:p>
     <w:tbl>
@@ -8344,7 +8352,7 @@
         <w:gridCol w:w="4824"/>
         <w:gridCol w:w="2448"/>
       </w:tblGrid>
-      <w:tr>
+      <w:tr ns2:paraId="7FD1CC86" ns2:textId="77777777">
         <w:trPr>
           <w:tblHeader/>
         </w:trPr>
@@ -8366,7 +8374,7 @@
             </w:tcMar>
             <w:vAlign w:val="center"/>
           </w:tcPr>
-          <w:p>
+          <w:p ns2:paraId="23096794" ns2:textId="77777777">
             <w:pPr>
               <w:spacing w:after="0"/>
             </w:pPr>
@@ -8399,7 +8407,7 @@
             </w:tcMar>
             <w:vAlign w:val="center"/>
           </w:tcPr>
-          <w:p>
+          <w:p ns2:paraId="3AD77095" ns2:textId="77777777">
             <w:pPr>
               <w:spacing w:after="0"/>
             </w:pPr>
@@ -8432,7 +8440,7 @@
             </w:tcMar>
             <w:vAlign w:val="center"/>
           </w:tcPr>
-          <w:p>
+          <w:p ns2:paraId="7606D978" ns2:textId="77777777">
             <w:pPr>
               <w:spacing w:after="0"/>
             </w:pPr>
@@ -8448,7 +8456,7 @@
           </w:p>
         </w:tc>
       </w:tr>
-      <w:tr>
+      <w:tr ns2:paraId="0030EF83" ns2:textId="77777777">
         <w:tc>
           <w:tcPr>
             <w:tcW w:w="2088" w:type="dxa"/>
@@ -8467,7 +8475,7 @@
             </w:tcMar>
             <w:vAlign w:val="center"/>
           </w:tcPr>
-          <w:p>
+          <w:p ns2:paraId="2EA01B4E" ns2:textId="77777777">
             <w:pPr>
               <w:spacing w:after="0" w:line="240" w:lineRule="auto"/>
             </w:pPr>
@@ -8498,7 +8506,7 @@
             </w:tcMar>
             <w:vAlign w:val="center"/>
           </w:tcPr>
-          <w:p>
+          <w:p ns2:paraId="4F444518" ns2:textId="77777777">
             <w:pPr>
               <w:spacing w:after="0" w:line="240" w:lineRule="auto"/>
             </w:pPr>
@@ -8528,7 +8536,7 @@
             </w:tcMar>
             <w:vAlign w:val="center"/>
           </w:tcPr>
-          <w:p>
+          <w:p ns2:paraId="091B87AF" ns2:textId="77777777">
             <w:pPr>
               <w:spacing w:after="0" w:line="240" w:lineRule="auto"/>
             </w:pPr>
@@ -8542,7 +8550,7 @@
           </w:p>
         </w:tc>
       </w:tr>
-      <w:tr>
+      <w:tr ns2:paraId="4AC6EB49" ns2:textId="77777777">
         <w:tc>
           <w:tcPr>
             <w:tcW w:w="2088" w:type="dxa"/>
@@ -8561,7 +8569,7 @@
             </w:tcMar>
             <w:vAlign w:val="center"/>
           </w:tcPr>
-          <w:p>
+          <w:p ns2:paraId="70612B23" ns2:textId="77777777">
             <w:pPr>
               <w:spacing w:after="0" w:line="240" w:lineRule="auto"/>
             </w:pPr>
@@ -8592,7 +8600,7 @@
             </w:tcMar>
             <w:vAlign w:val="center"/>
           </w:tcPr>
-          <w:p>
+          <w:p ns2:paraId="5AC0C08C" ns2:textId="77777777">
             <w:pPr>
               <w:spacing w:after="0" w:line="240" w:lineRule="auto"/>
             </w:pPr>
@@ -8622,7 +8630,7 @@
             </w:tcMar>
             <w:vAlign w:val="center"/>
           </w:tcPr>
-          <w:p>
+          <w:p ns2:paraId="2FA79333" ns2:textId="77777777">
             <w:pPr>
               <w:spacing w:after="0" w:line="240" w:lineRule="auto"/>
             </w:pPr>
@@ -8636,7 +8644,7 @@
           </w:p>
         </w:tc>
       </w:tr>
-      <w:tr>
+      <w:tr ns2:paraId="6960D897" ns2:textId="77777777">
         <w:tc>
           <w:tcPr>
             <w:tcW w:w="2088" w:type="dxa"/>
@@ -8655,7 +8663,7 @@
             </w:tcMar>
             <w:vAlign w:val="center"/>
           </w:tcPr>
-          <w:p>
+          <w:p ns2:paraId="4C3D2E9A" ns2:textId="77777777">
             <w:pPr>
               <w:spacing w:after="0" w:line="240" w:lineRule="auto"/>
             </w:pPr>
@@ -8686,7 +8694,7 @@
             </w:tcMar>
             <w:vAlign w:val="center"/>
           </w:tcPr>
-          <w:p>
+          <w:p ns2:paraId="6231B70A" ns2:textId="77777777">
             <w:pPr>
               <w:spacing w:after="0" w:line="240" w:lineRule="auto"/>
             </w:pPr>
@@ -8716,7 +8724,7 @@
             </w:tcMar>
             <w:vAlign w:val="center"/>
           </w:tcPr>
-          <w:p>
+          <w:p ns2:paraId="2847E675" ns2:textId="77777777">
             <w:pPr>
               <w:spacing w:after="0" w:line="240" w:lineRule="auto"/>
             </w:pPr>
@@ -8730,7 +8738,7 @@
           </w:p>
         </w:tc>
       </w:tr>
-      <w:tr>
+      <w:tr ns2:paraId="6B013E91" ns2:textId="77777777">
         <w:tc>
           <w:tcPr>
             <w:tcW w:w="2088" w:type="dxa"/>
@@ -8749,7 +8757,7 @@
             </w:tcMar>
             <w:vAlign w:val="center"/>
           </w:tcPr>
-          <w:p>
+          <w:p ns2:paraId="4361FAA3" ns2:textId="77777777">
             <w:pPr>
               <w:spacing w:after="0" w:line="240" w:lineRule="auto"/>
             </w:pPr>
@@ -8780,7 +8788,7 @@
             </w:tcMar>
             <w:vAlign w:val="center"/>
           </w:tcPr>
-          <w:p>
+          <w:p ns2:paraId="20D91AA1" ns2:textId="77777777">
             <w:pPr>
               <w:spacing w:after="0" w:line="240" w:lineRule="auto"/>
             </w:pPr>
@@ -8810,7 +8818,7 @@
             </w:tcMar>
             <w:vAlign w:val="center"/>
           </w:tcPr>
-          <w:p>
+          <w:p ns2:paraId="43DF5D0B" ns2:textId="77777777">
             <w:pPr>
               <w:spacing w:after="0" w:line="240" w:lineRule="auto"/>
             </w:pPr>
@@ -8824,7 +8832,7 @@
           </w:p>
         </w:tc>
       </w:tr>
-      <w:tr>
+      <w:tr ns2:paraId="78A207BE" ns2:textId="77777777">
         <w:tc>
           <w:tcPr>
             <w:tcW w:w="2088" w:type="dxa"/>
@@ -8843,7 +8851,7 @@
             </w:tcMar>
             <w:vAlign w:val="center"/>
           </w:tcPr>
-          <w:p>
+          <w:p ns2:paraId="29CA3D22" ns2:textId="77777777">
             <w:pPr>
               <w:spacing w:after="0" w:line="240" w:lineRule="auto"/>
             </w:pPr>
@@ -8874,7 +8882,7 @@
             </w:tcMar>
             <w:vAlign w:val="center"/>
           </w:tcPr>
-          <w:p>
+          <w:p ns2:paraId="4E980FF3" ns2:textId="77777777">
             <w:pPr>
               <w:spacing w:after="0" w:line="240" w:lineRule="auto"/>
             </w:pPr>
@@ -8904,7 +8912,7 @@
             </w:tcMar>
             <w:vAlign w:val="center"/>
           </w:tcPr>
-          <w:p>
+          <w:p ns2:paraId="3AA8CBDF" ns2:textId="77777777">
             <w:pPr>
               <w:spacing w:after="0" w:line="240" w:lineRule="auto"/>
             </w:pPr>
@@ -8918,7 +8926,7 @@
           </w:p>
         </w:tc>
       </w:tr>
-      <w:tr>
+      <w:tr ns2:paraId="59A19C83" ns2:textId="77777777">
         <w:tc>
           <w:tcPr>
             <w:tcW w:w="2088" w:type="dxa"/>
@@ -8937,7 +8945,7 @@
             </w:tcMar>
             <w:vAlign w:val="center"/>
           </w:tcPr>
-          <w:p>
+          <w:p ns2:paraId="7B100D24" ns2:textId="77777777">
             <w:pPr>
               <w:spacing w:after="0" w:line="240" w:lineRule="auto"/>
             </w:pPr>
@@ -8968,7 +8976,7 @@
             </w:tcMar>
             <w:vAlign w:val="center"/>
           </w:tcPr>
-          <w:p>
+          <w:p ns2:paraId="31D50781" ns2:textId="77777777">
             <w:pPr>
               <w:spacing w:after="0" w:line="240" w:lineRule="auto"/>
             </w:pPr>
@@ -8998,7 +9006,7 @@
             </w:tcMar>
             <w:vAlign w:val="center"/>
           </w:tcPr>
-          <w:p>
+          <w:p ns2:paraId="548DA938" ns2:textId="77777777">
             <w:pPr>
               <w:spacing w:after="0" w:line="240" w:lineRule="auto"/>
             </w:pPr>
@@ -9013,7 +9021,7 @@
         </w:tc>
       </w:tr>
     </w:tbl>
-    <w:p>
+    <w:p ns2:paraId="27FE3F42" ns2:textId="77777777">
       <w:pPr>
         <w:pStyle w:val="Heading2"/>
       </w:pPr>
@@ -9021,7 +9029,7 @@
         <w:t>Ciclul reviziei semnate</w:t>
       </w:r>
     </w:p>
-    <w:p>
+    <w:p ns2:paraId="5FCD8F81" ns2:textId="77777777">
       <w:pPr>
         <w:pStyle w:val="ListBullet"/>
       </w:pPr>
@@ -9033,7 +9041,7 @@
         <w:t>O revizie nouă trebuie să indice exact digestul ultimei revizii acceptate.</w:t>
       </w:r>
     </w:p>
-    <w:p>
+    <w:p ns2:paraId="6C074178" ns2:textId="77777777">
       <w:pPr>
         <w:pStyle w:val="ListBullet"/>
       </w:pPr>
@@ -9045,7 +9053,7 @@
         <w:t>Sunt respinse salturile de număr, alt predecesor, conținutul repetat, identitatea schimbată sau semnarea neordonată.</w:t>
       </w:r>
     </w:p>
-    <w:p>
+    <w:p ns2:paraId="6D67913A" ns2:textId="77777777">
       <w:pPr>
         <w:pStyle w:val="ListBullet"/>
       </w:pPr>
@@ -9054,10 +9062,10 @@
           <w:rFonts w:eastAsia="Calibri"/>
           <w:sz w:val="21"/>
         </w:rPr>
-        <w:t>Transversal Flight păstrează două revizii legate pentru scenariul conform; Security Flight nu scrie în DMS.</w:t>
+        <w:t>Transversal Flight păstrează două revizii legate pentru scenariul conform. Security Flight acoperă exclusiv SODIF Security.</w:t>
       </w:r>
     </w:p>
-    <w:p>
+    <w:p ns2:paraId="393B48FE" ns2:textId="77777777">
       <w:pPr>
         <w:sectPr>
           <w:pgSz w:w="12240" w:h="15840"/>
@@ -9067,7 +9075,7 @@
         </w:sectPr>
       </w:pPr>
     </w:p>
-    <w:p>
+    <w:p ns2:paraId="326C19E8" ns2:textId="77777777">
       <w:pPr>
         <w:keepNext/>
         <w:spacing w:before="1360" w:after="80"/>
@@ -9079,11 +9087,10 @@
           <w:color w:val="0E8F95"/>
           <w:sz w:val="17"/>
         </w:rPr>
-        <w:lastRenderedPageBreak/>
-        <w:t>SEMANTIC EXECUTION GATEWAY</w:t>
+        <w:t>SODIF GATEWAY</w:t>
       </w:r>
     </w:p>
-    <w:p>
+    <w:p ns2:paraId="782AA6C1" ns2:textId="77777777">
       <w:pPr>
         <w:pStyle w:val="Heading1"/>
       </w:pPr>
@@ -9091,7 +9098,7 @@
         <w:t>Politica tranzacțională este aplicată la limita API</w:t>
       </w:r>
     </w:p>
-    <w:p>
+    <w:p ns2:paraId="174C3346" ns2:textId="77777777">
       <w:pPr>
         <w:spacing w:before="60" w:after="40"/>
         <w:jc w:val="center"/>
@@ -9101,43 +9108,43 @@
           <w:noProof/>
         </w:rPr>
         <w:drawing>
-          <wp:inline distT="0" distB="0" distL="0" distR="0" wp14:anchorId="64C268E7" wp14:editId="113F5FC1">
+          <wp:inline distT="0" distB="0" distL="0" distR="0" ns5:anchorId="64C268E7" ns5:editId="113F5FC1">
             <wp:extent cx="5623560" cy="3163252"/>
             <wp:effectExtent l="0" t="0" r="0" b="0"/>
-            <wp:docPr id="3" name="Picture 3"/>
+            <wp:docPr id="3" name="Picture 3" descr="SODIF Gateway evaluează cererea API față de permis și politica rutei." title="Captură de produs SODIF"/>
             <wp:cNvGraphicFramePr>
-              <a:graphicFrameLocks xmlns:a="http://schemas.openxmlformats.org/drawingml/2006/main" noChangeAspect="1"/>
+              <ns6:graphicFrameLocks noChangeAspect="1"/>
             </wp:cNvGraphicFramePr>
-            <a:graphic xmlns:a="http://schemas.openxmlformats.org/drawingml/2006/main">
-              <a:graphicData uri="http://schemas.openxmlformats.org/drawingml/2006/picture">
-                <pic:pic xmlns:pic="http://schemas.openxmlformats.org/drawingml/2006/picture">
-                  <pic:nvPicPr>
-                    <pic:cNvPr id="0" name="05_gateway.png"/>
-                    <pic:cNvPicPr/>
-                  </pic:nvPicPr>
-                  <pic:blipFill>
-                    <a:blip r:embed="rId11"/>
-                    <a:stretch>
-                      <a:fillRect/>
-                    </a:stretch>
-                  </pic:blipFill>
-                  <pic:spPr>
-                    <a:xfrm>
-                      <a:off x="0" y="0"/>
-                      <a:ext cx="5623560" cy="3163252"/>
-                    </a:xfrm>
-                    <a:prstGeom prst="rect">
-                      <a:avLst/>
-                    </a:prstGeom>
-                  </pic:spPr>
-                </pic:pic>
-              </a:graphicData>
-            </a:graphic>
+            <ns6:graphic>
+              <ns6:graphicData uri="http://schemas.openxmlformats.org/drawingml/2006/picture">
+                <ns7:pic>
+                  <ns7:nvPicPr>
+                    <ns7:cNvPr id="0" name="05_gateway.png"/>
+                    <ns7:cNvPicPr/>
+                  </ns7:nvPicPr>
+                  <ns7:blipFill>
+                    <ns6:blip ns3:embed="rId11"/>
+                    <ns6:stretch>
+                      <ns6:fillRect/>
+                    </ns6:stretch>
+                  </ns7:blipFill>
+                  <ns7:spPr>
+                    <ns6:xfrm>
+                      <ns6:off x="0" y="0"/>
+                      <ns6:ext cx="5623560" cy="3163252"/>
+                    </ns6:xfrm>
+                    <ns6:prstGeom prst="rect">
+                      <ns6:avLst/>
+                    </ns6:prstGeom>
+                  </ns7:spPr>
+                </ns7:pic>
+              </ns6:graphicData>
+            </ns6:graphic>
           </wp:inline>
         </w:drawing>
       </w:r>
     </w:p>
-    <w:p>
+    <w:p ns2:paraId="6157D354" ns2:textId="77777777">
       <w:pPr>
         <w:spacing w:after="100"/>
         <w:jc w:val="center"/>
@@ -9149,7 +9156,7 @@
           <w:color w:val="5F6B7A"/>
           <w:sz w:val="17"/>
         </w:rPr>
-        <w:t>Gateway Policy Studio — evaluarea unei tranzacții față de ruta și permisul protejat.</w:t>
+        <w:t>SODIF Gateway — evaluarea cererii față de politica rutei și permisul protejat.</w:t>
       </w:r>
     </w:p>
     <w:tbl>
@@ -9164,7 +9171,7 @@
         <w:gridCol w:w="4104"/>
         <w:gridCol w:w="2376"/>
       </w:tblGrid>
-      <w:tr>
+      <w:tr ns2:paraId="0EE3BFB3" ns2:textId="77777777">
         <w:trPr>
           <w:tblHeader/>
         </w:trPr>
@@ -9186,7 +9193,7 @@
             </w:tcMar>
             <w:vAlign w:val="center"/>
           </w:tcPr>
-          <w:p>
+          <w:p ns2:paraId="015321A0" ns2:textId="77777777">
             <w:pPr>
               <w:spacing w:after="0"/>
             </w:pPr>
@@ -9219,7 +9226,7 @@
             </w:tcMar>
             <w:vAlign w:val="center"/>
           </w:tcPr>
-          <w:p>
+          <w:p ns2:paraId="6D3D9E03" ns2:textId="77777777">
             <w:pPr>
               <w:spacing w:after="0"/>
             </w:pPr>
@@ -9252,7 +9259,7 @@
             </w:tcMar>
             <w:vAlign w:val="center"/>
           </w:tcPr>
-          <w:p>
+          <w:p ns2:paraId="6FE3BD58" ns2:textId="77777777">
             <w:pPr>
               <w:spacing w:after="0"/>
             </w:pPr>
@@ -9268,7 +9275,7 @@
           </w:p>
         </w:tc>
       </w:tr>
-      <w:tr>
+      <w:tr ns2:paraId="05E7965E" ns2:textId="77777777">
         <w:tc>
           <w:tcPr>
             <w:tcW w:w="2880" w:type="dxa"/>
@@ -9287,7 +9294,7 @@
             </w:tcMar>
             <w:vAlign w:val="center"/>
           </w:tcPr>
-          <w:p>
+          <w:p ns2:paraId="523DEAB3" ns2:textId="77777777">
             <w:pPr>
               <w:spacing w:after="0" w:line="240" w:lineRule="auto"/>
             </w:pPr>
@@ -9318,7 +9325,7 @@
             </w:tcMar>
             <w:vAlign w:val="center"/>
           </w:tcPr>
-          <w:p>
+          <w:p ns2:paraId="2C61C978" ns2:textId="77777777">
             <w:pPr>
               <w:spacing w:after="0" w:line="240" w:lineRule="auto"/>
             </w:pPr>
@@ -9348,7 +9355,7 @@
             </w:tcMar>
             <w:vAlign w:val="center"/>
           </w:tcPr>
-          <w:p>
+          <w:p ns2:paraId="3E7ABE69" ns2:textId="77777777">
             <w:pPr>
               <w:spacing w:after="0" w:line="240" w:lineRule="auto"/>
             </w:pPr>
@@ -9362,7 +9369,7 @@
           </w:p>
         </w:tc>
       </w:tr>
-      <w:tr>
+      <w:tr ns2:paraId="4E8DF2D5" ns2:textId="77777777">
         <w:tc>
           <w:tcPr>
             <w:tcW w:w="2880" w:type="dxa"/>
@@ -9381,7 +9388,7 @@
             </w:tcMar>
             <w:vAlign w:val="center"/>
           </w:tcPr>
-          <w:p>
+          <w:p ns2:paraId="20804DEC" ns2:textId="77777777">
             <w:pPr>
               <w:spacing w:after="0" w:line="240" w:lineRule="auto"/>
             </w:pPr>
@@ -9412,7 +9419,7 @@
             </w:tcMar>
             <w:vAlign w:val="center"/>
           </w:tcPr>
-          <w:p>
+          <w:p ns2:paraId="753A0BEE" ns2:textId="77777777">
             <w:pPr>
               <w:spacing w:after="0" w:line="240" w:lineRule="auto"/>
             </w:pPr>
@@ -9442,7 +9449,7 @@
             </w:tcMar>
             <w:vAlign w:val="center"/>
           </w:tcPr>
-          <w:p>
+          <w:p ns2:paraId="4EE8A850" ns2:textId="77777777">
             <w:pPr>
               <w:spacing w:after="0" w:line="240" w:lineRule="auto"/>
             </w:pPr>
@@ -9456,7 +9463,7 @@
           </w:p>
         </w:tc>
       </w:tr>
-      <w:tr>
+      <w:tr ns2:paraId="32560271" ns2:textId="77777777">
         <w:tc>
           <w:tcPr>
             <w:tcW w:w="2880" w:type="dxa"/>
@@ -9475,7 +9482,7 @@
             </w:tcMar>
             <w:vAlign w:val="center"/>
           </w:tcPr>
-          <w:p>
+          <w:p ns2:paraId="36A9B331" ns2:textId="77777777">
             <w:pPr>
               <w:spacing w:after="0" w:line="240" w:lineRule="auto"/>
             </w:pPr>
@@ -9506,7 +9513,7 @@
             </w:tcMar>
             <w:vAlign w:val="center"/>
           </w:tcPr>
-          <w:p>
+          <w:p ns2:paraId="274C222A" ns2:textId="77777777">
             <w:pPr>
               <w:spacing w:after="0" w:line="240" w:lineRule="auto"/>
             </w:pPr>
@@ -9536,7 +9543,7 @@
             </w:tcMar>
             <w:vAlign w:val="center"/>
           </w:tcPr>
-          <w:p>
+          <w:p ns2:paraId="2EC7640D" ns2:textId="77777777">
             <w:pPr>
               <w:spacing w:after="0" w:line="240" w:lineRule="auto"/>
             </w:pPr>
@@ -9551,7 +9558,7 @@
         </w:tc>
       </w:tr>
     </w:tbl>
-    <w:p>
+    <w:p ns2:paraId="28A879FA" ns2:textId="77777777">
       <w:pPr>
         <w:sectPr>
           <w:pgSz w:w="12240" w:h="15840"/>
@@ -9561,7 +9568,7 @@
         </w:sectPr>
       </w:pPr>
     </w:p>
-    <w:p>
+    <w:p ns2:paraId="625C25E3" ns2:textId="77777777">
       <w:pPr>
         <w:keepNext/>
         <w:spacing w:before="1360" w:after="80"/>
@@ -9577,7 +9584,7 @@
         <w:t>ENFORCEMENT DETERMINIST</w:t>
       </w:r>
     </w:p>
-    <w:p>
+    <w:p ns2:paraId="04266CE8" ns2:textId="77777777">
       <w:pPr>
         <w:pStyle w:val="Heading1"/>
       </w:pPr>
@@ -9597,7 +9604,7 @@
         <w:gridCol w:w="5400"/>
         <w:gridCol w:w="2880"/>
       </w:tblGrid>
-      <w:tr>
+      <w:tr ns2:paraId="086FBE22" ns2:textId="77777777">
         <w:trPr>
           <w:tblHeader/>
         </w:trPr>
@@ -9619,7 +9626,7 @@
             </w:tcMar>
             <w:vAlign w:val="center"/>
           </w:tcPr>
-          <w:p>
+          <w:p ns2:paraId="512CA1EC" ns2:textId="77777777">
             <w:pPr>
               <w:spacing w:after="0"/>
             </w:pPr>
@@ -9652,7 +9659,7 @@
             </w:tcMar>
             <w:vAlign w:val="center"/>
           </w:tcPr>
-          <w:p>
+          <w:p ns2:paraId="384CC9EE" ns2:textId="77777777">
             <w:pPr>
               <w:spacing w:after="0"/>
             </w:pPr>
@@ -9685,7 +9692,7 @@
             </w:tcMar>
             <w:vAlign w:val="center"/>
           </w:tcPr>
-          <w:p>
+          <w:p ns2:paraId="74EB7837" ns2:textId="77777777">
             <w:pPr>
               <w:spacing w:after="0"/>
             </w:pPr>
@@ -9701,7 +9708,7 @@
           </w:p>
         </w:tc>
       </w:tr>
-      <w:tr>
+      <w:tr ns2:paraId="7F19A719" ns2:textId="77777777">
         <w:tc>
           <w:tcPr>
             <w:tcW w:w="1080" w:type="dxa"/>
@@ -9720,7 +9727,7 @@
             </w:tcMar>
             <w:vAlign w:val="center"/>
           </w:tcPr>
-          <w:p>
+          <w:p ns2:paraId="41DDE469" ns2:textId="77777777">
             <w:pPr>
               <w:spacing w:after="0" w:line="240" w:lineRule="auto"/>
             </w:pPr>
@@ -9751,7 +9758,7 @@
             </w:tcMar>
             <w:vAlign w:val="center"/>
           </w:tcPr>
-          <w:p>
+          <w:p ns2:paraId="7890639D" ns2:textId="77777777">
             <w:pPr>
               <w:spacing w:after="0" w:line="240" w:lineRule="auto"/>
             </w:pPr>
@@ -9781,7 +9788,7 @@
             </w:tcMar>
             <w:vAlign w:val="center"/>
           </w:tcPr>
-          <w:p>
+          <w:p ns2:paraId="564A6536" ns2:textId="77777777">
             <w:pPr>
               <w:spacing w:after="0" w:line="240" w:lineRule="auto"/>
             </w:pPr>
@@ -9795,7 +9802,7 @@
           </w:p>
         </w:tc>
       </w:tr>
-      <w:tr>
+      <w:tr ns2:paraId="50B32C18" ns2:textId="77777777">
         <w:tc>
           <w:tcPr>
             <w:tcW w:w="1080" w:type="dxa"/>
@@ -9814,7 +9821,7 @@
             </w:tcMar>
             <w:vAlign w:val="center"/>
           </w:tcPr>
-          <w:p>
+          <w:p ns2:paraId="162C6C29" ns2:textId="77777777">
             <w:pPr>
               <w:spacing w:after="0" w:line="240" w:lineRule="auto"/>
             </w:pPr>
@@ -9845,7 +9852,7 @@
             </w:tcMar>
             <w:vAlign w:val="center"/>
           </w:tcPr>
-          <w:p>
+          <w:p ns2:paraId="413E20F5" ns2:textId="77777777">
             <w:pPr>
               <w:spacing w:after="0" w:line="240" w:lineRule="auto"/>
             </w:pPr>
@@ -9875,7 +9882,7 @@
             </w:tcMar>
             <w:vAlign w:val="center"/>
           </w:tcPr>
-          <w:p>
+          <w:p ns2:paraId="07833C76" ns2:textId="77777777">
             <w:pPr>
               <w:spacing w:after="0" w:line="240" w:lineRule="auto"/>
             </w:pPr>
@@ -9889,7 +9896,7 @@
           </w:p>
         </w:tc>
       </w:tr>
-      <w:tr>
+      <w:tr ns2:paraId="0A694F7A" ns2:textId="77777777">
         <w:tc>
           <w:tcPr>
             <w:tcW w:w="1080" w:type="dxa"/>
@@ -9908,7 +9915,7 @@
             </w:tcMar>
             <w:vAlign w:val="center"/>
           </w:tcPr>
-          <w:p>
+          <w:p ns2:paraId="04AF7B86" ns2:textId="77777777">
             <w:pPr>
               <w:spacing w:after="0" w:line="240" w:lineRule="auto"/>
             </w:pPr>
@@ -9939,7 +9946,7 @@
             </w:tcMar>
             <w:vAlign w:val="center"/>
           </w:tcPr>
-          <w:p>
+          <w:p ns2:paraId="5B227F3F" ns2:textId="77777777">
             <w:pPr>
               <w:spacing w:after="0" w:line="240" w:lineRule="auto"/>
             </w:pPr>
@@ -9969,7 +9976,7 @@
             </w:tcMar>
             <w:vAlign w:val="center"/>
           </w:tcPr>
-          <w:p>
+          <w:p ns2:paraId="55787D3C" ns2:textId="77777777">
             <w:pPr>
               <w:spacing w:after="0" w:line="240" w:lineRule="auto"/>
             </w:pPr>
@@ -9983,7 +9990,7 @@
           </w:p>
         </w:tc>
       </w:tr>
-      <w:tr>
+      <w:tr ns2:paraId="478A3BD5" ns2:textId="77777777">
         <w:tc>
           <w:tcPr>
             <w:tcW w:w="1080" w:type="dxa"/>
@@ -10002,7 +10009,7 @@
             </w:tcMar>
             <w:vAlign w:val="center"/>
           </w:tcPr>
-          <w:p>
+          <w:p ns2:paraId="051AA549" ns2:textId="77777777">
             <w:pPr>
               <w:spacing w:after="0" w:line="240" w:lineRule="auto"/>
             </w:pPr>
@@ -10033,7 +10040,7 @@
             </w:tcMar>
             <w:vAlign w:val="center"/>
           </w:tcPr>
-          <w:p>
+          <w:p ns2:paraId="6A438A34" ns2:textId="77777777">
             <w:pPr>
               <w:spacing w:after="0" w:line="240" w:lineRule="auto"/>
             </w:pPr>
@@ -10063,7 +10070,7 @@
             </w:tcMar>
             <w:vAlign w:val="center"/>
           </w:tcPr>
-          <w:p>
+          <w:p ns2:paraId="3C19DEEF" ns2:textId="77777777">
             <w:pPr>
               <w:spacing w:after="0" w:line="240" w:lineRule="auto"/>
             </w:pPr>
@@ -10077,7 +10084,7 @@
           </w:p>
         </w:tc>
       </w:tr>
-      <w:tr>
+      <w:tr ns2:paraId="564AAEE8" ns2:textId="77777777">
         <w:tc>
           <w:tcPr>
             <w:tcW w:w="1080" w:type="dxa"/>
@@ -10096,7 +10103,7 @@
             </w:tcMar>
             <w:vAlign w:val="center"/>
           </w:tcPr>
-          <w:p>
+          <w:p ns2:paraId="1D263F62" ns2:textId="77777777">
             <w:pPr>
               <w:spacing w:after="0" w:line="240" w:lineRule="auto"/>
             </w:pPr>
@@ -10127,7 +10134,7 @@
             </w:tcMar>
             <w:vAlign w:val="center"/>
           </w:tcPr>
-          <w:p>
+          <w:p ns2:paraId="5F5A66BF" ns2:textId="77777777">
             <w:pPr>
               <w:spacing w:after="0" w:line="240" w:lineRule="auto"/>
             </w:pPr>
@@ -10136,7 +10143,7 @@
                 <w:rFonts w:eastAsia="Calibri"/>
                 <w:sz w:val="15"/>
               </w:rPr>
-              <w:t>Complexitatea requestului este în limită</w:t>
+              <w:t>Complexitatea cererii este în limită</w:t>
             </w:r>
           </w:p>
         </w:tc>
@@ -10157,7 +10164,7 @@
             </w:tcMar>
             <w:vAlign w:val="center"/>
           </w:tcPr>
-          <w:p>
+          <w:p ns2:paraId="2A24868E" ns2:textId="77777777">
             <w:pPr>
               <w:spacing w:after="0" w:line="240" w:lineRule="auto"/>
             </w:pPr>
@@ -10171,7 +10178,7 @@
           </w:p>
         </w:tc>
       </w:tr>
-      <w:tr>
+      <w:tr ns2:paraId="4C4F638B" ns2:textId="77777777">
         <w:tc>
           <w:tcPr>
             <w:tcW w:w="1080" w:type="dxa"/>
@@ -10190,7 +10197,7 @@
             </w:tcMar>
             <w:vAlign w:val="center"/>
           </w:tcPr>
-          <w:p>
+          <w:p ns2:paraId="0A24D267" ns2:textId="77777777">
             <w:pPr>
               <w:spacing w:after="0" w:line="240" w:lineRule="auto"/>
             </w:pPr>
@@ -10221,7 +10228,7 @@
             </w:tcMar>
             <w:vAlign w:val="center"/>
           </w:tcPr>
-          <w:p>
+          <w:p ns2:paraId="41A85DE9" ns2:textId="77777777">
             <w:pPr>
               <w:spacing w:after="0" w:line="240" w:lineRule="auto"/>
             </w:pPr>
@@ -10251,7 +10258,7 @@
             </w:tcMar>
             <w:vAlign w:val="center"/>
           </w:tcPr>
-          <w:p>
+          <w:p ns2:paraId="732778BA" ns2:textId="77777777">
             <w:pPr>
               <w:spacing w:after="0" w:line="240" w:lineRule="auto"/>
             </w:pPr>
@@ -10265,7 +10272,7 @@
           </w:p>
         </w:tc>
       </w:tr>
-      <w:tr>
+      <w:tr ns2:paraId="57CEEBEB" ns2:textId="77777777">
         <w:tc>
           <w:tcPr>
             <w:tcW w:w="1080" w:type="dxa"/>
@@ -10284,7 +10291,7 @@
             </w:tcMar>
             <w:vAlign w:val="center"/>
           </w:tcPr>
-          <w:p>
+          <w:p ns2:paraId="1CAA9B99" ns2:textId="77777777">
             <w:pPr>
               <w:spacing w:after="0" w:line="240" w:lineRule="auto"/>
             </w:pPr>
@@ -10315,7 +10322,7 @@
             </w:tcMar>
             <w:vAlign w:val="center"/>
           </w:tcPr>
-          <w:p>
+          <w:p ns2:paraId="581FF6BA" ns2:textId="77777777">
             <w:pPr>
               <w:spacing w:after="0" w:line="240" w:lineRule="auto"/>
             </w:pPr>
@@ -10345,7 +10352,7 @@
             </w:tcMar>
             <w:vAlign w:val="center"/>
           </w:tcPr>
-          <w:p>
+          <w:p ns2:paraId="5D49159C" ns2:textId="77777777">
             <w:pPr>
               <w:spacing w:after="0" w:line="240" w:lineRule="auto"/>
             </w:pPr>
@@ -10359,7 +10366,7 @@
           </w:p>
         </w:tc>
       </w:tr>
-      <w:tr>
+      <w:tr ns2:paraId="2FFF7775" ns2:textId="77777777">
         <w:tc>
           <w:tcPr>
             <w:tcW w:w="1080" w:type="dxa"/>
@@ -10378,7 +10385,7 @@
             </w:tcMar>
             <w:vAlign w:val="center"/>
           </w:tcPr>
-          <w:p>
+          <w:p ns2:paraId="383D85F1" ns2:textId="77777777">
             <w:pPr>
               <w:spacing w:after="0" w:line="240" w:lineRule="auto"/>
             </w:pPr>
@@ -10409,7 +10416,7 @@
             </w:tcMar>
             <w:vAlign w:val="center"/>
           </w:tcPr>
-          <w:p>
+          <w:p ns2:paraId="2B4833C9" ns2:textId="77777777">
             <w:pPr>
               <w:spacing w:after="0" w:line="240" w:lineRule="auto"/>
             </w:pPr>
@@ -10418,7 +10425,7 @@
                 <w:rFonts w:eastAsia="Calibri"/>
                 <w:sz w:val="15"/>
               </w:rPr>
-              <w:t>Action digest corespunde exact requestului</w:t>
+              <w:t>Action digest corespunde exact cererii</w:t>
             </w:r>
           </w:p>
         </w:tc>
@@ -10439,7 +10446,7 @@
             </w:tcMar>
             <w:vAlign w:val="center"/>
           </w:tcPr>
-          <w:p>
+          <w:p ns2:paraId="0BF77991" ns2:textId="77777777">
             <w:pPr>
               <w:spacing w:after="0" w:line="240" w:lineRule="auto"/>
             </w:pPr>
@@ -10453,7 +10460,7 @@
           </w:p>
         </w:tc>
       </w:tr>
-      <w:tr>
+      <w:tr ns2:paraId="355CEF89" ns2:textId="77777777">
         <w:tc>
           <w:tcPr>
             <w:tcW w:w="1080" w:type="dxa"/>
@@ -10472,7 +10479,7 @@
             </w:tcMar>
             <w:vAlign w:val="center"/>
           </w:tcPr>
-          <w:p>
+          <w:p ns2:paraId="76969DCA" ns2:textId="77777777">
             <w:pPr>
               <w:spacing w:after="0" w:line="240" w:lineRule="auto"/>
             </w:pPr>
@@ -10503,7 +10510,7 @@
             </w:tcMar>
             <w:vAlign w:val="center"/>
           </w:tcPr>
-          <w:p>
+          <w:p ns2:paraId="0B3049DE" ns2:textId="77777777">
             <w:pPr>
               <w:spacing w:after="0" w:line="240" w:lineRule="auto"/>
             </w:pPr>
@@ -10533,7 +10540,7 @@
             </w:tcMar>
             <w:vAlign w:val="center"/>
           </w:tcPr>
-          <w:p>
+          <w:p ns2:paraId="568E8A4F" ns2:textId="77777777">
             <w:pPr>
               <w:spacing w:after="0" w:line="240" w:lineRule="auto"/>
             </w:pPr>
@@ -10547,7 +10554,7 @@
           </w:p>
         </w:tc>
       </w:tr>
-      <w:tr>
+      <w:tr ns2:paraId="15374B2B" ns2:textId="77777777">
         <w:tc>
           <w:tcPr>
             <w:tcW w:w="1080" w:type="dxa"/>
@@ -10566,7 +10573,7 @@
             </w:tcMar>
             <w:vAlign w:val="center"/>
           </w:tcPr>
-          <w:p>
+          <w:p ns2:paraId="495E37C1" ns2:textId="77777777">
             <w:pPr>
               <w:spacing w:after="0" w:line="240" w:lineRule="auto"/>
             </w:pPr>
@@ -10597,7 +10604,7 @@
             </w:tcMar>
             <w:vAlign w:val="center"/>
           </w:tcPr>
-          <w:p>
+          <w:p ns2:paraId="3E8DD0EA" ns2:textId="77777777">
             <w:pPr>
               <w:spacing w:after="0" w:line="240" w:lineRule="auto"/>
             </w:pPr>
@@ -10627,7 +10634,7 @@
             </w:tcMar>
             <w:vAlign w:val="center"/>
           </w:tcPr>
-          <w:p>
+          <w:p ns2:paraId="619466C4" ns2:textId="77777777">
             <w:pPr>
               <w:spacing w:after="0" w:line="240" w:lineRule="auto"/>
             </w:pPr>
@@ -10641,7 +10648,7 @@
           </w:p>
         </w:tc>
       </w:tr>
-      <w:tr>
+      <w:tr ns2:paraId="373871F8" ns2:textId="77777777">
         <w:tc>
           <w:tcPr>
             <w:tcW w:w="9360" w:type="dxa"/>
@@ -10661,7 +10668,7 @@
             </w:tcMar>
             <w:vAlign w:val="center"/>
           </w:tcPr>
-          <w:p>
+          <w:p ns2:paraId="054B5B8F" ns2:textId="77777777">
             <w:pPr>
               <w:spacing w:after="40"/>
             </w:pPr>
@@ -10675,7 +10682,7 @@
               <w:t>CONTRACT DE IEȘIRE</w:t>
             </w:r>
           </w:p>
-          <w:p>
+          <w:p ns2:paraId="3704337F" ns2:textId="77777777">
             <w:pPr>
               <w:spacing w:after="20"/>
             </w:pPr>
@@ -10692,7 +10699,7 @@
         </w:tc>
       </w:tr>
     </w:tbl>
-    <w:p>
+    <w:p ns2:paraId="0B7900FA" ns2:textId="77777777">
       <w:pPr>
         <w:sectPr>
           <w:pgSz w:w="12240" w:h="15840"/>
@@ -10702,7 +10709,7 @@
         </w:sectPr>
       </w:pPr>
     </w:p>
-    <w:p>
+    <w:p ns2:paraId="3C272E0B" ns2:textId="77777777">
       <w:pPr>
         <w:keepNext/>
         <w:spacing w:before="40" w:after="80"/>
@@ -10718,7 +10725,7 @@
         <w:t>FLIGHT OPERAȚIONAL 02</w:t>
       </w:r>
     </w:p>
-    <w:p>
+    <w:p ns2:paraId="461E30D1" ns2:textId="77777777">
       <w:pPr>
         <w:pStyle w:val="Heading1"/>
       </w:pPr>
@@ -10726,7 +10733,7 @@
         <w:t>Transversal Flight corelează toate modulele într-un singur traseu</w:t>
       </w:r>
     </w:p>
-    <w:p>
+    <w:p ns2:paraId="0F438D15" ns2:textId="77777777">
       <w:pPr>
         <w:spacing w:before="60" w:after="40"/>
         <w:jc w:val="center"/>
@@ -10736,43 +10743,43 @@
           <w:noProof/>
         </w:rPr>
         <w:drawing>
-          <wp:inline distT="0" distB="0" distL="0" distR="0" wp14:anchorId="47492FED" wp14:editId="5DC07581">
+          <wp:inline distT="0" distB="0" distL="0" distR="0" ns5:anchorId="47492FED" ns5:editId="5DC07581">
             <wp:extent cx="5257800" cy="2957512"/>
             <wp:effectExtent l="0" t="0" r="0" b="0"/>
-            <wp:docPr id="4" name="Picture 4"/>
+            <wp:docPr id="4" name="Picture 4" descr="Centrul de control afișează rezultatul conform al unui Transversal Flight." title="Captură de produs SODIF"/>
             <wp:cNvGraphicFramePr>
-              <a:graphicFrameLocks xmlns:a="http://schemas.openxmlformats.org/drawingml/2006/main" noChangeAspect="1"/>
+              <ns6:graphicFrameLocks noChangeAspect="1"/>
             </wp:cNvGraphicFramePr>
-            <a:graphic xmlns:a="http://schemas.openxmlformats.org/drawingml/2006/main">
-              <a:graphicData uri="http://schemas.openxmlformats.org/drawingml/2006/picture">
-                <pic:pic xmlns:pic="http://schemas.openxmlformats.org/drawingml/2006/picture">
-                  <pic:nvPicPr>
-                    <pic:cNvPr id="0" name="03_transversal_flight.png"/>
-                    <pic:cNvPicPr/>
-                  </pic:nvPicPr>
-                  <pic:blipFill>
-                    <a:blip r:embed="rId12"/>
-                    <a:stretch>
-                      <a:fillRect/>
-                    </a:stretch>
-                  </pic:blipFill>
-                  <pic:spPr>
-                    <a:xfrm>
-                      <a:off x="0" y="0"/>
-                      <a:ext cx="5257800" cy="2957512"/>
-                    </a:xfrm>
-                    <a:prstGeom prst="rect">
-                      <a:avLst/>
-                    </a:prstGeom>
-                  </pic:spPr>
-                </pic:pic>
-              </a:graphicData>
-            </a:graphic>
+            <ns6:graphic>
+              <ns6:graphicData uri="http://schemas.openxmlformats.org/drawingml/2006/picture">
+                <ns7:pic>
+                  <ns7:nvPicPr>
+                    <ns7:cNvPr id="0" name="03_transversal_flight.png"/>
+                    <ns7:cNvPicPr/>
+                  </ns7:nvPicPr>
+                  <ns7:blipFill>
+                    <ns6:blip ns3:embed="rId12"/>
+                    <ns6:stretch>
+                      <ns6:fillRect/>
+                    </ns6:stretch>
+                  </ns7:blipFill>
+                  <ns7:spPr>
+                    <ns6:xfrm>
+                      <ns6:off x="0" y="0"/>
+                      <ns6:ext cx="5257800" cy="2957512"/>
+                    </ns6:xfrm>
+                    <ns6:prstGeom prst="rect">
+                      <ns6:avLst/>
+                    </ns6:prstGeom>
+                  </ns7:spPr>
+                </ns7:pic>
+              </ns6:graphicData>
+            </ns6:graphic>
           </wp:inline>
         </w:drawing>
       </w:r>
     </w:p>
-    <w:p>
+    <w:p ns2:paraId="2D881939" ns2:textId="77777777">
       <w:pPr>
         <w:spacing w:after="100"/>
         <w:jc w:val="center"/>
@@ -10798,7 +10805,7 @@
         <w:gridCol w:w="2520"/>
         <w:gridCol w:w="6840"/>
       </w:tblGrid>
-      <w:tr>
+      <w:tr ns2:paraId="718D7163" ns2:textId="77777777">
         <w:trPr>
           <w:tblHeader/>
         </w:trPr>
@@ -10820,7 +10827,7 @@
             </w:tcMar>
             <w:vAlign w:val="center"/>
           </w:tcPr>
-          <w:p>
+          <w:p ns2:paraId="593C7B31" ns2:textId="77777777">
             <w:pPr>
               <w:spacing w:after="0"/>
             </w:pPr>
@@ -10853,7 +10860,7 @@
             </w:tcMar>
             <w:vAlign w:val="center"/>
           </w:tcPr>
-          <w:p>
+          <w:p ns2:paraId="004EFEB1" ns2:textId="77777777">
             <w:pPr>
               <w:spacing w:after="0"/>
             </w:pPr>
@@ -10869,7 +10876,7 @@
           </w:p>
         </w:tc>
       </w:tr>
-      <w:tr>
+      <w:tr ns2:paraId="47B4F2BA" ns2:textId="77777777">
         <w:tc>
           <w:tcPr>
             <w:tcW w:w="2520" w:type="dxa"/>
@@ -10888,7 +10895,7 @@
             </w:tcMar>
             <w:vAlign w:val="center"/>
           </w:tcPr>
-          <w:p>
+          <w:p ns2:paraId="5A43DFCC" ns2:textId="77777777">
             <w:pPr>
               <w:spacing w:after="0" w:line="240" w:lineRule="auto"/>
             </w:pPr>
@@ -10919,7 +10926,7 @@
             </w:tcMar>
             <w:vAlign w:val="center"/>
           </w:tcPr>
-          <w:p>
+          <w:p ns2:paraId="78ED6E7F" ns2:textId="77777777">
             <w:pPr>
               <w:spacing w:after="0" w:line="240" w:lineRule="auto"/>
             </w:pPr>
@@ -10933,7 +10940,7 @@
           </w:p>
         </w:tc>
       </w:tr>
-      <w:tr>
+      <w:tr ns2:paraId="59EA9BDF" ns2:textId="77777777">
         <w:tc>
           <w:tcPr>
             <w:tcW w:w="2520" w:type="dxa"/>
@@ -10952,7 +10959,7 @@
             </w:tcMar>
             <w:vAlign w:val="center"/>
           </w:tcPr>
-          <w:p>
+          <w:p ns2:paraId="03D09554" ns2:textId="77777777">
             <w:pPr>
               <w:spacing w:after="0" w:line="240" w:lineRule="auto"/>
             </w:pPr>
@@ -10983,7 +10990,7 @@
             </w:tcMar>
             <w:vAlign w:val="center"/>
           </w:tcPr>
-          <w:p>
+          <w:p ns2:paraId="73FD5D20" ns2:textId="77777777">
             <w:pPr>
               <w:spacing w:after="0" w:line="240" w:lineRule="auto"/>
             </w:pPr>
@@ -10997,7 +11004,7 @@
           </w:p>
         </w:tc>
       </w:tr>
-      <w:tr>
+      <w:tr ns2:paraId="1B0FA0B2" ns2:textId="77777777">
         <w:tc>
           <w:tcPr>
             <w:tcW w:w="2520" w:type="dxa"/>
@@ -11016,7 +11023,7 @@
             </w:tcMar>
             <w:vAlign w:val="center"/>
           </w:tcPr>
-          <w:p>
+          <w:p ns2:paraId="186A8E9C" ns2:textId="77777777">
             <w:pPr>
               <w:spacing w:after="0" w:line="240" w:lineRule="auto"/>
             </w:pPr>
@@ -11047,7 +11054,7 @@
             </w:tcMar>
             <w:vAlign w:val="center"/>
           </w:tcPr>
-          <w:p>
+          <w:p ns2:paraId="4AEDACEB" ns2:textId="77777777">
             <w:pPr>
               <w:spacing w:after="0" w:line="240" w:lineRule="auto"/>
             </w:pPr>
@@ -11061,7 +11068,7 @@
           </w:p>
         </w:tc>
       </w:tr>
-      <w:tr>
+      <w:tr ns2:paraId="48D0A260" ns2:textId="77777777">
         <w:tc>
           <w:tcPr>
             <w:tcW w:w="2520" w:type="dxa"/>
@@ -11080,7 +11087,7 @@
             </w:tcMar>
             <w:vAlign w:val="center"/>
           </w:tcPr>
-          <w:p>
+          <w:p ns2:paraId="419480AA" ns2:textId="77777777">
             <w:pPr>
               <w:spacing w:after="0" w:line="240" w:lineRule="auto"/>
             </w:pPr>
@@ -11111,7 +11118,7 @@
             </w:tcMar>
             <w:vAlign w:val="center"/>
           </w:tcPr>
-          <w:p>
+          <w:p ns2:paraId="7918D5D7" ns2:textId="77777777">
             <w:pPr>
               <w:spacing w:after="0" w:line="240" w:lineRule="auto"/>
             </w:pPr>
@@ -11125,7 +11132,7 @@
           </w:p>
         </w:tc>
       </w:tr>
-      <w:tr>
+      <w:tr ns2:paraId="5934DAAD" ns2:textId="77777777">
         <w:tc>
           <w:tcPr>
             <w:tcW w:w="2520" w:type="dxa"/>
@@ -11144,7 +11151,7 @@
             </w:tcMar>
             <w:vAlign w:val="center"/>
           </w:tcPr>
-          <w:p>
+          <w:p ns2:paraId="06F20DBA" ns2:textId="77777777">
             <w:pPr>
               <w:spacing w:after="0" w:line="240" w:lineRule="auto"/>
             </w:pPr>
@@ -11175,7 +11182,7 @@
             </w:tcMar>
             <w:vAlign w:val="center"/>
           </w:tcPr>
-          <w:p>
+          <w:p ns2:paraId="0F054BAD" ns2:textId="77777777">
             <w:pPr>
               <w:spacing w:after="0" w:line="240" w:lineRule="auto"/>
             </w:pPr>
@@ -11190,7 +11197,7 @@
         </w:tc>
       </w:tr>
     </w:tbl>
-    <w:p>
+    <w:p ns2:paraId="5BB60CD7" ns2:textId="77777777">
       <w:pPr>
         <w:sectPr>
           <w:pgSz w:w="12240" w:h="15840"/>
@@ -11200,7 +11207,7 @@
         </w:sectPr>
       </w:pPr>
     </w:p>
-    <w:p>
+    <w:p ns2:paraId="721786D1" ns2:textId="77777777">
       <w:pPr>
         <w:keepNext/>
         <w:spacing w:before="1360" w:after="80"/>
@@ -11216,12 +11223,12 @@
         <w:t>ACOPERIRE DE AUDIT</w:t>
       </w:r>
     </w:p>
-    <w:p>
+    <w:p ns2:paraId="0B9C03A7" ns2:textId="77777777">
       <w:pPr>
         <w:pStyle w:val="Heading1"/>
       </w:pPr>
       <w:r>
-        <w:t>Pachetul este complet pentru decizie și trasabilitate, nu un dump brut</w:t>
+        <w:t>Pachet complet pentru decizie, trasabilitate și verificare independentă</w:t>
       </w:r>
     </w:p>
     <w:tbl>
@@ -11236,7 +11243,10 @@
         <w:gridCol w:w="5112"/>
         <w:gridCol w:w="2520"/>
       </w:tblGrid>
-      <w:tr>
+      <w:tr ns2:paraId="0F1591B6" ns2:textId="77777777">
+        <w:trPr>
+          <w:tblHeader w:val="1"/>
+        </w:trPr>
         <w:tc>
           <w:tcPr>
             <w:tcW w:w="9360" w:type="dxa"/>
@@ -11256,7 +11266,7 @@
             </w:tcMar>
             <w:vAlign w:val="center"/>
           </w:tcPr>
-          <w:p>
+          <w:p ns2:paraId="7B44DDBA" ns2:textId="77777777">
             <w:pPr>
               <w:spacing w:after="40"/>
             </w:pPr>
@@ -11267,10 +11277,10 @@
                 <w:color w:val="AEE7E1"/>
                 <w:sz w:val="17"/>
               </w:rPr>
-              <w:t>RĂSPUNS DIRECT</w:t>
-            </w:r>
-          </w:p>
-          <w:p>
+              <w:t>ACOPERIREA PACHETULUI</w:t>
+            </w:r>
+          </w:p>
+          <w:p ns2:paraId="1BFB3464" ns2:textId="77777777">
             <w:pPr>
               <w:spacing w:after="20"/>
             </w:pPr>
@@ -11281,12 +11291,12 @@
                 <w:color w:val="FFFFFF"/>
                 <w:sz w:val="21"/>
               </w:rPr>
-              <w:t>Da: la nivelul pachetului combinat sunt păstrate toate acțiunile și informațiile utile reținute de motor pentru a reconstitui rularea, controalele, decizia și efectul.</w:t>
+              <w:t>Pachetul combinat păstrează acțiunile și informațiile necesare pentru reconstituirea rulării, controalelor, deciziei și efectului.</w:t>
             </w:r>
           </w:p>
         </w:tc>
       </w:tr>
-      <w:tr>
+      <w:tr ns2:paraId="16924D8C" ns2:textId="77777777">
         <w:trPr>
           <w:tblHeader/>
         </w:trPr>
@@ -11308,7 +11318,7 @@
             </w:tcMar>
             <w:vAlign w:val="center"/>
           </w:tcPr>
-          <w:p>
+          <w:p ns2:paraId="49839B21" ns2:textId="77777777">
             <w:pPr>
               <w:spacing w:after="0"/>
             </w:pPr>
@@ -11341,7 +11351,7 @@
             </w:tcMar>
             <w:vAlign w:val="center"/>
           </w:tcPr>
-          <w:p>
+          <w:p ns2:paraId="58E31AAD" ns2:textId="77777777">
             <w:pPr>
               <w:spacing w:after="0"/>
             </w:pPr>
@@ -11374,7 +11384,7 @@
             </w:tcMar>
             <w:vAlign w:val="center"/>
           </w:tcPr>
-          <w:p>
+          <w:p ns2:paraId="1B8348F3" ns2:textId="77777777">
             <w:pPr>
               <w:spacing w:after="0"/>
             </w:pPr>
@@ -11390,7 +11400,7 @@
           </w:p>
         </w:tc>
       </w:tr>
-      <w:tr>
+      <w:tr ns2:paraId="49C766A4" ns2:textId="77777777">
         <w:tc>
           <w:tcPr>
             <w:tcW w:w="1728" w:type="dxa"/>
@@ -11409,7 +11419,7 @@
             </w:tcMar>
             <w:vAlign w:val="center"/>
           </w:tcPr>
-          <w:p>
+          <w:p ns2:paraId="05B5C157" ns2:textId="77777777">
             <w:pPr>
               <w:spacing w:after="0" w:line="240" w:lineRule="auto"/>
             </w:pPr>
@@ -11440,7 +11450,7 @@
             </w:tcMar>
             <w:vAlign w:val="center"/>
           </w:tcPr>
-          <w:p>
+          <w:p ns2:paraId="28C6D30A" ns2:textId="77777777">
             <w:pPr>
               <w:spacing w:after="0" w:line="240" w:lineRule="auto"/>
             </w:pPr>
@@ -11470,7 +11480,7 @@
             </w:tcMar>
             <w:vAlign w:val="center"/>
           </w:tcPr>
-          <w:p>
+          <w:p ns2:paraId="6E9AF574" ns2:textId="77777777">
             <w:pPr>
               <w:spacing w:after="0" w:line="240" w:lineRule="auto"/>
             </w:pPr>
@@ -11484,7 +11494,7 @@
           </w:p>
         </w:tc>
       </w:tr>
-      <w:tr>
+      <w:tr ns2:paraId="13063CFC" ns2:textId="77777777">
         <w:tc>
           <w:tcPr>
             <w:tcW w:w="1728" w:type="dxa"/>
@@ -11503,7 +11513,7 @@
             </w:tcMar>
             <w:vAlign w:val="center"/>
           </w:tcPr>
-          <w:p>
+          <w:p ns2:paraId="01B97308" ns2:textId="77777777">
             <w:pPr>
               <w:spacing w:after="0" w:line="240" w:lineRule="auto"/>
             </w:pPr>
@@ -11534,7 +11544,7 @@
             </w:tcMar>
             <w:vAlign w:val="center"/>
           </w:tcPr>
-          <w:p>
+          <w:p ns2:paraId="427E9807" ns2:textId="77777777">
             <w:pPr>
               <w:spacing w:after="0" w:line="240" w:lineRule="auto"/>
             </w:pPr>
@@ -11564,7 +11574,7 @@
             </w:tcMar>
             <w:vAlign w:val="center"/>
           </w:tcPr>
-          <w:p>
+          <w:p ns2:paraId="0D9B1F23" ns2:textId="77777777">
             <w:pPr>
               <w:spacing w:after="0" w:line="240" w:lineRule="auto"/>
             </w:pPr>
@@ -11578,7 +11588,7 @@
           </w:p>
         </w:tc>
       </w:tr>
-      <w:tr>
+      <w:tr ns2:paraId="2FC6D0F3" ns2:textId="77777777">
         <w:tc>
           <w:tcPr>
             <w:tcW w:w="1728" w:type="dxa"/>
@@ -11597,7 +11607,7 @@
             </w:tcMar>
             <w:vAlign w:val="center"/>
           </w:tcPr>
-          <w:p>
+          <w:p ns2:paraId="715E5D05" ns2:textId="77777777">
             <w:pPr>
               <w:spacing w:after="0" w:line="240" w:lineRule="auto"/>
             </w:pPr>
@@ -11628,7 +11638,7 @@
             </w:tcMar>
             <w:vAlign w:val="center"/>
           </w:tcPr>
-          <w:p>
+          <w:p ns2:paraId="4C2381FA" ns2:textId="77777777">
             <w:pPr>
               <w:spacing w:after="0" w:line="240" w:lineRule="auto"/>
             </w:pPr>
@@ -11658,7 +11668,7 @@
             </w:tcMar>
             <w:vAlign w:val="center"/>
           </w:tcPr>
-          <w:p>
+          <w:p ns2:paraId="093E22B9" ns2:textId="77777777">
             <w:pPr>
               <w:spacing w:after="0" w:line="240" w:lineRule="auto"/>
             </w:pPr>
@@ -11672,7 +11682,7 @@
           </w:p>
         </w:tc>
       </w:tr>
-      <w:tr>
+      <w:tr ns2:paraId="3D05EDDD" ns2:textId="77777777">
         <w:tc>
           <w:tcPr>
             <w:tcW w:w="1728" w:type="dxa"/>
@@ -11691,7 +11701,7 @@
             </w:tcMar>
             <w:vAlign w:val="center"/>
           </w:tcPr>
-          <w:p>
+          <w:p ns2:paraId="794AC786" ns2:textId="77777777">
             <w:pPr>
               <w:spacing w:after="0" w:line="240" w:lineRule="auto"/>
             </w:pPr>
@@ -11722,7 +11732,7 @@
             </w:tcMar>
             <w:vAlign w:val="center"/>
           </w:tcPr>
-          <w:p>
+          <w:p ns2:paraId="44D56A4C" ns2:textId="77777777">
             <w:pPr>
               <w:spacing w:after="0" w:line="240" w:lineRule="auto"/>
             </w:pPr>
@@ -11752,7 +11762,7 @@
             </w:tcMar>
             <w:vAlign w:val="center"/>
           </w:tcPr>
-          <w:p>
+          <w:p ns2:paraId="4A5BC0F2" ns2:textId="77777777">
             <w:pPr>
               <w:spacing w:after="0" w:line="240" w:lineRule="auto"/>
             </w:pPr>
@@ -11766,7 +11776,7 @@
           </w:p>
         </w:tc>
       </w:tr>
-      <w:tr>
+      <w:tr ns2:paraId="100BE09A" ns2:textId="77777777">
         <w:tc>
           <w:tcPr>
             <w:tcW w:w="1728" w:type="dxa"/>
@@ -11785,7 +11795,7 @@
             </w:tcMar>
             <w:vAlign w:val="center"/>
           </w:tcPr>
-          <w:p>
+          <w:p ns2:paraId="27830AFB" ns2:textId="77777777">
             <w:pPr>
               <w:spacing w:after="0" w:line="240" w:lineRule="auto"/>
             </w:pPr>
@@ -11816,7 +11826,7 @@
             </w:tcMar>
             <w:vAlign w:val="center"/>
           </w:tcPr>
-          <w:p>
+          <w:p ns2:paraId="694914E6" ns2:textId="77777777">
             <w:pPr>
               <w:spacing w:after="0" w:line="240" w:lineRule="auto"/>
             </w:pPr>
@@ -11846,7 +11856,7 @@
             </w:tcMar>
             <w:vAlign w:val="center"/>
           </w:tcPr>
-          <w:p>
+          <w:p ns2:paraId="33B3B3F7" ns2:textId="77777777">
             <w:pPr>
               <w:spacing w:after="0" w:line="240" w:lineRule="auto"/>
             </w:pPr>
@@ -11860,7 +11870,7 @@
           </w:p>
         </w:tc>
       </w:tr>
-      <w:tr>
+      <w:tr ns2:paraId="2EF41156" ns2:textId="77777777">
         <w:tc>
           <w:tcPr>
             <w:tcW w:w="1728" w:type="dxa"/>
@@ -11879,7 +11889,7 @@
             </w:tcMar>
             <w:vAlign w:val="center"/>
           </w:tcPr>
-          <w:p>
+          <w:p ns2:paraId="32B42D91" ns2:textId="77777777">
             <w:pPr>
               <w:spacing w:after="0" w:line="240" w:lineRule="auto"/>
             </w:pPr>
@@ -11910,7 +11920,7 @@
             </w:tcMar>
             <w:vAlign w:val="center"/>
           </w:tcPr>
-          <w:p>
+          <w:p ns2:paraId="4544E14D" ns2:textId="77777777">
             <w:pPr>
               <w:spacing w:after="0" w:line="240" w:lineRule="auto"/>
             </w:pPr>
@@ -11940,7 +11950,7 @@
             </w:tcMar>
             <w:vAlign w:val="center"/>
           </w:tcPr>
-          <w:p>
+          <w:p ns2:paraId="7E8427B4" ns2:textId="77777777">
             <w:pPr>
               <w:spacing w:after="0" w:line="240" w:lineRule="auto"/>
             </w:pPr>
@@ -11954,7 +11964,7 @@
           </w:p>
         </w:tc>
       </w:tr>
-      <w:tr>
+      <w:tr ns2:paraId="2E7FC15E" ns2:textId="77777777">
         <w:tc>
           <w:tcPr>
             <w:tcW w:w="1728" w:type="dxa"/>
@@ -11973,7 +11983,7 @@
             </w:tcMar>
             <w:vAlign w:val="center"/>
           </w:tcPr>
-          <w:p>
+          <w:p ns2:paraId="6449EE46" ns2:textId="77777777">
             <w:pPr>
               <w:spacing w:after="0" w:line="240" w:lineRule="auto"/>
             </w:pPr>
@@ -12004,7 +12014,7 @@
             </w:tcMar>
             <w:vAlign w:val="center"/>
           </w:tcPr>
-          <w:p>
+          <w:p ns2:paraId="0346F210" ns2:textId="77777777">
             <w:pPr>
               <w:spacing w:after="0" w:line="240" w:lineRule="auto"/>
             </w:pPr>
@@ -12034,7 +12044,7 @@
             </w:tcMar>
             <w:vAlign w:val="center"/>
           </w:tcPr>
-          <w:p>
+          <w:p ns2:paraId="53C1023D" ns2:textId="77777777">
             <w:pPr>
               <w:spacing w:after="0" w:line="240" w:lineRule="auto"/>
             </w:pPr>
@@ -12048,7 +12058,7 @@
           </w:p>
         </w:tc>
       </w:tr>
-      <w:tr>
+      <w:tr ns2:paraId="2AB1BDF2" ns2:textId="77777777">
         <w:tc>
           <w:tcPr>
             <w:tcW w:w="1728" w:type="dxa"/>
@@ -12067,7 +12077,7 @@
             </w:tcMar>
             <w:vAlign w:val="center"/>
           </w:tcPr>
-          <w:p>
+          <w:p ns2:paraId="762A1082" ns2:textId="77777777">
             <w:pPr>
               <w:spacing w:after="0" w:line="240" w:lineRule="auto"/>
             </w:pPr>
@@ -12098,7 +12108,7 @@
             </w:tcMar>
             <w:vAlign w:val="center"/>
           </w:tcPr>
-          <w:p>
+          <w:p ns2:paraId="46C83181" ns2:textId="77777777">
             <w:pPr>
               <w:spacing w:after="0" w:line="240" w:lineRule="auto"/>
             </w:pPr>
@@ -12128,7 +12138,7 @@
             </w:tcMar>
             <w:vAlign w:val="center"/>
           </w:tcPr>
-          <w:p>
+          <w:p ns2:paraId="091FF975" ns2:textId="77777777">
             <w:pPr>
               <w:spacing w:after="0" w:line="240" w:lineRule="auto"/>
             </w:pPr>
@@ -12143,7 +12153,7 @@
         </w:tc>
       </w:tr>
     </w:tbl>
-    <w:p>
+    <w:p ns2:paraId="7FD0A87A" ns2:textId="77777777">
       <w:pPr>
         <w:pStyle w:val="Heading2"/>
       </w:pPr>
@@ -12151,17 +12161,17 @@
         <w:t>Excluderi deliberate</w:t>
       </w:r>
     </w:p>
-    <w:p>
+    <w:p ns2:paraId="02DC6009" ns2:textId="77777777">
       <w:r>
         <w:rPr>
           <w:rFonts w:eastAsia="Calibri"/>
           <w:color w:val="5F6B7A"/>
           <w:sz w:val="19"/>
         </w:rPr>
-        <w:t>Cheile private, secretele de mediu, stările temporare fără valoare de audit și duplicatele binare nu sunt exportate. Documentul integral rămâne în DMS și este referențiat prin ID/digest; poate fi livrat separat în pachetul documentar offline.</w:t>
+        <w:t>Pachetul exportă datele operaționale necesare auditului și referințele ID/digest către documentul integral păstrat în SODIF Archive. Cheile private și secretele de mediu rămân protejate în mediul de execuție.</w:t>
       </w:r>
     </w:p>
-    <w:p>
+    <w:p ns2:paraId="5B5CFBBB" ns2:textId="77777777">
       <w:pPr>
         <w:sectPr>
           <w:pgSz w:w="12240" w:h="15840"/>
@@ -12171,7 +12181,7 @@
         </w:sectPr>
       </w:pPr>
     </w:p>
-    <w:p>
+    <w:p ns2:paraId="19321333" ns2:textId="77777777">
       <w:pPr>
         <w:keepNext/>
         <w:spacing w:before="1360" w:after="80"/>
@@ -12183,11 +12193,10 @@
           <w:color w:val="0E8F95"/>
           <w:sz w:val="17"/>
         </w:rPr>
-        <w:lastRenderedPageBreak/>
-        <w:t>DOCUMENTE GENERATE AUTOMAT</w:t>
+        <w:t>ARTEFACTE OPERAȚIONALE</w:t>
       </w:r>
     </w:p>
-    <w:p>
+    <w:p ns2:paraId="311742FA" ns2:textId="77777777">
       <w:pPr>
         <w:pStyle w:val="Heading1"/>
       </w:pPr>
@@ -12207,7 +12216,7 @@
         <w:gridCol w:w="4752"/>
         <w:gridCol w:w="2664"/>
       </w:tblGrid>
-      <w:tr>
+      <w:tr ns2:paraId="6694BC12" ns2:textId="77777777">
         <w:trPr>
           <w:tblHeader/>
         </w:trPr>
@@ -12229,7 +12238,7 @@
             </w:tcMar>
             <w:vAlign w:val="center"/>
           </w:tcPr>
-          <w:p>
+          <w:p ns2:paraId="6471342E" ns2:textId="77777777">
             <w:pPr>
               <w:spacing w:after="0"/>
             </w:pPr>
@@ -12262,7 +12271,7 @@
             </w:tcMar>
             <w:vAlign w:val="center"/>
           </w:tcPr>
-          <w:p>
+          <w:p ns2:paraId="65EBADDD" ns2:textId="77777777">
             <w:pPr>
               <w:spacing w:after="0"/>
             </w:pPr>
@@ -12295,7 +12304,7 @@
             </w:tcMar>
             <w:vAlign w:val="center"/>
           </w:tcPr>
-          <w:p>
+          <w:p ns2:paraId="1D79D95E" ns2:textId="77777777">
             <w:pPr>
               <w:spacing w:after="0"/>
             </w:pPr>
@@ -12311,7 +12320,7 @@
           </w:p>
         </w:tc>
       </w:tr>
-      <w:tr>
+      <w:tr ns2:paraId="7C6C8F13" ns2:textId="77777777">
         <w:tc>
           <w:tcPr>
             <w:tcW w:w="1944" w:type="dxa"/>
@@ -12330,7 +12339,7 @@
             </w:tcMar>
             <w:vAlign w:val="center"/>
           </w:tcPr>
-          <w:p>
+          <w:p ns2:paraId="72FFDEF8" ns2:textId="77777777">
             <w:pPr>
               <w:spacing w:after="0" w:line="240" w:lineRule="auto"/>
             </w:pPr>
@@ -12361,7 +12370,7 @@
             </w:tcMar>
             <w:vAlign w:val="center"/>
           </w:tcPr>
-          <w:p>
+          <w:p ns2:paraId="5D19C787" ns2:textId="77777777">
             <w:pPr>
               <w:spacing w:after="0" w:line="240" w:lineRule="auto"/>
             </w:pPr>
@@ -12391,7 +12400,7 @@
             </w:tcMar>
             <w:vAlign w:val="center"/>
           </w:tcPr>
-          <w:p>
+          <w:p ns2:paraId="41087490" ns2:textId="77777777">
             <w:pPr>
               <w:spacing w:after="0" w:line="240" w:lineRule="auto"/>
             </w:pPr>
@@ -12405,7 +12414,7 @@
           </w:p>
         </w:tc>
       </w:tr>
-      <w:tr>
+      <w:tr ns2:paraId="42AC1D2C" ns2:textId="77777777">
         <w:tc>
           <w:tcPr>
             <w:tcW w:w="1944" w:type="dxa"/>
@@ -12424,7 +12433,7 @@
             </w:tcMar>
             <w:vAlign w:val="center"/>
           </w:tcPr>
-          <w:p>
+          <w:p ns2:paraId="6BB9D924" ns2:textId="77777777">
             <w:pPr>
               <w:spacing w:after="0" w:line="240" w:lineRule="auto"/>
             </w:pPr>
@@ -12455,7 +12464,7 @@
             </w:tcMar>
             <w:vAlign w:val="center"/>
           </w:tcPr>
-          <w:p>
+          <w:p ns2:paraId="53CC230D" ns2:textId="77777777">
             <w:pPr>
               <w:spacing w:after="0" w:line="240" w:lineRule="auto"/>
             </w:pPr>
@@ -12464,7 +12473,7 @@
                 <w:rFonts w:eastAsia="Calibri"/>
                 <w:sz w:val="16"/>
               </w:rPr>
-              <w:t>Modelul complet FlightReport, fără câmpuri calculate volatile</w:t>
+              <w:t>Modelul complet și stabil FlightReport</w:t>
             </w:r>
           </w:p>
         </w:tc>
@@ -12485,7 +12494,7 @@
             </w:tcMar>
             <w:vAlign w:val="center"/>
           </w:tcPr>
-          <w:p>
+          <w:p ns2:paraId="596995FE" ns2:textId="77777777">
             <w:pPr>
               <w:spacing w:after="0" w:line="240" w:lineRule="auto"/>
             </w:pPr>
@@ -12499,7 +12508,7 @@
           </w:p>
         </w:tc>
       </w:tr>
-      <w:tr>
+      <w:tr ns2:paraId="2ECCCC4E" ns2:textId="77777777">
         <w:tc>
           <w:tcPr>
             <w:tcW w:w="1944" w:type="dxa"/>
@@ -12518,7 +12527,7 @@
             </w:tcMar>
             <w:vAlign w:val="center"/>
           </w:tcPr>
-          <w:p>
+          <w:p ns2:paraId="5FE7EA0A" ns2:textId="77777777">
             <w:pPr>
               <w:spacing w:after="0" w:line="240" w:lineRule="auto"/>
             </w:pPr>
@@ -12549,7 +12558,7 @@
             </w:tcMar>
             <w:vAlign w:val="center"/>
           </w:tcPr>
-          <w:p>
+          <w:p ns2:paraId="5F0A5F4B" ns2:textId="77777777">
             <w:pPr>
               <w:spacing w:after="0" w:line="240" w:lineRule="auto"/>
             </w:pPr>
@@ -12579,7 +12588,7 @@
             </w:tcMar>
             <w:vAlign w:val="center"/>
           </w:tcPr>
-          <w:p>
+          <w:p ns2:paraId="2BF69C09" ns2:textId="77777777">
             <w:pPr>
               <w:spacing w:after="0" w:line="240" w:lineRule="auto"/>
             </w:pPr>
@@ -12593,7 +12602,7 @@
           </w:p>
         </w:tc>
       </w:tr>
-      <w:tr>
+      <w:tr ns2:paraId="5527A5F1" ns2:textId="77777777">
         <w:tc>
           <w:tcPr>
             <w:tcW w:w="1944" w:type="dxa"/>
@@ -12612,7 +12621,7 @@
             </w:tcMar>
             <w:vAlign w:val="center"/>
           </w:tcPr>
-          <w:p>
+          <w:p ns2:paraId="01C6874F" ns2:textId="77777777">
             <w:pPr>
               <w:spacing w:after="0" w:line="240" w:lineRule="auto"/>
             </w:pPr>
@@ -12643,7 +12652,7 @@
             </w:tcMar>
             <w:vAlign w:val="center"/>
           </w:tcPr>
-          <w:p>
+          <w:p ns2:paraId="3841934D" ns2:textId="77777777">
             <w:pPr>
               <w:spacing w:after="0" w:line="240" w:lineRule="auto"/>
             </w:pPr>
@@ -12673,7 +12682,7 @@
             </w:tcMar>
             <w:vAlign w:val="center"/>
           </w:tcPr>
-          <w:p>
+          <w:p ns2:paraId="46BCD441" ns2:textId="77777777">
             <w:pPr>
               <w:spacing w:after="0" w:line="240" w:lineRule="auto"/>
             </w:pPr>
@@ -12687,7 +12696,7 @@
           </w:p>
         </w:tc>
       </w:tr>
-      <w:tr>
+      <w:tr ns2:paraId="3DAE8C02" ns2:textId="77777777">
         <w:tc>
           <w:tcPr>
             <w:tcW w:w="1944" w:type="dxa"/>
@@ -12706,7 +12715,7 @@
             </w:tcMar>
             <w:vAlign w:val="center"/>
           </w:tcPr>
-          <w:p>
+          <w:p ns2:paraId="6D15F0B4" ns2:textId="77777777">
             <w:pPr>
               <w:spacing w:after="0" w:line="240" w:lineRule="auto"/>
             </w:pPr>
@@ -12737,7 +12746,7 @@
             </w:tcMar>
             <w:vAlign w:val="center"/>
           </w:tcPr>
-          <w:p>
+          <w:p ns2:paraId="7DC027A4" ns2:textId="77777777">
             <w:pPr>
               <w:spacing w:after="0" w:line="240" w:lineRule="auto"/>
             </w:pPr>
@@ -12767,7 +12776,7 @@
             </w:tcMar>
             <w:vAlign w:val="center"/>
           </w:tcPr>
-          <w:p>
+          <w:p ns2:paraId="4FBDC154" ns2:textId="77777777">
             <w:pPr>
               <w:spacing w:after="0" w:line="240" w:lineRule="auto"/>
             </w:pPr>
@@ -12781,7 +12790,7 @@
           </w:p>
         </w:tc>
       </w:tr>
-      <w:tr>
+      <w:tr ns2:paraId="20490E39" ns2:textId="77777777">
         <w:tc>
           <w:tcPr>
             <w:tcW w:w="1944" w:type="dxa"/>
@@ -12800,7 +12809,7 @@
             </w:tcMar>
             <w:vAlign w:val="center"/>
           </w:tcPr>
-          <w:p>
+          <w:p ns2:paraId="6C3DF00E" ns2:textId="77777777">
             <w:pPr>
               <w:spacing w:after="0" w:line="240" w:lineRule="auto"/>
             </w:pPr>
@@ -12831,7 +12840,7 @@
             </w:tcMar>
             <w:vAlign w:val="center"/>
           </w:tcPr>
-          <w:p>
+          <w:p ns2:paraId="1F2F464B" ns2:textId="77777777">
             <w:pPr>
               <w:spacing w:after="0" w:line="240" w:lineRule="auto"/>
             </w:pPr>
@@ -12861,7 +12870,7 @@
             </w:tcMar>
             <w:vAlign w:val="center"/>
           </w:tcPr>
-          <w:p>
+          <w:p ns2:paraId="73A872CD" ns2:textId="77777777">
             <w:pPr>
               <w:spacing w:after="0" w:line="240" w:lineRule="auto"/>
             </w:pPr>
@@ -12875,7 +12884,7 @@
           </w:p>
         </w:tc>
       </w:tr>
-      <w:tr>
+      <w:tr ns2:paraId="42302D9B" ns2:textId="77777777">
         <w:tc>
           <w:tcPr>
             <w:tcW w:w="1944" w:type="dxa"/>
@@ -12894,7 +12903,7 @@
             </w:tcMar>
             <w:vAlign w:val="center"/>
           </w:tcPr>
-          <w:p>
+          <w:p ns2:paraId="2DB35BFA" ns2:textId="77777777">
             <w:pPr>
               <w:spacing w:after="0" w:line="240" w:lineRule="auto"/>
             </w:pPr>
@@ -12925,7 +12934,7 @@
             </w:tcMar>
             <w:vAlign w:val="center"/>
           </w:tcPr>
-          <w:p>
+          <w:p ns2:paraId="54DC534C" ns2:textId="77777777">
             <w:pPr>
               <w:spacing w:after="0" w:line="240" w:lineRule="auto"/>
             </w:pPr>
@@ -12955,7 +12964,7 @@
             </w:tcMar>
             <w:vAlign w:val="center"/>
           </w:tcPr>
-          <w:p>
+          <w:p ns2:paraId="23745D68" ns2:textId="77777777">
             <w:pPr>
               <w:spacing w:after="0" w:line="240" w:lineRule="auto"/>
             </w:pPr>
@@ -12970,7 +12979,7 @@
         </w:tc>
       </w:tr>
     </w:tbl>
-    <w:p>
+    <w:p ns2:paraId="4D527072" ns2:textId="77777777">
       <w:pPr>
         <w:pStyle w:val="Heading2"/>
       </w:pPr>
@@ -12978,7 +12987,7 @@
         <w:t>Persistență și atomicitate</w:t>
       </w:r>
     </w:p>
-    <w:p>
+    <w:p ns2:paraId="6EB096C9" ns2:textId="77777777">
       <w:pPr>
         <w:pStyle w:val="ListBullet"/>
       </w:pPr>
@@ -12990,7 +12999,7 @@
         <w:t>Calea este &lt;export-root&gt;/&lt;session&gt;/&lt;security|transversal&gt;/&lt;report-id&gt;/.</w:t>
       </w:r>
     </w:p>
-    <w:p>
+    <w:p ns2:paraId="079580E7" ns2:textId="77777777">
       <w:pPr>
         <w:pStyle w:val="ListBullet"/>
       </w:pPr>
@@ -13002,7 +13011,7 @@
         <w:t>Fișierele sunt scrise atomic prin fișier temporar și înlocuire controlată.</w:t>
       </w:r>
     </w:p>
-    <w:p>
+    <w:p ns2:paraId="0D7ED658" ns2:textId="77777777">
       <w:pPr>
         <w:pStyle w:val="ListBullet"/>
       </w:pPr>
@@ -13014,7 +13023,7 @@
         <w:t>Formatele pentru oameni și sisteme provin din același model de domeniu validat.</w:t>
       </w:r>
     </w:p>
-    <w:p>
+    <w:p ns2:paraId="55F198D4" ns2:textId="77777777">
       <w:pPr>
         <w:pStyle w:val="ListBullet"/>
       </w:pPr>
@@ -13026,7 +13035,7 @@
         <w:t>ZIP-ul folosește ordine și timestamp determinist pentru rezultate reproductibile.</w:t>
       </w:r>
     </w:p>
-    <w:p>
+    <w:p ns2:paraId="3080D2F6" ns2:textId="77777777">
       <w:pPr>
         <w:sectPr>
           <w:pgSz w:w="12240" w:h="15840"/>
@@ -13036,7 +13045,7 @@
         </w:sectPr>
       </w:pPr>
     </w:p>
-    <w:p>
+    <w:p ns2:paraId="5929E7F4" ns2:textId="77777777">
       <w:pPr>
         <w:keepNext/>
         <w:spacing w:before="40" w:after="80"/>
@@ -13052,7 +13061,7 @@
         <w:t>AUDIT &amp; INTEGRITY</w:t>
       </w:r>
     </w:p>
-    <w:p>
+    <w:p ns2:paraId="37B46B82" ns2:textId="77777777">
       <w:pPr>
         <w:pStyle w:val="Heading1"/>
       </w:pPr>
@@ -13072,7 +13081,7 @@
         <w:gridCol w:w="5184"/>
         <w:gridCol w:w="3168"/>
       </w:tblGrid>
-      <w:tr>
+      <w:tr ns2:paraId="3A89EB9A" ns2:textId="77777777">
         <w:trPr>
           <w:tblHeader/>
         </w:trPr>
@@ -13094,7 +13103,7 @@
             </w:tcMar>
             <w:vAlign w:val="center"/>
           </w:tcPr>
-          <w:p>
+          <w:p ns2:paraId="1F8D3B56" ns2:textId="77777777">
             <w:pPr>
               <w:spacing w:after="0"/>
             </w:pPr>
@@ -13127,7 +13136,7 @@
             </w:tcMar>
             <w:vAlign w:val="center"/>
           </w:tcPr>
-          <w:p>
+          <w:p ns2:paraId="082A154F" ns2:textId="77777777">
             <w:pPr>
               <w:spacing w:after="0"/>
             </w:pPr>
@@ -13160,7 +13169,7 @@
             </w:tcMar>
             <w:vAlign w:val="center"/>
           </w:tcPr>
-          <w:p>
+          <w:p ns2:paraId="51801A9D" ns2:textId="77777777">
             <w:pPr>
               <w:spacing w:after="0"/>
             </w:pPr>
@@ -13176,7 +13185,7 @@
           </w:p>
         </w:tc>
       </w:tr>
-      <w:tr>
+      <w:tr ns2:paraId="36073758" ns2:textId="77777777">
         <w:tc>
           <w:tcPr>
             <w:tcW w:w="1008" w:type="dxa"/>
@@ -13195,7 +13204,7 @@
             </w:tcMar>
             <w:vAlign w:val="center"/>
           </w:tcPr>
-          <w:p>
+          <w:p ns2:paraId="5820425E" ns2:textId="77777777">
             <w:pPr>
               <w:spacing w:after="0" w:line="240" w:lineRule="auto"/>
             </w:pPr>
@@ -13226,7 +13235,7 @@
             </w:tcMar>
             <w:vAlign w:val="center"/>
           </w:tcPr>
-          <w:p>
+          <w:p ns2:paraId="689EFEAA" ns2:textId="77777777">
             <w:pPr>
               <w:spacing w:after="0" w:line="240" w:lineRule="auto"/>
             </w:pPr>
@@ -13256,7 +13265,7 @@
             </w:tcMar>
             <w:vAlign w:val="center"/>
           </w:tcPr>
-          <w:p>
+          <w:p ns2:paraId="369CBCE4" ns2:textId="77777777">
             <w:pPr>
               <w:spacing w:after="0" w:line="240" w:lineRule="auto"/>
             </w:pPr>
@@ -13265,12 +13274,12 @@
                 <w:rFonts w:eastAsia="Calibri"/>
                 <w:sz w:val="16"/>
               </w:rPr>
-              <w:t>Nu extinde un istoric corupt</w:t>
+              <w:t>Extinderea este permisă după validarea integrală a istoricului</w:t>
             </w:r>
           </w:p>
         </w:tc>
       </w:tr>
-      <w:tr>
+      <w:tr ns2:paraId="60459C95" ns2:textId="77777777">
         <w:tc>
           <w:tcPr>
             <w:tcW w:w="1008" w:type="dxa"/>
@@ -13289,7 +13298,7 @@
             </w:tcMar>
             <w:vAlign w:val="center"/>
           </w:tcPr>
-          <w:p>
+          <w:p ns2:paraId="4DE2ED81" ns2:textId="77777777">
             <w:pPr>
               <w:spacing w:after="0" w:line="240" w:lineRule="auto"/>
             </w:pPr>
@@ -13320,7 +13329,7 @@
             </w:tcMar>
             <w:vAlign w:val="center"/>
           </w:tcPr>
-          <w:p>
+          <w:p ns2:paraId="15BE5318" ns2:textId="77777777">
             <w:pPr>
               <w:spacing w:after="0" w:line="240" w:lineRule="auto"/>
             </w:pPr>
@@ -13350,7 +13359,7 @@
             </w:tcMar>
             <w:vAlign w:val="center"/>
           </w:tcPr>
-          <w:p>
+          <w:p ns2:paraId="41868268" ns2:textId="77777777">
             <w:pPr>
               <w:spacing w:after="0" w:line="240" w:lineRule="auto"/>
             </w:pPr>
@@ -13364,7 +13373,7 @@
           </w:p>
         </w:tc>
       </w:tr>
-      <w:tr>
+      <w:tr ns2:paraId="2A80604E" ns2:textId="77777777">
         <w:tc>
           <w:tcPr>
             <w:tcW w:w="1008" w:type="dxa"/>
@@ -13383,7 +13392,7 @@
             </w:tcMar>
             <w:vAlign w:val="center"/>
           </w:tcPr>
-          <w:p>
+          <w:p ns2:paraId="6994E0EF" ns2:textId="77777777">
             <w:pPr>
               <w:spacing w:after="0" w:line="240" w:lineRule="auto"/>
             </w:pPr>
@@ -13414,7 +13423,7 @@
             </w:tcMar>
             <w:vAlign w:val="center"/>
           </w:tcPr>
-          <w:p>
+          <w:p ns2:paraId="0F8624BE" ns2:textId="77777777">
             <w:pPr>
               <w:spacing w:after="0" w:line="240" w:lineRule="auto"/>
             </w:pPr>
@@ -13444,7 +13453,7 @@
             </w:tcMar>
             <w:vAlign w:val="center"/>
           </w:tcPr>
-          <w:p>
+          <w:p ns2:paraId="283C406D" ns2:textId="77777777">
             <w:pPr>
               <w:spacing w:after="0" w:line="240" w:lineRule="auto"/>
             </w:pPr>
@@ -13458,7 +13467,7 @@
           </w:p>
         </w:tc>
       </w:tr>
-      <w:tr>
+      <w:tr ns2:paraId="6B1B6899" ns2:textId="77777777">
         <w:tc>
           <w:tcPr>
             <w:tcW w:w="1008" w:type="dxa"/>
@@ -13477,7 +13486,7 @@
             </w:tcMar>
             <w:vAlign w:val="center"/>
           </w:tcPr>
-          <w:p>
+          <w:p ns2:paraId="19FB477C" ns2:textId="77777777">
             <w:pPr>
               <w:spacing w:after="0" w:line="240" w:lineRule="auto"/>
             </w:pPr>
@@ -13508,7 +13517,7 @@
             </w:tcMar>
             <w:vAlign w:val="center"/>
           </w:tcPr>
-          <w:p>
+          <w:p ns2:paraId="57F22DE5" ns2:textId="77777777">
             <w:pPr>
               <w:spacing w:after="0" w:line="240" w:lineRule="auto"/>
             </w:pPr>
@@ -13538,7 +13547,7 @@
             </w:tcMar>
             <w:vAlign w:val="center"/>
           </w:tcPr>
-          <w:p>
+          <w:p ns2:paraId="00D79FD5" ns2:textId="77777777">
             <w:pPr>
               <w:spacing w:after="0" w:line="240" w:lineRule="auto"/>
             </w:pPr>
@@ -13552,7 +13561,7 @@
           </w:p>
         </w:tc>
       </w:tr>
-      <w:tr>
+      <w:tr ns2:paraId="71D5B9DC" ns2:textId="77777777">
         <w:tc>
           <w:tcPr>
             <w:tcW w:w="1008" w:type="dxa"/>
@@ -13571,7 +13580,7 @@
             </w:tcMar>
             <w:vAlign w:val="center"/>
           </w:tcPr>
-          <w:p>
+          <w:p ns2:paraId="15889498" ns2:textId="77777777">
             <w:pPr>
               <w:spacing w:after="0" w:line="240" w:lineRule="auto"/>
             </w:pPr>
@@ -13602,7 +13611,7 @@
             </w:tcMar>
             <w:vAlign w:val="center"/>
           </w:tcPr>
-          <w:p>
+          <w:p ns2:paraId="33B95686" ns2:textId="77777777">
             <w:pPr>
               <w:spacing w:after="0" w:line="240" w:lineRule="auto"/>
             </w:pPr>
@@ -13632,7 +13641,7 @@
             </w:tcMar>
             <w:vAlign w:val="center"/>
           </w:tcPr>
-          <w:p>
+          <w:p ns2:paraId="68391B35" ns2:textId="77777777">
             <w:pPr>
               <w:spacing w:after="0" w:line="240" w:lineRule="auto"/>
             </w:pPr>
@@ -13646,7 +13655,7 @@
           </w:p>
         </w:tc>
       </w:tr>
-      <w:tr>
+      <w:tr ns2:paraId="66A84CAD" ns2:textId="77777777">
         <w:tc>
           <w:tcPr>
             <w:tcW w:w="1008" w:type="dxa"/>
@@ -13665,7 +13674,7 @@
             </w:tcMar>
             <w:vAlign w:val="center"/>
           </w:tcPr>
-          <w:p>
+          <w:p ns2:paraId="2F48258F" ns2:textId="77777777">
             <w:pPr>
               <w:spacing w:after="0" w:line="240" w:lineRule="auto"/>
             </w:pPr>
@@ -13696,7 +13705,7 @@
             </w:tcMar>
             <w:vAlign w:val="center"/>
           </w:tcPr>
-          <w:p>
+          <w:p ns2:paraId="7DD5A381" ns2:textId="77777777">
             <w:pPr>
               <w:spacing w:after="0" w:line="240" w:lineRule="auto"/>
             </w:pPr>
@@ -13726,7 +13735,7 @@
             </w:tcMar>
             <w:vAlign w:val="center"/>
           </w:tcPr>
-          <w:p>
+          <w:p ns2:paraId="07EE93C9" ns2:textId="77777777">
             <w:pPr>
               <w:spacing w:after="0" w:line="240" w:lineRule="auto"/>
             </w:pPr>
@@ -13741,7 +13750,7 @@
         </w:tc>
       </w:tr>
     </w:tbl>
-    <w:p>
+    <w:p ns2:paraId="61926DB3" ns2:textId="77777777">
       <w:pPr>
         <w:pStyle w:val="Heading2"/>
       </w:pPr>
@@ -13749,7 +13758,7 @@
         <w:t>Suprafața protejată</w:t>
       </w:r>
     </w:p>
-    <w:p>
+    <w:p ns2:paraId="49875899" ns2:textId="77777777">
       <w:pPr>
         <w:pStyle w:val="ListBullet"/>
       </w:pPr>
@@ -13761,7 +13770,7 @@
         <w:t>Conținutul fiecărei intrări și legătura cu intrarea precedentă.</w:t>
       </w:r>
     </w:p>
-    <w:p>
+    <w:p ns2:paraId="685EC6FD" ns2:textId="77777777">
       <w:pPr>
         <w:pStyle w:val="ListBullet"/>
       </w:pPr>
@@ -13773,7 +13782,7 @@
         <w:t>Existența, calea relativă și amprenta pachetului ZIP.</w:t>
       </w:r>
     </w:p>
-    <w:p>
+    <w:p ns2:paraId="1704B6D9" ns2:textId="77777777">
       <w:pPr>
         <w:pStyle w:val="ListBullet"/>
       </w:pPr>
@@ -13785,7 +13794,7 @@
         <w:t>Existența, calea relativă și amprenta manifestului de integritate.</w:t>
       </w:r>
     </w:p>
-    <w:p>
+    <w:p ns2:paraId="2AE75BA1" ns2:textId="77777777">
       <w:pPr>
         <w:pStyle w:val="ListBullet"/>
       </w:pPr>
@@ -13807,7 +13816,10 @@
       <w:tblGrid>
         <w:gridCol w:w="9360"/>
       </w:tblGrid>
-      <w:tr>
+      <w:tr ns2:paraId="2966E18B" ns2:textId="77777777">
+        <w:trPr>
+          <w:tblHeader w:val="1"/>
+        </w:trPr>
         <w:tc>
           <w:tcPr>
             <w:tcW w:w="9360" w:type="dxa"/>
@@ -13826,7 +13838,7 @@
             </w:tcMar>
             <w:vAlign w:val="center"/>
           </w:tcPr>
-          <w:p>
+          <w:p ns2:paraId="08B2FD31" ns2:textId="77777777">
             <w:pPr>
               <w:spacing w:after="40"/>
             </w:pPr>
@@ -13840,7 +13852,7 @@
               <w:t>COMPORTAMENT LA INCIDENT</w:t>
             </w:r>
           </w:p>
-          <w:p>
+          <w:p ns2:paraId="55A80223" ns2:textId="77777777">
             <w:pPr>
               <w:spacing w:after="20"/>
             </w:pPr>
@@ -13851,13 +13863,13 @@
                 <w:color w:val="FFFFFF"/>
                 <w:sz w:val="21"/>
               </w:rPr>
-              <w:t>Registrul sau pachetul modificat nu este reparat ori suprascris implicit; următoarea înscriere este refuzată și istoricul rămâne disponibil pentru investigație.</w:t>
+              <w:t>Detectarea unei modificări trece registrul în stare de incident, refuză următoarea înscriere și păstrează istoricul pentru investigație.</w:t>
             </w:r>
           </w:p>
         </w:tc>
       </w:tr>
     </w:tbl>
-    <w:p>
+    <w:p ns2:paraId="6AE74964" ns2:textId="77777777">
       <w:pPr>
         <w:sectPr>
           <w:pgSz w:w="12240" w:h="15840"/>
@@ -13867,7 +13879,7 @@
         </w:sectPr>
       </w:pPr>
     </w:p>
-    <w:p>
+    <w:p ns2:paraId="45F76E80" ns2:textId="77777777">
       <w:pPr>
         <w:keepNext/>
         <w:spacing w:before="1360" w:after="80"/>
@@ -13883,7 +13895,7 @@
         <w:t>CONFIGURARE OPERAȚIONALĂ</w:t>
       </w:r>
     </w:p>
-    <w:p>
+    <w:p ns2:paraId="4056F101" ns2:textId="77777777">
       <w:pPr>
         <w:pStyle w:val="Heading1"/>
       </w:pPr>
@@ -13891,7 +13903,7 @@
         <w:t>Contextul de produs controlează efectiv rularea și raportarea</w:t>
       </w:r>
     </w:p>
-    <w:p>
+    <w:p ns2:paraId="6268784C" ns2:textId="77777777">
       <w:pPr>
         <w:spacing w:before="60" w:after="40"/>
         <w:jc w:val="center"/>
@@ -13901,43 +13913,43 @@
           <w:noProof/>
         </w:rPr>
         <w:drawing>
-          <wp:inline distT="0" distB="0" distL="0" distR="0" wp14:anchorId="3B68D0F9" wp14:editId="3F25A4A4">
+          <wp:inline distT="0" distB="0" distL="0" distR="0" ns5:anchorId="3B68D0F9" ns5:editId="3F25A4A4">
             <wp:extent cx="5074920" cy="2854642"/>
             <wp:effectExtent l="0" t="0" r="0" b="0"/>
-            <wp:docPr id="5" name="Picture 5"/>
+            <wp:docPr id="5" name="Picture 5" descr="Configurarea operațională SODIF pentru organizație, domeniu, serviciu și rută API." title="Captură de produs SODIF"/>
             <wp:cNvGraphicFramePr>
-              <a:graphicFrameLocks xmlns:a="http://schemas.openxmlformats.org/drawingml/2006/main" noChangeAspect="1"/>
+              <ns6:graphicFrameLocks noChangeAspect="1"/>
             </wp:cNvGraphicFramePr>
-            <a:graphic xmlns:a="http://schemas.openxmlformats.org/drawingml/2006/main">
-              <a:graphicData uri="http://schemas.openxmlformats.org/drawingml/2006/picture">
-                <pic:pic xmlns:pic="http://schemas.openxmlformats.org/drawingml/2006/picture">
-                  <pic:nvPicPr>
-                    <pic:cNvPr id="0" name="02_configuration.png"/>
-                    <pic:cNvPicPr/>
-                  </pic:nvPicPr>
-                  <pic:blipFill>
-                    <a:blip r:embed="rId13"/>
-                    <a:stretch>
-                      <a:fillRect/>
-                    </a:stretch>
-                  </pic:blipFill>
-                  <pic:spPr>
-                    <a:xfrm>
-                      <a:off x="0" y="0"/>
-                      <a:ext cx="5074920" cy="2854642"/>
-                    </a:xfrm>
-                    <a:prstGeom prst="rect">
-                      <a:avLst/>
-                    </a:prstGeom>
-                  </pic:spPr>
-                </pic:pic>
-              </a:graphicData>
-            </a:graphic>
+            <ns6:graphic>
+              <ns6:graphicData uri="http://schemas.openxmlformats.org/drawingml/2006/picture">
+                <ns7:pic>
+                  <ns7:nvPicPr>
+                    <ns7:cNvPr id="0" name="02_configuration.png"/>
+                    <ns7:cNvPicPr/>
+                  </ns7:nvPicPr>
+                  <ns7:blipFill>
+                    <ns6:blip ns3:embed="rId13"/>
+                    <ns6:stretch>
+                      <ns6:fillRect/>
+                    </ns6:stretch>
+                  </ns7:blipFill>
+                  <ns7:spPr>
+                    <ns6:xfrm>
+                      <ns6:off x="0" y="0"/>
+                      <ns6:ext cx="5074920" cy="2854642"/>
+                    </ns6:xfrm>
+                    <ns6:prstGeom prst="rect">
+                      <ns6:avLst/>
+                    </ns6:prstGeom>
+                  </ns7:spPr>
+                </ns7:pic>
+              </ns6:graphicData>
+            </ns6:graphic>
           </wp:inline>
         </w:drawing>
       </w:r>
     </w:p>
-    <w:p>
+    <w:p ns2:paraId="5CDBD9A5" ns2:textId="77777777">
       <w:pPr>
         <w:spacing w:after="100"/>
         <w:jc w:val="center"/>
@@ -13964,7 +13976,7 @@
         <w:gridCol w:w="4392"/>
         <w:gridCol w:w="3240"/>
       </w:tblGrid>
-      <w:tr>
+      <w:tr ns2:paraId="05C0D31F" ns2:textId="77777777">
         <w:trPr>
           <w:tblHeader/>
         </w:trPr>
@@ -13986,7 +13998,7 @@
             </w:tcMar>
             <w:vAlign w:val="center"/>
           </w:tcPr>
-          <w:p>
+          <w:p ns2:paraId="79396734" ns2:textId="77777777">
             <w:pPr>
               <w:spacing w:after="0"/>
             </w:pPr>
@@ -14019,7 +14031,7 @@
             </w:tcMar>
             <w:vAlign w:val="center"/>
           </w:tcPr>
-          <w:p>
+          <w:p ns2:paraId="2A39350C" ns2:textId="77777777">
             <w:pPr>
               <w:spacing w:after="0"/>
             </w:pPr>
@@ -14052,7 +14064,7 @@
             </w:tcMar>
             <w:vAlign w:val="center"/>
           </w:tcPr>
-          <w:p>
+          <w:p ns2:paraId="6FB4CA46" ns2:textId="77777777">
             <w:pPr>
               <w:spacing w:after="0"/>
             </w:pPr>
@@ -14068,7 +14080,7 @@
           </w:p>
         </w:tc>
       </w:tr>
-      <w:tr>
+      <w:tr ns2:paraId="0F189156" ns2:textId="77777777">
         <w:tc>
           <w:tcPr>
             <w:tcW w:w="1728" w:type="dxa"/>
@@ -14087,7 +14099,7 @@
             </w:tcMar>
             <w:vAlign w:val="center"/>
           </w:tcPr>
-          <w:p>
+          <w:p ns2:paraId="5170111F" ns2:textId="77777777">
             <w:pPr>
               <w:spacing w:after="0" w:line="240" w:lineRule="auto"/>
             </w:pPr>
@@ -14118,7 +14130,7 @@
             </w:tcMar>
             <w:vAlign w:val="center"/>
           </w:tcPr>
-          <w:p>
+          <w:p ns2:paraId="534DA954" ns2:textId="77777777">
             <w:pPr>
               <w:spacing w:after="0" w:line="240" w:lineRule="auto"/>
             </w:pPr>
@@ -14148,7 +14160,7 @@
             </w:tcMar>
             <w:vAlign w:val="center"/>
           </w:tcPr>
-          <w:p>
+          <w:p ns2:paraId="6565D7E6" ns2:textId="77777777">
             <w:pPr>
               <w:spacing w:after="0" w:line="240" w:lineRule="auto"/>
             </w:pPr>
@@ -14162,7 +14174,7 @@
           </w:p>
         </w:tc>
       </w:tr>
-      <w:tr>
+      <w:tr ns2:paraId="41C03125" ns2:textId="77777777">
         <w:tc>
           <w:tcPr>
             <w:tcW w:w="1728" w:type="dxa"/>
@@ -14181,7 +14193,7 @@
             </w:tcMar>
             <w:vAlign w:val="center"/>
           </w:tcPr>
-          <w:p>
+          <w:p ns2:paraId="3C8C509B" ns2:textId="77777777">
             <w:pPr>
               <w:spacing w:after="0" w:line="240" w:lineRule="auto"/>
             </w:pPr>
@@ -14212,7 +14224,7 @@
             </w:tcMar>
             <w:vAlign w:val="center"/>
           </w:tcPr>
-          <w:p>
+          <w:p ns2:paraId="6DFD2545" ns2:textId="77777777">
             <w:pPr>
               <w:spacing w:after="0" w:line="240" w:lineRule="auto"/>
             </w:pPr>
@@ -14242,7 +14254,7 @@
             </w:tcMar>
             <w:vAlign w:val="center"/>
           </w:tcPr>
-          <w:p>
+          <w:p ns2:paraId="238BB58A" ns2:textId="77777777">
             <w:pPr>
               <w:spacing w:after="0" w:line="240" w:lineRule="auto"/>
             </w:pPr>
@@ -14256,7 +14268,7 @@
           </w:p>
         </w:tc>
       </w:tr>
-      <w:tr>
+      <w:tr ns2:paraId="638089A4" ns2:textId="77777777">
         <w:tc>
           <w:tcPr>
             <w:tcW w:w="1728" w:type="dxa"/>
@@ -14275,7 +14287,7 @@
             </w:tcMar>
             <w:vAlign w:val="center"/>
           </w:tcPr>
-          <w:p>
+          <w:p ns2:paraId="052A3342" ns2:textId="77777777">
             <w:pPr>
               <w:spacing w:after="0" w:line="240" w:lineRule="auto"/>
             </w:pPr>
@@ -14306,7 +14318,7 @@
             </w:tcMar>
             <w:vAlign w:val="center"/>
           </w:tcPr>
-          <w:p>
+          <w:p ns2:paraId="3EFD2426" ns2:textId="77777777">
             <w:pPr>
               <w:spacing w:after="0" w:line="240" w:lineRule="auto"/>
             </w:pPr>
@@ -14336,7 +14348,7 @@
             </w:tcMar>
             <w:vAlign w:val="center"/>
           </w:tcPr>
-          <w:p>
+          <w:p ns2:paraId="10608FFD" ns2:textId="77777777">
             <w:pPr>
               <w:spacing w:after="0" w:line="240" w:lineRule="auto"/>
             </w:pPr>
@@ -14350,7 +14362,7 @@
           </w:p>
         </w:tc>
       </w:tr>
-      <w:tr>
+      <w:tr ns2:paraId="47B64D50" ns2:textId="77777777">
         <w:tc>
           <w:tcPr>
             <w:tcW w:w="1728" w:type="dxa"/>
@@ -14369,7 +14381,7 @@
             </w:tcMar>
             <w:vAlign w:val="center"/>
           </w:tcPr>
-          <w:p>
+          <w:p ns2:paraId="552D4346" ns2:textId="77777777">
             <w:pPr>
               <w:spacing w:after="0" w:line="240" w:lineRule="auto"/>
             </w:pPr>
@@ -14400,7 +14412,7 @@
             </w:tcMar>
             <w:vAlign w:val="center"/>
           </w:tcPr>
-          <w:p>
+          <w:p ns2:paraId="447AC772" ns2:textId="77777777">
             <w:pPr>
               <w:spacing w:after="0" w:line="240" w:lineRule="auto"/>
             </w:pPr>
@@ -14430,7 +14442,7 @@
             </w:tcMar>
             <w:vAlign w:val="center"/>
           </w:tcPr>
-          <w:p>
+          <w:p ns2:paraId="35423349" ns2:textId="77777777">
             <w:pPr>
               <w:spacing w:after="0" w:line="240" w:lineRule="auto"/>
             </w:pPr>
@@ -14444,7 +14456,7 @@
           </w:p>
         </w:tc>
       </w:tr>
-      <w:tr>
+      <w:tr ns2:paraId="1A7B5109" ns2:textId="77777777">
         <w:tc>
           <w:tcPr>
             <w:tcW w:w="1728" w:type="dxa"/>
@@ -14463,7 +14475,7 @@
             </w:tcMar>
             <w:vAlign w:val="center"/>
           </w:tcPr>
-          <w:p>
+          <w:p ns2:paraId="37C0CF14" ns2:textId="77777777">
             <w:pPr>
               <w:spacing w:after="0" w:line="240" w:lineRule="auto"/>
             </w:pPr>
@@ -14494,7 +14506,7 @@
             </w:tcMar>
             <w:vAlign w:val="center"/>
           </w:tcPr>
-          <w:p>
+          <w:p ns2:paraId="7AD50402" ns2:textId="77777777">
             <w:pPr>
               <w:spacing w:after="0" w:line="240" w:lineRule="auto"/>
             </w:pPr>
@@ -14524,7 +14536,7 @@
             </w:tcMar>
             <w:vAlign w:val="center"/>
           </w:tcPr>
-          <w:p>
+          <w:p ns2:paraId="5907C772" ns2:textId="77777777">
             <w:pPr>
               <w:spacing w:after="0" w:line="240" w:lineRule="auto"/>
             </w:pPr>
@@ -14539,7 +14551,7 @@
         </w:tc>
       </w:tr>
     </w:tbl>
-    <w:p>
+    <w:p ns2:paraId="07E079F9" ns2:textId="77777777">
       <w:pPr>
         <w:sectPr>
           <w:pgSz w:w="12240" w:h="15840"/>
@@ -14549,7 +14561,7 @@
         </w:sectPr>
       </w:pPr>
     </w:p>
-    <w:p>
+    <w:p ns2:paraId="49B405AC" ns2:textId="77777777">
       <w:pPr>
         <w:keepNext/>
         <w:spacing w:before="1360" w:after="80"/>
@@ -14565,7 +14577,7 @@
         <w:t>EXPERIENȚĂ DE PRODUS</w:t>
       </w:r>
     </w:p>
-    <w:p>
+    <w:p ns2:paraId="1A4A6483" ns2:textId="77777777">
       <w:pPr>
         <w:pStyle w:val="Heading1"/>
       </w:pPr>
@@ -14584,7 +14596,7 @@
         <w:gridCol w:w="2952"/>
         <w:gridCol w:w="6408"/>
       </w:tblGrid>
-      <w:tr>
+      <w:tr ns2:paraId="1999B78D" ns2:textId="77777777">
         <w:trPr>
           <w:tblHeader/>
         </w:trPr>
@@ -14606,7 +14618,7 @@
             </w:tcMar>
             <w:vAlign w:val="center"/>
           </w:tcPr>
-          <w:p>
+          <w:p ns2:paraId="32FEC4F1" ns2:textId="77777777">
             <w:pPr>
               <w:spacing w:after="0"/>
             </w:pPr>
@@ -14639,7 +14651,7 @@
             </w:tcMar>
             <w:vAlign w:val="center"/>
           </w:tcPr>
-          <w:p>
+          <w:p ns2:paraId="72D612BC" ns2:textId="77777777">
             <w:pPr>
               <w:spacing w:after="0"/>
             </w:pPr>
@@ -14655,7 +14667,7 @@
           </w:p>
         </w:tc>
       </w:tr>
-      <w:tr>
+      <w:tr ns2:paraId="74B498D4" ns2:textId="77777777">
         <w:tc>
           <w:tcPr>
             <w:tcW w:w="2952" w:type="dxa"/>
@@ -14674,7 +14686,7 @@
             </w:tcMar>
             <w:vAlign w:val="center"/>
           </w:tcPr>
-          <w:p>
+          <w:p ns2:paraId="39235C70" ns2:textId="77777777">
             <w:pPr>
               <w:spacing w:after="0" w:line="240" w:lineRule="auto"/>
             </w:pPr>
@@ -14705,7 +14717,7 @@
             </w:tcMar>
             <w:vAlign w:val="center"/>
           </w:tcPr>
-          <w:p>
+          <w:p ns2:paraId="1C9E01B7" ns2:textId="77777777">
             <w:pPr>
               <w:spacing w:after="0" w:line="240" w:lineRule="auto"/>
             </w:pPr>
@@ -14719,7 +14731,7 @@
           </w:p>
         </w:tc>
       </w:tr>
-      <w:tr>
+      <w:tr ns2:paraId="642C5F8E" ns2:textId="77777777">
         <w:tc>
           <w:tcPr>
             <w:tcW w:w="2952" w:type="dxa"/>
@@ -14738,7 +14750,7 @@
             </w:tcMar>
             <w:vAlign w:val="center"/>
           </w:tcPr>
-          <w:p>
+          <w:p ns2:paraId="4F57E491" ns2:textId="77777777">
             <w:pPr>
               <w:spacing w:after="0" w:line="240" w:lineRule="auto"/>
             </w:pPr>
@@ -14769,7 +14781,7 @@
             </w:tcMar>
             <w:vAlign w:val="center"/>
           </w:tcPr>
-          <w:p>
+          <w:p ns2:paraId="79E869B6" ns2:textId="77777777">
             <w:pPr>
               <w:spacing w:after="0" w:line="240" w:lineRule="auto"/>
             </w:pPr>
@@ -14783,7 +14795,7 @@
           </w:p>
         </w:tc>
       </w:tr>
-      <w:tr>
+      <w:tr ns2:paraId="22390827" ns2:textId="77777777">
         <w:tc>
           <w:tcPr>
             <w:tcW w:w="2952" w:type="dxa"/>
@@ -14802,7 +14814,7 @@
             </w:tcMar>
             <w:vAlign w:val="center"/>
           </w:tcPr>
-          <w:p>
+          <w:p ns2:paraId="155AAEEB" ns2:textId="77777777">
             <w:pPr>
               <w:spacing w:after="0" w:line="240" w:lineRule="auto"/>
             </w:pPr>
@@ -14833,7 +14845,7 @@
             </w:tcMar>
             <w:vAlign w:val="center"/>
           </w:tcPr>
-          <w:p>
+          <w:p ns2:paraId="52F5292A" ns2:textId="77777777">
             <w:pPr>
               <w:spacing w:after="0" w:line="240" w:lineRule="auto"/>
             </w:pPr>
@@ -14842,12 +14854,12 @@
                 <w:rFonts w:eastAsia="Calibri"/>
                 <w:sz w:val="16"/>
               </w:rPr>
-              <w:t>Contractul Signed Intent Security și controalele sale</w:t>
+              <w:t>Contractul SODIF Security și controalele sale</w:t>
             </w:r>
           </w:p>
         </w:tc>
       </w:tr>
-      <w:tr>
+      <w:tr ns2:paraId="3A08D0D1" ns2:textId="77777777">
         <w:tc>
           <w:tcPr>
             <w:tcW w:w="2952" w:type="dxa"/>
@@ -14866,7 +14878,7 @@
             </w:tcMar>
             <w:vAlign w:val="center"/>
           </w:tcPr>
-          <w:p>
+          <w:p ns2:paraId="00FA761F" ns2:textId="77777777">
             <w:pPr>
               <w:spacing w:after="0" w:line="240" w:lineRule="auto"/>
             </w:pPr>
@@ -14897,7 +14909,7 @@
             </w:tcMar>
             <w:vAlign w:val="center"/>
           </w:tcPr>
-          <w:p>
+          <w:p ns2:paraId="23922E59" ns2:textId="77777777">
             <w:pPr>
               <w:spacing w:after="0" w:line="240" w:lineRule="auto"/>
             </w:pPr>
@@ -14911,7 +14923,7 @@
           </w:p>
         </w:tc>
       </w:tr>
-      <w:tr>
+      <w:tr ns2:paraId="25B4BED3" ns2:textId="77777777">
         <w:tc>
           <w:tcPr>
             <w:tcW w:w="2952" w:type="dxa"/>
@@ -14930,7 +14942,7 @@
             </w:tcMar>
             <w:vAlign w:val="center"/>
           </w:tcPr>
-          <w:p>
+          <w:p ns2:paraId="7F3FC803" ns2:textId="77777777">
             <w:pPr>
               <w:spacing w:after="0" w:line="240" w:lineRule="auto"/>
             </w:pPr>
@@ -14961,7 +14973,7 @@
             </w:tcMar>
             <w:vAlign w:val="center"/>
           </w:tcPr>
-          <w:p>
+          <w:p ns2:paraId="4CE91AC4" ns2:textId="77777777">
             <w:pPr>
               <w:spacing w:after="0" w:line="240" w:lineRule="auto"/>
             </w:pPr>
@@ -14975,7 +14987,7 @@
           </w:p>
         </w:tc>
       </w:tr>
-      <w:tr>
+      <w:tr ns2:paraId="1D18E059" ns2:textId="77777777">
         <w:tc>
           <w:tcPr>
             <w:tcW w:w="2952" w:type="dxa"/>
@@ -14994,7 +15006,7 @@
             </w:tcMar>
             <w:vAlign w:val="center"/>
           </w:tcPr>
-          <w:p>
+          <w:p ns2:paraId="22097487" ns2:textId="77777777">
             <w:pPr>
               <w:spacing w:after="0" w:line="240" w:lineRule="auto"/>
             </w:pPr>
@@ -15004,7 +15016,7 @@
                 <w:b/>
                 <w:sz w:val="16"/>
               </w:rPr>
-              <w:t>Gateway semantic</w:t>
+              <w:t>SODIF Gateway</w:t>
             </w:r>
           </w:p>
         </w:tc>
@@ -15025,7 +15037,7 @@
             </w:tcMar>
             <w:vAlign w:val="center"/>
           </w:tcPr>
-          <w:p>
+          <w:p ns2:paraId="5FC82AA5" ns2:textId="77777777">
             <w:pPr>
               <w:spacing w:after="0" w:line="240" w:lineRule="auto"/>
             </w:pPr>
@@ -15039,7 +15051,7 @@
           </w:p>
         </w:tc>
       </w:tr>
-      <w:tr>
+      <w:tr ns2:paraId="338DD519" ns2:textId="77777777">
         <w:tc>
           <w:tcPr>
             <w:tcW w:w="2952" w:type="dxa"/>
@@ -15058,7 +15070,7 @@
             </w:tcMar>
             <w:vAlign w:val="center"/>
           </w:tcPr>
-          <w:p>
+          <w:p ns2:paraId="5E637917" ns2:textId="77777777">
             <w:pPr>
               <w:spacing w:after="0" w:line="240" w:lineRule="auto"/>
             </w:pPr>
@@ -15089,7 +15101,7 @@
             </w:tcMar>
             <w:vAlign w:val="center"/>
           </w:tcPr>
-          <w:p>
+          <w:p ns2:paraId="2929617E" ns2:textId="77777777">
             <w:pPr>
               <w:spacing w:after="0" w:line="240" w:lineRule="auto"/>
             </w:pPr>
@@ -15103,7 +15115,7 @@
           </w:p>
         </w:tc>
       </w:tr>
-      <w:tr>
+      <w:tr ns2:paraId="6C483E8E" ns2:textId="77777777">
         <w:tc>
           <w:tcPr>
             <w:tcW w:w="2952" w:type="dxa"/>
@@ -15122,7 +15134,7 @@
             </w:tcMar>
             <w:vAlign w:val="center"/>
           </w:tcPr>
-          <w:p>
+          <w:p ns2:paraId="6334EE01" ns2:textId="77777777">
             <w:pPr>
               <w:spacing w:after="0" w:line="240" w:lineRule="auto"/>
             </w:pPr>
@@ -15153,7 +15165,7 @@
             </w:tcMar>
             <w:vAlign w:val="center"/>
           </w:tcPr>
-          <w:p>
+          <w:p ns2:paraId="009B98F9" ns2:textId="77777777">
             <w:pPr>
               <w:spacing w:after="0" w:line="240" w:lineRule="auto"/>
             </w:pPr>
@@ -15168,7 +15180,7 @@
         </w:tc>
       </w:tr>
     </w:tbl>
-    <w:p>
+    <w:p ns2:paraId="2A94ACF9" ns2:textId="77777777">
       <w:pPr>
         <w:pStyle w:val="Heading2"/>
       </w:pPr>
@@ -15176,7 +15188,7 @@
         <w:t>Principii UX</w:t>
       </w:r>
     </w:p>
-    <w:p>
+    <w:p ns2:paraId="24BC9451" ns2:textId="77777777">
       <w:pPr>
         <w:pStyle w:val="ListBullet"/>
       </w:pPr>
@@ -15185,10 +15197,10 @@
           <w:rFonts w:eastAsia="Calibri"/>
           <w:sz w:val="21"/>
         </w:rPr>
-        <w:t>Limbaj orientat spre operațiuni și decizii, fără etichete de laborator în interfața produsului.</w:t>
+        <w:t>Limbaj orientat spre operațiuni, risc și decizie.</w:t>
       </w:r>
     </w:p>
-    <w:p>
+    <w:p ns2:paraId="7192A251" ns2:textId="77777777">
       <w:pPr>
         <w:pStyle w:val="ListBullet"/>
       </w:pPr>
@@ -15200,7 +15212,7 @@
         <w:t>Material icons, navigație laterală, stări clare și acțiuni de export la locul potrivit.</w:t>
       </w:r>
     </w:p>
-    <w:p>
+    <w:p ns2:paraId="2169F4CA" ns2:textId="77777777">
       <w:pPr>
         <w:pStyle w:val="ListBullet"/>
       </w:pPr>
@@ -15212,7 +15224,7 @@
         <w:t>Schimbarea configurației invalidează rezultatele vechi din sesiune, prevenind amestecarea contextelor.</w:t>
       </w:r>
     </w:p>
-    <w:p>
+    <w:p ns2:paraId="78E0AA7E" ns2:textId="77777777">
       <w:pPr>
         <w:pStyle w:val="ListBullet"/>
       </w:pPr>
@@ -15221,10 +15233,10 @@
           <w:rFonts w:eastAsia="Calibri"/>
           <w:sz w:val="21"/>
         </w:rPr>
-        <w:t>Nicio regulă de securitate nu este duplicată în paginile Streamlit.</w:t>
+        <w:t>Regulile de securitate sunt centralizate în nucleul de domeniu.</w:t>
       </w:r>
     </w:p>
-    <w:p>
+    <w:p ns2:paraId="5DF99E0E" ns2:textId="77777777">
       <w:pPr>
         <w:sectPr>
           <w:pgSz w:w="12240" w:h="15840"/>
@@ -15234,7 +15246,7 @@
         </w:sectPr>
       </w:pPr>
     </w:p>
-    <w:p>
+    <w:p ns2:paraId="4C3169B5" ns2:textId="77777777">
       <w:pPr>
         <w:keepNext/>
         <w:spacing w:before="40" w:after="80"/>
@@ -15250,7 +15262,7 @@
         <w:t>MODEL DE AMENINȚĂRI</w:t>
       </w:r>
     </w:p>
-    <w:p>
+    <w:p ns2:paraId="1EB130CE" ns2:textId="77777777">
       <w:pPr>
         <w:pStyle w:val="Heading1"/>
       </w:pPr>
@@ -15270,7 +15282,7 @@
         <w:gridCol w:w="4320"/>
         <w:gridCol w:w="2088"/>
       </w:tblGrid>
-      <w:tr>
+      <w:tr ns2:paraId="1BE9DF76" ns2:textId="77777777">
         <w:trPr>
           <w:tblHeader/>
         </w:trPr>
@@ -15292,7 +15304,7 @@
             </w:tcMar>
             <w:vAlign w:val="center"/>
           </w:tcPr>
-          <w:p>
+          <w:p ns2:paraId="0EA9FF78" ns2:textId="77777777">
             <w:pPr>
               <w:spacing w:after="0"/>
             </w:pPr>
@@ -15325,7 +15337,7 @@
             </w:tcMar>
             <w:vAlign w:val="center"/>
           </w:tcPr>
-          <w:p>
+          <w:p ns2:paraId="2ABA4DA6" ns2:textId="77777777">
             <w:pPr>
               <w:spacing w:after="0"/>
             </w:pPr>
@@ -15358,7 +15370,7 @@
             </w:tcMar>
             <w:vAlign w:val="center"/>
           </w:tcPr>
-          <w:p>
+          <w:p ns2:paraId="4841B5D7" ns2:textId="77777777">
             <w:pPr>
               <w:spacing w:after="0"/>
             </w:pPr>
@@ -15374,7 +15386,7 @@
           </w:p>
         </w:tc>
       </w:tr>
-      <w:tr>
+      <w:tr ns2:paraId="584562F7" ns2:textId="77777777">
         <w:tc>
           <w:tcPr>
             <w:tcW w:w="2952" w:type="dxa"/>
@@ -15393,7 +15405,7 @@
             </w:tcMar>
             <w:vAlign w:val="center"/>
           </w:tcPr>
-          <w:p>
+          <w:p ns2:paraId="762E69FC" ns2:textId="77777777">
             <w:pPr>
               <w:spacing w:after="0" w:line="240" w:lineRule="auto"/>
             </w:pPr>
@@ -15424,7 +15436,7 @@
             </w:tcMar>
             <w:vAlign w:val="center"/>
           </w:tcPr>
-          <w:p>
+          <w:p ns2:paraId="6DA4EA9F" ns2:textId="77777777">
             <w:pPr>
               <w:spacing w:after="0" w:line="240" w:lineRule="auto"/>
             </w:pPr>
@@ -15454,7 +15466,7 @@
             </w:tcMar>
             <w:vAlign w:val="center"/>
           </w:tcPr>
-          <w:p>
+          <w:p ns2:paraId="6AC9BC30" ns2:textId="77777777">
             <w:pPr>
               <w:spacing w:after="0" w:line="240" w:lineRule="auto"/>
             </w:pPr>
@@ -15468,7 +15480,7 @@
           </w:p>
         </w:tc>
       </w:tr>
-      <w:tr>
+      <w:tr ns2:paraId="58C36E2B" ns2:textId="77777777">
         <w:tc>
           <w:tcPr>
             <w:tcW w:w="2952" w:type="dxa"/>
@@ -15487,7 +15499,7 @@
             </w:tcMar>
             <w:vAlign w:val="center"/>
           </w:tcPr>
-          <w:p>
+          <w:p ns2:paraId="78F27C5D" ns2:textId="77777777">
             <w:pPr>
               <w:spacing w:after="0" w:line="240" w:lineRule="auto"/>
             </w:pPr>
@@ -15518,7 +15530,7 @@
             </w:tcMar>
             <w:vAlign w:val="center"/>
           </w:tcPr>
-          <w:p>
+          <w:p ns2:paraId="0999E570" ns2:textId="77777777">
             <w:pPr>
               <w:spacing w:after="0" w:line="240" w:lineRule="auto"/>
             </w:pPr>
@@ -15548,7 +15560,7 @@
             </w:tcMar>
             <w:vAlign w:val="center"/>
           </w:tcPr>
-          <w:p>
+          <w:p ns2:paraId="7003B1A8" ns2:textId="77777777">
             <w:pPr>
               <w:spacing w:after="0" w:line="240" w:lineRule="auto"/>
             </w:pPr>
@@ -15562,7 +15574,7 @@
           </w:p>
         </w:tc>
       </w:tr>
-      <w:tr>
+      <w:tr ns2:paraId="1F0A6BAF" ns2:textId="77777777">
         <w:tc>
           <w:tcPr>
             <w:tcW w:w="2952" w:type="dxa"/>
@@ -15581,7 +15593,7 @@
             </w:tcMar>
             <w:vAlign w:val="center"/>
           </w:tcPr>
-          <w:p>
+          <w:p ns2:paraId="5C665670" ns2:textId="77777777">
             <w:pPr>
               <w:spacing w:after="0" w:line="240" w:lineRule="auto"/>
             </w:pPr>
@@ -15612,7 +15624,7 @@
             </w:tcMar>
             <w:vAlign w:val="center"/>
           </w:tcPr>
-          <w:p>
+          <w:p ns2:paraId="5D0EF954" ns2:textId="77777777">
             <w:pPr>
               <w:spacing w:after="0" w:line="240" w:lineRule="auto"/>
             </w:pPr>
@@ -15642,7 +15654,7 @@
             </w:tcMar>
             <w:vAlign w:val="center"/>
           </w:tcPr>
-          <w:p>
+          <w:p ns2:paraId="227FE1E9" ns2:textId="77777777">
             <w:pPr>
               <w:spacing w:after="0" w:line="240" w:lineRule="auto"/>
             </w:pPr>
@@ -15656,7 +15668,7 @@
           </w:p>
         </w:tc>
       </w:tr>
-      <w:tr>
+      <w:tr ns2:paraId="36B1D84C" ns2:textId="77777777">
         <w:tc>
           <w:tcPr>
             <w:tcW w:w="2952" w:type="dxa"/>
@@ -15675,7 +15687,7 @@
             </w:tcMar>
             <w:vAlign w:val="center"/>
           </w:tcPr>
-          <w:p>
+          <w:p ns2:paraId="6DD1C95A" ns2:textId="77777777">
             <w:pPr>
               <w:spacing w:after="0" w:line="240" w:lineRule="auto"/>
             </w:pPr>
@@ -15706,7 +15718,7 @@
             </w:tcMar>
             <w:vAlign w:val="center"/>
           </w:tcPr>
-          <w:p>
+          <w:p ns2:paraId="2426650D" ns2:textId="77777777">
             <w:pPr>
               <w:spacing w:after="0" w:line="240" w:lineRule="auto"/>
             </w:pPr>
@@ -15715,7 +15727,7 @@
                 <w:rFonts w:eastAsia="Calibri"/>
                 <w:sz w:val="15"/>
               </w:rPr>
-              <w:t>AI fără drept unilateral + reguli tipizate</w:t>
+              <w:t>AI ca sursă de dovadă + reguli tipizate</w:t>
             </w:r>
           </w:p>
         </w:tc>
@@ -15736,7 +15748,7 @@
             </w:tcMar>
             <w:vAlign w:val="center"/>
           </w:tcPr>
-          <w:p>
+          <w:p ns2:paraId="6FFF782A" ns2:textId="77777777">
             <w:pPr>
               <w:spacing w:after="0" w:line="240" w:lineRule="auto"/>
             </w:pPr>
@@ -15750,7 +15762,7 @@
           </w:p>
         </w:tc>
       </w:tr>
-      <w:tr>
+      <w:tr ns2:paraId="3ECEC289" ns2:textId="77777777">
         <w:tc>
           <w:tcPr>
             <w:tcW w:w="2952" w:type="dxa"/>
@@ -15769,7 +15781,7 @@
             </w:tcMar>
             <w:vAlign w:val="center"/>
           </w:tcPr>
-          <w:p>
+          <w:p ns2:paraId="5FC3AAF5" ns2:textId="77777777">
             <w:pPr>
               <w:spacing w:after="0" w:line="240" w:lineRule="auto"/>
             </w:pPr>
@@ -15800,7 +15812,7 @@
             </w:tcMar>
             <w:vAlign w:val="center"/>
           </w:tcPr>
-          <w:p>
+          <w:p ns2:paraId="7082608D" ns2:textId="77777777">
             <w:pPr>
               <w:spacing w:after="0" w:line="240" w:lineRule="auto"/>
             </w:pPr>
@@ -15830,7 +15842,7 @@
             </w:tcMar>
             <w:vAlign w:val="center"/>
           </w:tcPr>
-          <w:p>
+          <w:p ns2:paraId="54BF0279" ns2:textId="77777777">
             <w:pPr>
               <w:spacing w:after="0" w:line="240" w:lineRule="auto"/>
             </w:pPr>
@@ -15844,7 +15856,7 @@
           </w:p>
         </w:tc>
       </w:tr>
-      <w:tr>
+      <w:tr ns2:paraId="388AD2FA" ns2:textId="77777777">
         <w:tc>
           <w:tcPr>
             <w:tcW w:w="2952" w:type="dxa"/>
@@ -15863,7 +15875,7 @@
             </w:tcMar>
             <w:vAlign w:val="center"/>
           </w:tcPr>
-          <w:p>
+          <w:p ns2:paraId="1D09CECC" ns2:textId="77777777">
             <w:pPr>
               <w:spacing w:after="0" w:line="240" w:lineRule="auto"/>
             </w:pPr>
@@ -15894,7 +15906,7 @@
             </w:tcMar>
             <w:vAlign w:val="center"/>
           </w:tcPr>
-          <w:p>
+          <w:p ns2:paraId="1C4F3776" ns2:textId="77777777">
             <w:pPr>
               <w:spacing w:after="0" w:line="240" w:lineRule="auto"/>
             </w:pPr>
@@ -15924,7 +15936,7 @@
             </w:tcMar>
             <w:vAlign w:val="center"/>
           </w:tcPr>
-          <w:p>
+          <w:p ns2:paraId="260F6B0F" ns2:textId="77777777">
             <w:pPr>
               <w:spacing w:after="0" w:line="240" w:lineRule="auto"/>
             </w:pPr>
@@ -15938,7 +15950,7 @@
           </w:p>
         </w:tc>
       </w:tr>
-      <w:tr>
+      <w:tr ns2:paraId="6D0BD35A" ns2:textId="77777777">
         <w:tc>
           <w:tcPr>
             <w:tcW w:w="2952" w:type="dxa"/>
@@ -15957,7 +15969,7 @@
             </w:tcMar>
             <w:vAlign w:val="center"/>
           </w:tcPr>
-          <w:p>
+          <w:p ns2:paraId="40CC80F6" ns2:textId="77777777">
             <w:pPr>
               <w:spacing w:after="0" w:line="240" w:lineRule="auto"/>
             </w:pPr>
@@ -15988,7 +16000,7 @@
             </w:tcMar>
             <w:vAlign w:val="center"/>
           </w:tcPr>
-          <w:p>
+          <w:p ns2:paraId="007C236E" ns2:textId="77777777">
             <w:pPr>
               <w:spacing w:after="0" w:line="240" w:lineRule="auto"/>
             </w:pPr>
@@ -16018,7 +16030,7 @@
             </w:tcMar>
             <w:vAlign w:val="center"/>
           </w:tcPr>
-          <w:p>
+          <w:p ns2:paraId="3567E012" ns2:textId="77777777">
             <w:pPr>
               <w:spacing w:after="0" w:line="240" w:lineRule="auto"/>
             </w:pPr>
@@ -16032,7 +16044,7 @@
           </w:p>
         </w:tc>
       </w:tr>
-      <w:tr>
+      <w:tr ns2:paraId="08D78C6F" ns2:textId="77777777">
         <w:tc>
           <w:tcPr>
             <w:tcW w:w="2952" w:type="dxa"/>
@@ -16051,7 +16063,7 @@
             </w:tcMar>
             <w:vAlign w:val="center"/>
           </w:tcPr>
-          <w:p>
+          <w:p ns2:paraId="79B80D91" ns2:textId="77777777">
             <w:pPr>
               <w:spacing w:after="0" w:line="240" w:lineRule="auto"/>
             </w:pPr>
@@ -16082,7 +16094,7 @@
             </w:tcMar>
             <w:vAlign w:val="center"/>
           </w:tcPr>
-          <w:p>
+          <w:p ns2:paraId="24ED66D8" ns2:textId="77777777">
             <w:pPr>
               <w:spacing w:after="0" w:line="240" w:lineRule="auto"/>
             </w:pPr>
@@ -16112,7 +16124,7 @@
             </w:tcMar>
             <w:vAlign w:val="center"/>
           </w:tcPr>
-          <w:p>
+          <w:p ns2:paraId="428F26FD" ns2:textId="77777777">
             <w:pPr>
               <w:spacing w:after="0" w:line="240" w:lineRule="auto"/>
             </w:pPr>
@@ -16126,7 +16138,7 @@
           </w:p>
         </w:tc>
       </w:tr>
-      <w:tr>
+      <w:tr ns2:paraId="555AD140" ns2:textId="77777777">
         <w:tc>
           <w:tcPr>
             <w:tcW w:w="2952" w:type="dxa"/>
@@ -16145,7 +16157,7 @@
             </w:tcMar>
             <w:vAlign w:val="center"/>
           </w:tcPr>
-          <w:p>
+          <w:p ns2:paraId="50332D9A" ns2:textId="77777777">
             <w:pPr>
               <w:spacing w:after="0" w:line="240" w:lineRule="auto"/>
             </w:pPr>
@@ -16176,7 +16188,7 @@
             </w:tcMar>
             <w:vAlign w:val="center"/>
           </w:tcPr>
-          <w:p>
+          <w:p ns2:paraId="56695E63" ns2:textId="77777777">
             <w:pPr>
               <w:spacing w:after="0" w:line="240" w:lineRule="auto"/>
             </w:pPr>
@@ -16206,7 +16218,7 @@
             </w:tcMar>
             <w:vAlign w:val="center"/>
           </w:tcPr>
-          <w:p>
+          <w:p ns2:paraId="2356D5F5" ns2:textId="77777777">
             <w:pPr>
               <w:spacing w:after="0" w:line="240" w:lineRule="auto"/>
             </w:pPr>
@@ -16220,7 +16232,7 @@
           </w:p>
         </w:tc>
       </w:tr>
-      <w:tr>
+      <w:tr ns2:paraId="0A93B288" ns2:textId="77777777">
         <w:tc>
           <w:tcPr>
             <w:tcW w:w="2952" w:type="dxa"/>
@@ -16239,7 +16251,7 @@
             </w:tcMar>
             <w:vAlign w:val="center"/>
           </w:tcPr>
-          <w:p>
+          <w:p ns2:paraId="181A5566" ns2:textId="77777777">
             <w:pPr>
               <w:spacing w:after="0" w:line="240" w:lineRule="auto"/>
             </w:pPr>
@@ -16270,7 +16282,7 @@
             </w:tcMar>
             <w:vAlign w:val="center"/>
           </w:tcPr>
-          <w:p>
+          <w:p ns2:paraId="454AF907" ns2:textId="77777777">
             <w:pPr>
               <w:spacing w:after="0" w:line="240" w:lineRule="auto"/>
             </w:pPr>
@@ -16300,7 +16312,7 @@
             </w:tcMar>
             <w:vAlign w:val="center"/>
           </w:tcPr>
-          <w:p>
+          <w:p ns2:paraId="68406C9D" ns2:textId="77777777">
             <w:pPr>
               <w:spacing w:after="0" w:line="240" w:lineRule="auto"/>
             </w:pPr>
@@ -16315,7 +16327,7 @@
         </w:tc>
       </w:tr>
     </w:tbl>
-    <w:p>
+    <w:p ns2:paraId="5F34C9AC" ns2:textId="77777777">
       <w:pPr>
         <w:sectPr>
           <w:pgSz w:w="12240" w:h="15840"/>
@@ -16325,7 +16337,7 @@
         </w:sectPr>
       </w:pPr>
     </w:p>
-    <w:p>
+    <w:p ns2:paraId="0729A327" ns2:textId="77777777">
       <w:pPr>
         <w:keepNext/>
         <w:spacing w:before="1360" w:after="80"/>
@@ -16341,7 +16353,7 @@
         <w:t>APLICABILITATE</w:t>
       </w:r>
     </w:p>
-    <w:p>
+    <w:p ns2:paraId="6364D693" ns2:textId="77777777">
       <w:pPr>
         <w:pStyle w:val="Heading1"/>
       </w:pPr>
@@ -16362,7 +16374,7 @@
         <w:gridCol w:w="2592"/>
         <w:gridCol w:w="2808"/>
       </w:tblGrid>
-      <w:tr>
+      <w:tr ns2:paraId="4BFCD8DF" ns2:textId="77777777">
         <w:trPr>
           <w:tblHeader/>
         </w:trPr>
@@ -16384,7 +16396,7 @@
             </w:tcMar>
             <w:vAlign w:val="center"/>
           </w:tcPr>
-          <w:p>
+          <w:p ns2:paraId="2E88A337" ns2:textId="77777777">
             <w:pPr>
               <w:spacing w:after="0"/>
             </w:pPr>
@@ -16417,7 +16429,7 @@
             </w:tcMar>
             <w:vAlign w:val="center"/>
           </w:tcPr>
-          <w:p>
+          <w:p ns2:paraId="4AEA3857" ns2:textId="77777777">
             <w:pPr>
               <w:spacing w:after="0"/>
             </w:pPr>
@@ -16450,7 +16462,7 @@
             </w:tcMar>
             <w:vAlign w:val="center"/>
           </w:tcPr>
-          <w:p>
+          <w:p ns2:paraId="168046C3" ns2:textId="77777777">
             <w:pPr>
               <w:spacing w:after="0"/>
             </w:pPr>
@@ -16483,7 +16495,7 @@
             </w:tcMar>
             <w:vAlign w:val="center"/>
           </w:tcPr>
-          <w:p>
+          <w:p ns2:paraId="5227628F" ns2:textId="77777777">
             <w:pPr>
               <w:spacing w:after="0"/>
             </w:pPr>
@@ -16499,7 +16511,7 @@
           </w:p>
         </w:tc>
       </w:tr>
-      <w:tr>
+      <w:tr ns2:paraId="060C3B26" ns2:textId="77777777">
         <w:tc>
           <w:tcPr>
             <w:tcW w:w="1656" w:type="dxa"/>
@@ -16518,7 +16530,7 @@
             </w:tcMar>
             <w:vAlign w:val="center"/>
           </w:tcPr>
-          <w:p>
+          <w:p ns2:paraId="3E18C372" ns2:textId="77777777">
             <w:pPr>
               <w:spacing w:after="0" w:line="240" w:lineRule="auto"/>
             </w:pPr>
@@ -16549,7 +16561,7 @@
             </w:tcMar>
             <w:vAlign w:val="center"/>
           </w:tcPr>
-          <w:p>
+          <w:p ns2:paraId="570EBD7C" ns2:textId="77777777">
             <w:pPr>
               <w:spacing w:after="0" w:line="240" w:lineRule="auto"/>
             </w:pPr>
@@ -16579,7 +16591,7 @@
             </w:tcMar>
             <w:vAlign w:val="center"/>
           </w:tcPr>
-          <w:p>
+          <w:p ns2:paraId="6B882C6A" ns2:textId="77777777">
             <w:pPr>
               <w:spacing w:after="0" w:line="240" w:lineRule="auto"/>
             </w:pPr>
@@ -16609,7 +16621,7 @@
             </w:tcMar>
             <w:vAlign w:val="center"/>
           </w:tcPr>
-          <w:p>
+          <w:p ns2:paraId="621CCDB3" ns2:textId="77777777">
             <w:pPr>
               <w:spacing w:after="0" w:line="240" w:lineRule="auto"/>
             </w:pPr>
@@ -16618,12 +16630,12 @@
                 <w:rFonts w:eastAsia="Calibri"/>
                 <w:sz w:val="15"/>
               </w:rPr>
-              <w:t>Fără valori schimbate sau dublare</w:t>
+              <w:t>Fidelitate față de valori și prevenirea dublării</w:t>
             </w:r>
           </w:p>
         </w:tc>
       </w:tr>
-      <w:tr>
+      <w:tr ns2:paraId="4EC044F5" ns2:textId="77777777">
         <w:tc>
           <w:tcPr>
             <w:tcW w:w="1656" w:type="dxa"/>
@@ -16642,7 +16654,7 @@
             </w:tcMar>
             <w:vAlign w:val="center"/>
           </w:tcPr>
-          <w:p>
+          <w:p ns2:paraId="1E45E298" ns2:textId="77777777">
             <w:pPr>
               <w:spacing w:after="0" w:line="240" w:lineRule="auto"/>
             </w:pPr>
@@ -16673,7 +16685,7 @@
             </w:tcMar>
             <w:vAlign w:val="center"/>
           </w:tcPr>
-          <w:p>
+          <w:p ns2:paraId="7A12A720" ns2:textId="77777777">
             <w:pPr>
               <w:spacing w:after="0" w:line="240" w:lineRule="auto"/>
             </w:pPr>
@@ -16703,7 +16715,7 @@
             </w:tcMar>
             <w:vAlign w:val="center"/>
           </w:tcPr>
-          <w:p>
+          <w:p ns2:paraId="38A26286" ns2:textId="77777777">
             <w:pPr>
               <w:spacing w:after="0" w:line="240" w:lineRule="auto"/>
             </w:pPr>
@@ -16733,7 +16745,7 @@
             </w:tcMar>
             <w:vAlign w:val="center"/>
           </w:tcPr>
-          <w:p>
+          <w:p ns2:paraId="48AA77BC" ns2:textId="77777777">
             <w:pPr>
               <w:spacing w:after="0" w:line="240" w:lineRule="auto"/>
             </w:pPr>
@@ -16747,7 +16759,7 @@
           </w:p>
         </w:tc>
       </w:tr>
-      <w:tr>
+      <w:tr ns2:paraId="0A574AA4" ns2:textId="77777777">
         <w:tc>
           <w:tcPr>
             <w:tcW w:w="1656" w:type="dxa"/>
@@ -16766,7 +16778,7 @@
             </w:tcMar>
             <w:vAlign w:val="center"/>
           </w:tcPr>
-          <w:p>
+          <w:p ns2:paraId="412246CB" ns2:textId="77777777">
             <w:pPr>
               <w:spacing w:after="0" w:line="240" w:lineRule="auto"/>
             </w:pPr>
@@ -16797,7 +16809,7 @@
             </w:tcMar>
             <w:vAlign w:val="center"/>
           </w:tcPr>
-          <w:p>
+          <w:p ns2:paraId="5B02A0C7" ns2:textId="77777777">
             <w:pPr>
               <w:spacing w:after="0" w:line="240" w:lineRule="auto"/>
             </w:pPr>
@@ -16827,7 +16839,7 @@
             </w:tcMar>
             <w:vAlign w:val="center"/>
           </w:tcPr>
-          <w:p>
+          <w:p ns2:paraId="0EDED3A1" ns2:textId="77777777">
             <w:pPr>
               <w:spacing w:after="0" w:line="240" w:lineRule="auto"/>
             </w:pPr>
@@ -16857,7 +16869,7 @@
             </w:tcMar>
             <w:vAlign w:val="center"/>
           </w:tcPr>
-          <w:p>
+          <w:p ns2:paraId="15697918" ns2:textId="77777777">
             <w:pPr>
               <w:spacing w:after="0" w:line="240" w:lineRule="auto"/>
             </w:pPr>
@@ -16871,7 +16883,7 @@
           </w:p>
         </w:tc>
       </w:tr>
-      <w:tr>
+      <w:tr ns2:paraId="2854F682" ns2:textId="77777777">
         <w:tc>
           <w:tcPr>
             <w:tcW w:w="1656" w:type="dxa"/>
@@ -16890,7 +16902,7 @@
             </w:tcMar>
             <w:vAlign w:val="center"/>
           </w:tcPr>
-          <w:p>
+          <w:p ns2:paraId="51D71C8A" ns2:textId="77777777">
             <w:pPr>
               <w:spacing w:after="0" w:line="240" w:lineRule="auto"/>
             </w:pPr>
@@ -16921,7 +16933,7 @@
             </w:tcMar>
             <w:vAlign w:val="center"/>
           </w:tcPr>
-          <w:p>
+          <w:p ns2:paraId="446EC55B" ns2:textId="77777777">
             <w:pPr>
               <w:spacing w:after="0" w:line="240" w:lineRule="auto"/>
             </w:pPr>
@@ -16951,7 +16963,7 @@
             </w:tcMar>
             <w:vAlign w:val="center"/>
           </w:tcPr>
-          <w:p>
+          <w:p ns2:paraId="68960B20" ns2:textId="77777777">
             <w:pPr>
               <w:spacing w:after="0" w:line="240" w:lineRule="auto"/>
             </w:pPr>
@@ -16981,7 +16993,7 @@
             </w:tcMar>
             <w:vAlign w:val="center"/>
           </w:tcPr>
-          <w:p>
+          <w:p ns2:paraId="5F35A703" ns2:textId="77777777">
             <w:pPr>
               <w:spacing w:after="0" w:line="240" w:lineRule="auto"/>
             </w:pPr>
@@ -16995,7 +17007,7 @@
           </w:p>
         </w:tc>
       </w:tr>
-      <w:tr>
+      <w:tr ns2:paraId="2C454D1F" ns2:textId="77777777">
         <w:tc>
           <w:tcPr>
             <w:tcW w:w="1656" w:type="dxa"/>
@@ -17014,7 +17026,7 @@
             </w:tcMar>
             <w:vAlign w:val="center"/>
           </w:tcPr>
-          <w:p>
+          <w:p ns2:paraId="5E819997" ns2:textId="77777777">
             <w:pPr>
               <w:spacing w:after="0" w:line="240" w:lineRule="auto"/>
             </w:pPr>
@@ -17045,7 +17057,7 @@
             </w:tcMar>
             <w:vAlign w:val="center"/>
           </w:tcPr>
-          <w:p>
+          <w:p ns2:paraId="2CEE10D2" ns2:textId="77777777">
             <w:pPr>
               <w:spacing w:after="0" w:line="240" w:lineRule="auto"/>
             </w:pPr>
@@ -17075,7 +17087,7 @@
             </w:tcMar>
             <w:vAlign w:val="center"/>
           </w:tcPr>
-          <w:p>
+          <w:p ns2:paraId="44080F65" ns2:textId="77777777">
             <w:pPr>
               <w:spacing w:after="0" w:line="240" w:lineRule="auto"/>
             </w:pPr>
@@ -17105,7 +17117,7 @@
             </w:tcMar>
             <w:vAlign w:val="center"/>
           </w:tcPr>
-          <w:p>
+          <w:p ns2:paraId="04437DFF" ns2:textId="77777777">
             <w:pPr>
               <w:spacing w:after="0" w:line="240" w:lineRule="auto"/>
             </w:pPr>
@@ -17120,7 +17132,7 @@
         </w:tc>
       </w:tr>
     </w:tbl>
-    <w:p>
+    <w:p ns2:paraId="79AC5B8D" ns2:textId="77777777">
       <w:pPr>
         <w:pStyle w:val="Heading2"/>
       </w:pPr>
@@ -17128,7 +17140,7 @@
         <w:t>Valoare măsurabilă</w:t>
       </w:r>
     </w:p>
-    <w:p>
+    <w:p ns2:paraId="64412063" ns2:textId="77777777">
       <w:pPr>
         <w:pStyle w:val="ListBullet"/>
       </w:pPr>
@@ -17140,7 +17152,7 @@
         <w:t>Reducerea erorilor de transcriere și a operațiunilor duplicate.</w:t>
       </w:r>
     </w:p>
-    <w:p>
+    <w:p ns2:paraId="31847305" ns2:textId="77777777">
       <w:pPr>
         <w:pStyle w:val="ListBullet"/>
       </w:pPr>
@@ -17152,7 +17164,7 @@
         <w:t>Scurtarea auditului prin corelarea automată document–câmp–permis–request–receipt.</w:t>
       </w:r>
     </w:p>
-    <w:p>
+    <w:p ns2:paraId="413D66BA" ns2:textId="77777777">
       <w:pPr>
         <w:pStyle w:val="ListBullet"/>
       </w:pPr>
@@ -17164,7 +17176,7 @@
         <w:t>Procesare suplimentară numai când riscul sau incertitudinea o justifică.</w:t>
       </w:r>
     </w:p>
-    <w:p>
+    <w:p ns2:paraId="6B9AB43A" ns2:textId="77777777">
       <w:pPr>
         <w:pStyle w:val="ListBullet"/>
       </w:pPr>
@@ -17173,7 +17185,7 @@
           <w:rFonts w:eastAsia="Calibri"/>
           <w:sz w:val="21"/>
         </w:rPr>
-        <w:t>Integrare graduală: SDK/adaptor în aplicație, proxy sau gateway existent, fără rescrierea nucleului.</w:t>
+        <w:t>Integrare graduală prin SDK, adaptor în aplicație, proxy sau gateway existent.</w:t>
       </w:r>
     </w:p>
     <w:tbl>
@@ -17186,7 +17198,10 @@
       <w:tblGrid>
         <w:gridCol w:w="9360"/>
       </w:tblGrid>
-      <w:tr>
+      <w:tr ns2:paraId="573DB47C" ns2:textId="77777777">
+        <w:trPr>
+          <w:tblHeader w:val="1"/>
+        </w:trPr>
         <w:tc>
           <w:tcPr>
             <w:tcW w:w="9360" w:type="dxa"/>
@@ -17205,7 +17220,7 @@
             </w:tcMar>
             <w:vAlign w:val="center"/>
           </w:tcPr>
-          <w:p>
+          <w:p ns2:paraId="2900F9ED" ns2:textId="77777777">
             <w:pPr>
               <w:spacing w:after="40"/>
             </w:pPr>
@@ -17219,7 +17234,7 @@
               <w:t>CAZ DE REFERINȚĂ IMPLEMENTAT</w:t>
             </w:r>
           </w:p>
-          <w:p>
+          <w:p ns2:paraId="2580BF75" ns2:textId="77777777">
             <w:pPr>
               <w:spacing w:after="20"/>
             </w:pPr>
@@ -17236,7 +17251,7 @@
         </w:tc>
       </w:tr>
     </w:tbl>
-    <w:p>
+    <w:p ns2:paraId="7541CFBC" ns2:textId="77777777">
       <w:pPr>
         <w:sectPr>
           <w:pgSz w:w="12240" w:h="15840"/>
@@ -17246,7 +17261,7 @@
         </w:sectPr>
       </w:pPr>
     </w:p>
-    <w:p>
+    <w:p ns2:paraId="78CB6591" ns2:textId="77777777">
       <w:pPr>
         <w:keepNext/>
         <w:spacing w:before="40" w:after="80"/>
@@ -17262,7 +17277,7 @@
         <w:t>IMPLEMENTARE ȘI CALITATE</w:t>
       </w:r>
     </w:p>
-    <w:p>
+    <w:p ns2:paraId="2E0458B3" ns2:textId="77777777">
       <w:pPr>
         <w:pStyle w:val="Heading1"/>
       </w:pPr>
@@ -17281,7 +17296,7 @@
         <w:gridCol w:w="2376"/>
         <w:gridCol w:w="6984"/>
       </w:tblGrid>
-      <w:tr>
+      <w:tr ns2:paraId="48F45520" ns2:textId="77777777">
         <w:trPr>
           <w:tblHeader/>
         </w:trPr>
@@ -17303,7 +17318,7 @@
             </w:tcMar>
             <w:vAlign w:val="center"/>
           </w:tcPr>
-          <w:p>
+          <w:p ns2:paraId="77CB8997" ns2:textId="77777777">
             <w:pPr>
               <w:spacing w:after="0"/>
             </w:pPr>
@@ -17336,7 +17351,7 @@
             </w:tcMar>
             <w:vAlign w:val="center"/>
           </w:tcPr>
-          <w:p>
+          <w:p ns2:paraId="566A5965" ns2:textId="77777777">
             <w:pPr>
               <w:spacing w:after="0"/>
             </w:pPr>
@@ -17352,7 +17367,7 @@
           </w:p>
         </w:tc>
       </w:tr>
-      <w:tr>
+      <w:tr ns2:paraId="540C1CFD" ns2:textId="77777777">
         <w:tc>
           <w:tcPr>
             <w:tcW w:w="2376" w:type="dxa"/>
@@ -17371,7 +17386,7 @@
             </w:tcMar>
             <w:vAlign w:val="center"/>
           </w:tcPr>
-          <w:p>
+          <w:p ns2:paraId="607299DE" ns2:textId="77777777">
             <w:pPr>
               <w:spacing w:after="0" w:line="240" w:lineRule="auto"/>
             </w:pPr>
@@ -17402,7 +17417,7 @@
             </w:tcMar>
             <w:vAlign w:val="center"/>
           </w:tcPr>
-          <w:p>
+          <w:p ns2:paraId="2785D369" ns2:textId="77777777">
             <w:pPr>
               <w:spacing w:after="0" w:line="240" w:lineRule="auto"/>
             </w:pPr>
@@ -17416,7 +17431,7 @@
           </w:p>
         </w:tc>
       </w:tr>
-      <w:tr>
+      <w:tr ns2:paraId="1D798618" ns2:textId="77777777">
         <w:tc>
           <w:tcPr>
             <w:tcW w:w="2376" w:type="dxa"/>
@@ -17435,7 +17450,7 @@
             </w:tcMar>
             <w:vAlign w:val="center"/>
           </w:tcPr>
-          <w:p>
+          <w:p ns2:paraId="6FC0F870" ns2:textId="77777777">
             <w:pPr>
               <w:spacing w:after="0" w:line="240" w:lineRule="auto"/>
             </w:pPr>
@@ -17466,7 +17481,7 @@
             </w:tcMar>
             <w:vAlign w:val="center"/>
           </w:tcPr>
-          <w:p>
+          <w:p ns2:paraId="5907DB6B" ns2:textId="77777777">
             <w:pPr>
               <w:spacing w:after="0" w:line="240" w:lineRule="auto"/>
             </w:pPr>
@@ -17480,7 +17495,7 @@
           </w:p>
         </w:tc>
       </w:tr>
-      <w:tr>
+      <w:tr ns2:paraId="0C79DB50" ns2:textId="77777777">
         <w:tc>
           <w:tcPr>
             <w:tcW w:w="2376" w:type="dxa"/>
@@ -17499,7 +17514,7 @@
             </w:tcMar>
             <w:vAlign w:val="center"/>
           </w:tcPr>
-          <w:p>
+          <w:p ns2:paraId="5A1A019C" ns2:textId="77777777">
             <w:pPr>
               <w:spacing w:after="0" w:line="240" w:lineRule="auto"/>
             </w:pPr>
@@ -17530,7 +17545,7 @@
             </w:tcMar>
             <w:vAlign w:val="center"/>
           </w:tcPr>
-          <w:p>
+          <w:p ns2:paraId="32BCB509" ns2:textId="77777777">
             <w:pPr>
               <w:spacing w:after="0" w:line="240" w:lineRule="auto"/>
             </w:pPr>
@@ -17539,12 +17554,12 @@
                 <w:rFonts w:eastAsia="Calibri"/>
                 <w:sz w:val="16"/>
               </w:rPr>
-              <w:t>cryptography, Ed25519, SHA-256 și RFC 8785</w:t>
+              <w:t>Ed25519 detașat, SHA-256, canonicalizare RFC 8785 și chei de laborator</w:t>
             </w:r>
           </w:p>
         </w:tc>
       </w:tr>
-      <w:tr>
+      <w:tr ns2:paraId="1AAD2D09" ns2:textId="77777777">
         <w:tc>
           <w:tcPr>
             <w:tcW w:w="2376" w:type="dxa"/>
@@ -17563,7 +17578,7 @@
             </w:tcMar>
             <w:vAlign w:val="center"/>
           </w:tcPr>
-          <w:p>
+          <w:p ns2:paraId="39DF32A7" ns2:textId="77777777">
             <w:pPr>
               <w:spacing w:after="0" w:line="240" w:lineRule="auto"/>
             </w:pPr>
@@ -17594,7 +17609,7 @@
             </w:tcMar>
             <w:vAlign w:val="center"/>
           </w:tcPr>
-          <w:p>
+          <w:p ns2:paraId="42A6F90D" ns2:textId="77777777">
             <w:pPr>
               <w:spacing w:after="0" w:line="240" w:lineRule="auto"/>
             </w:pPr>
@@ -17608,7 +17623,7 @@
           </w:p>
         </w:tc>
       </w:tr>
-      <w:tr>
+      <w:tr ns2:paraId="78CA2BDA" ns2:textId="77777777">
         <w:tc>
           <w:tcPr>
             <w:tcW w:w="2376" w:type="dxa"/>
@@ -17627,7 +17642,7 @@
             </w:tcMar>
             <w:vAlign w:val="center"/>
           </w:tcPr>
-          <w:p>
+          <w:p ns2:paraId="00A5666C" ns2:textId="77777777">
             <w:pPr>
               <w:spacing w:after="0" w:line="240" w:lineRule="auto"/>
             </w:pPr>
@@ -17658,7 +17673,7 @@
             </w:tcMar>
             <w:vAlign w:val="center"/>
           </w:tcPr>
-          <w:p>
+          <w:p ns2:paraId="645700E5" ns2:textId="77777777">
             <w:pPr>
               <w:spacing w:after="0" w:line="240" w:lineRule="auto"/>
             </w:pPr>
@@ -17672,7 +17687,7 @@
           </w:p>
         </w:tc>
       </w:tr>
-      <w:tr>
+      <w:tr ns2:paraId="07B8CE14" ns2:textId="77777777">
         <w:tc>
           <w:tcPr>
             <w:tcW w:w="2376" w:type="dxa"/>
@@ -17691,7 +17706,7 @@
             </w:tcMar>
             <w:vAlign w:val="center"/>
           </w:tcPr>
-          <w:p>
+          <w:p ns2:paraId="7F014D9E" ns2:textId="77777777">
             <w:pPr>
               <w:spacing w:after="0" w:line="240" w:lineRule="auto"/>
             </w:pPr>
@@ -17722,7 +17737,7 @@
             </w:tcMar>
             <w:vAlign w:val="center"/>
           </w:tcPr>
-          <w:p>
+          <w:p ns2:paraId="700B9750" ns2:textId="77777777">
             <w:pPr>
               <w:spacing w:after="0" w:line="240" w:lineRule="auto"/>
             </w:pPr>
@@ -17736,7 +17751,7 @@
           </w:p>
         </w:tc>
       </w:tr>
-      <w:tr>
+      <w:tr ns2:paraId="0386633F" ns2:textId="77777777">
         <w:tc>
           <w:tcPr>
             <w:tcW w:w="2376" w:type="dxa"/>
@@ -17755,7 +17770,7 @@
             </w:tcMar>
             <w:vAlign w:val="center"/>
           </w:tcPr>
-          <w:p>
+          <w:p ns2:paraId="57C68C09" ns2:textId="77777777">
             <w:pPr>
               <w:spacing w:after="0" w:line="240" w:lineRule="auto"/>
             </w:pPr>
@@ -17786,7 +17801,7 @@
             </w:tcMar>
             <w:vAlign w:val="center"/>
           </w:tcPr>
-          <w:p>
+          <w:p ns2:paraId="76F72D00" ns2:textId="77777777">
             <w:pPr>
               <w:spacing w:after="0" w:line="240" w:lineRule="auto"/>
             </w:pPr>
@@ -17795,12 +17810,12 @@
                 <w:rFonts w:eastAsia="Calibri"/>
                 <w:sz w:val="16"/>
               </w:rPr>
-              <w:t>156 teste trecute; acoperire 91,07%; prag obligatoriu 85%</w:t>
+              <w:t>157 teste trecute; acoperire 91,50%; prag obligatoriu 85%</w:t>
             </w:r>
           </w:p>
         </w:tc>
       </w:tr>
-      <w:tr>
+      <w:tr ns2:paraId="7B91FEAC" ns2:textId="77777777">
         <w:tc>
           <w:tcPr>
             <w:tcW w:w="2376" w:type="dxa"/>
@@ -17819,7 +17834,7 @@
             </w:tcMar>
             <w:vAlign w:val="center"/>
           </w:tcPr>
-          <w:p>
+          <w:p ns2:paraId="559A204F" ns2:textId="77777777">
             <w:pPr>
               <w:spacing w:after="0" w:line="240" w:lineRule="auto"/>
             </w:pPr>
@@ -17850,7 +17865,7 @@
             </w:tcMar>
             <w:vAlign w:val="center"/>
           </w:tcPr>
-          <w:p>
+          <w:p ns2:paraId="14D647ED" ns2:textId="77777777">
             <w:pPr>
               <w:spacing w:after="0" w:line="240" w:lineRule="auto"/>
             </w:pPr>
@@ -17859,12 +17874,12 @@
                 <w:rFonts w:eastAsia="Calibri"/>
                 <w:sz w:val="16"/>
               </w:rPr>
-              <w:t>0.19.0 / release 0.19.0-product5</w:t>
+              <w:t>0.20.0 / release 0.20.0</w:t>
             </w:r>
           </w:p>
         </w:tc>
       </w:tr>
-      <w:tr>
+      <w:tr ns2:paraId="29B895AC" ns2:textId="77777777">
         <w:tc>
           <w:tcPr>
             <w:tcW w:w="2376" w:type="dxa"/>
@@ -17883,7 +17898,7 @@
             </w:tcMar>
             <w:vAlign w:val="center"/>
           </w:tcPr>
-          <w:p>
+          <w:p ns2:paraId="2AE419CD" ns2:textId="77777777">
             <w:pPr>
               <w:spacing w:after="0" w:line="240" w:lineRule="auto"/>
             </w:pPr>
@@ -17914,7 +17929,7 @@
             </w:tcMar>
             <w:vAlign w:val="center"/>
           </w:tcPr>
-          <w:p>
+          <w:p ns2:paraId="0BBE9721" ns2:textId="77777777">
             <w:pPr>
               <w:spacing w:after="0" w:line="240" w:lineRule="auto"/>
             </w:pPr>
@@ -17929,7 +17944,7 @@
         </w:tc>
       </w:tr>
     </w:tbl>
-    <w:p>
+    <w:p ns2:paraId="2952A24E" ns2:textId="77777777">
       <w:pPr>
         <w:pStyle w:val="Heading2"/>
       </w:pPr>
@@ -17937,7 +17952,7 @@
         <w:t>Separarea adaptoarelor</w:t>
       </w:r>
     </w:p>
-    <w:p>
+    <w:p ns2:paraId="6229545D" ns2:textId="77777777">
       <w:pPr>
         <w:pStyle w:val="ListBullet"/>
       </w:pPr>
@@ -17946,10 +17961,10 @@
           <w:rFonts w:eastAsia="Calibri"/>
           <w:sz w:val="21"/>
         </w:rPr>
-        <w:t>Validatorul de semnătură, extractorii semantici, stocarea, executorul API și ceasul sunt contracte înlocuibile.</w:t>
+        <w:t>Validatorul de semnătură, extractorii semantici, stocarea, executorul API și ceasul sunt contracte înlocuibile. La TRL 4, dovada reviziei este o semnătură Ed25519 detașată peste metadatele canonice și digestul conținutului.</w:t>
       </w:r>
     </w:p>
-    <w:p>
+    <w:p ns2:paraId="66965F4E" ns2:textId="77777777">
       <w:pPr>
         <w:pStyle w:val="ListBullet"/>
       </w:pPr>
@@ -17958,10 +17973,10 @@
           <w:rFonts w:eastAsia="Calibri"/>
           <w:sz w:val="21"/>
         </w:rPr>
-        <w:t>Adaptorul API actual este controlat și fără rețea; același motor poate preceda un gateway sau reverse proxy real.</w:t>
+        <w:t>Adaptorul API de laborator folosește un serviciu local controlat; același motor poate preceda un gateway sau reverse proxy operațional.</w:t>
       </w:r>
     </w:p>
-    <w:p>
+    <w:p ns2:paraId="31D32647" ns2:textId="77777777">
       <w:pPr>
         <w:pStyle w:val="ListBullet"/>
       </w:pPr>
@@ -17970,10 +17985,10 @@
           <w:rFonts w:eastAsia="Calibri"/>
           <w:sz w:val="21"/>
         </w:rPr>
-        <w:t>Arhiva locală este deployabilă fără cloud; contractul permite ulterior backend-uri gestionate.</w:t>
+        <w:t>SODIF Archive folosește stocare locală deployabilă, iar contractul permite ulterior backend-uri gestionate.</w:t>
       </w:r>
     </w:p>
-    <w:p>
+    <w:p ns2:paraId="0C703DB3" ns2:textId="77777777">
       <w:pPr>
         <w:sectPr>
           <w:pgSz w:w="12240" w:h="15840"/>
@@ -17983,7 +17998,7 @@
         </w:sectPr>
       </w:pPr>
     </w:p>
-    <w:p>
+    <w:p ns2:paraId="48FBAF94" ns2:textId="77777777">
       <w:pPr>
         <w:keepNext/>
         <w:spacing w:before="1360" w:after="80"/>
@@ -17999,12 +18014,12 @@
         <w:t>EXTINDERE CONTROLATĂ</w:t>
       </w:r>
     </w:p>
-    <w:p>
+    <w:p ns2:paraId="7A8B9967" ns2:textId="77777777">
       <w:pPr>
         <w:pStyle w:val="Heading1"/>
       </w:pPr>
       <w:r>
-        <w:t>Următoarele capabilități cresc realismul fără a dilua nucleul</w:t>
+        <w:t>Extensii prioritare pentru realism operațional și integrare</w:t>
       </w:r>
     </w:p>
     <w:tbl>
@@ -18020,7 +18035,7 @@
         <w:gridCol w:w="3672"/>
         <w:gridCol w:w="1656"/>
       </w:tblGrid>
-      <w:tr>
+      <w:tr ns2:paraId="46B25C67" ns2:textId="77777777">
         <w:trPr>
           <w:tblHeader/>
         </w:trPr>
@@ -18042,7 +18057,7 @@
             </w:tcMar>
             <w:vAlign w:val="center"/>
           </w:tcPr>
-          <w:p>
+          <w:p ns2:paraId="5889000C" ns2:textId="77777777">
             <w:pPr>
               <w:spacing w:after="0"/>
             </w:pPr>
@@ -18075,7 +18090,7 @@
             </w:tcMar>
             <w:vAlign w:val="center"/>
           </w:tcPr>
-          <w:p>
+          <w:p ns2:paraId="1AD3C17A" ns2:textId="77777777">
             <w:pPr>
               <w:spacing w:after="0"/>
             </w:pPr>
@@ -18108,7 +18123,7 @@
             </w:tcMar>
             <w:vAlign w:val="center"/>
           </w:tcPr>
-          <w:p>
+          <w:p ns2:paraId="48B21520" ns2:textId="77777777">
             <w:pPr>
               <w:spacing w:after="0"/>
             </w:pPr>
@@ -18141,7 +18156,7 @@
             </w:tcMar>
             <w:vAlign w:val="center"/>
           </w:tcPr>
-          <w:p>
+          <w:p ns2:paraId="72E1421E" ns2:textId="77777777">
             <w:pPr>
               <w:spacing w:after="0"/>
             </w:pPr>
@@ -18157,7 +18172,7 @@
           </w:p>
         </w:tc>
       </w:tr>
-      <w:tr>
+      <w:tr ns2:paraId="7A35F0C7" ns2:textId="77777777">
         <w:tc>
           <w:tcPr>
             <w:tcW w:w="1008" w:type="dxa"/>
@@ -18176,7 +18191,7 @@
             </w:tcMar>
             <w:vAlign w:val="center"/>
           </w:tcPr>
-          <w:p>
+          <w:p ns2:paraId="438FBDA6" ns2:textId="77777777">
             <w:pPr>
               <w:spacing w:after="0" w:line="240" w:lineRule="auto"/>
             </w:pPr>
@@ -18207,7 +18222,7 @@
             </w:tcMar>
             <w:vAlign w:val="center"/>
           </w:tcPr>
-          <w:p>
+          <w:p ns2:paraId="7C6B6829" ns2:textId="77777777">
             <w:pPr>
               <w:spacing w:after="0" w:line="240" w:lineRule="auto"/>
             </w:pPr>
@@ -18237,7 +18252,7 @@
             </w:tcMar>
             <w:vAlign w:val="center"/>
           </w:tcPr>
-          <w:p>
+          <w:p ns2:paraId="3F87EB73" ns2:textId="77777777">
             <w:pPr>
               <w:spacing w:after="0" w:line="240" w:lineRule="auto"/>
             </w:pPr>
@@ -18267,7 +18282,7 @@
             </w:tcMar>
             <w:vAlign w:val="center"/>
           </w:tcPr>
-          <w:p>
+          <w:p ns2:paraId="5C606CAC" ns2:textId="77777777">
             <w:pPr>
               <w:spacing w:after="0" w:line="240" w:lineRule="auto"/>
             </w:pPr>
@@ -18281,7 +18296,7 @@
           </w:p>
         </w:tc>
       </w:tr>
-      <w:tr>
+      <w:tr ns2:paraId="1E3C03CE" ns2:textId="77777777">
         <w:tc>
           <w:tcPr>
             <w:tcW w:w="1008" w:type="dxa"/>
@@ -18300,7 +18315,7 @@
             </w:tcMar>
             <w:vAlign w:val="center"/>
           </w:tcPr>
-          <w:p>
+          <w:p ns2:paraId="0262EA86" ns2:textId="77777777">
             <w:pPr>
               <w:spacing w:after="0" w:line="240" w:lineRule="auto"/>
             </w:pPr>
@@ -18331,7 +18346,7 @@
             </w:tcMar>
             <w:vAlign w:val="center"/>
           </w:tcPr>
-          <w:p>
+          <w:p ns2:paraId="27CBBD45" ns2:textId="77777777">
             <w:pPr>
               <w:spacing w:after="0" w:line="240" w:lineRule="auto"/>
             </w:pPr>
@@ -18361,7 +18376,7 @@
             </w:tcMar>
             <w:vAlign w:val="center"/>
           </w:tcPr>
-          <w:p>
+          <w:p ns2:paraId="4E28C873" ns2:textId="77777777">
             <w:pPr>
               <w:spacing w:after="0" w:line="240" w:lineRule="auto"/>
             </w:pPr>
@@ -18370,7 +18385,7 @@
                 <w:rFonts w:eastAsia="Calibri"/>
                 <w:sz w:val="15"/>
               </w:rPr>
-              <w:t>Primește documente și requesturi reale prin API/webhook</w:t>
+              <w:t>Primește documente și cereri reale prin API/webhook</w:t>
             </w:r>
           </w:p>
         </w:tc>
@@ -18391,7 +18406,7 @@
             </w:tcMar>
             <w:vAlign w:val="center"/>
           </w:tcPr>
-          <w:p>
+          <w:p ns2:paraId="0D9EC018" ns2:textId="77777777">
             <w:pPr>
               <w:spacing w:after="0" w:line="240" w:lineRule="auto"/>
             </w:pPr>
@@ -18405,7 +18420,7 @@
           </w:p>
         </w:tc>
       </w:tr>
-      <w:tr>
+      <w:tr ns2:paraId="316D1BAA" ns2:textId="77777777">
         <w:tc>
           <w:tcPr>
             <w:tcW w:w="1008" w:type="dxa"/>
@@ -18424,7 +18439,7 @@
             </w:tcMar>
             <w:vAlign w:val="center"/>
           </w:tcPr>
-          <w:p>
+          <w:p ns2:paraId="7F6ABA51" ns2:textId="77777777">
             <w:pPr>
               <w:spacing w:after="0" w:line="240" w:lineRule="auto"/>
             </w:pPr>
@@ -18455,7 +18470,7 @@
             </w:tcMar>
             <w:vAlign w:val="center"/>
           </w:tcPr>
-          <w:p>
+          <w:p ns2:paraId="3C7AB661" ns2:textId="77777777">
             <w:pPr>
               <w:spacing w:after="0" w:line="240" w:lineRule="auto"/>
             </w:pPr>
@@ -18485,7 +18500,7 @@
             </w:tcMar>
             <w:vAlign w:val="center"/>
           </w:tcPr>
-          <w:p>
+          <w:p ns2:paraId="4AB371F1" ns2:textId="77777777">
             <w:pPr>
               <w:spacing w:after="0" w:line="240" w:lineRule="auto"/>
             </w:pPr>
@@ -18515,7 +18530,7 @@
             </w:tcMar>
             <w:vAlign w:val="center"/>
           </w:tcPr>
-          <w:p>
+          <w:p ns2:paraId="6127080F" ns2:textId="77777777">
             <w:pPr>
               <w:spacing w:after="0" w:line="240" w:lineRule="auto"/>
             </w:pPr>
@@ -18524,12 +18539,12 @@
                 <w:rFonts w:eastAsia="Calibri"/>
                 <w:sz w:val="15"/>
               </w:rPr>
-              <w:t>Adaptor, nu înlocuire de nucleu</w:t>
+              <w:t>Adaptor pentru infrastructura existentă</w:t>
             </w:r>
           </w:p>
         </w:tc>
       </w:tr>
-      <w:tr>
+      <w:tr ns2:paraId="63207D94" ns2:textId="77777777">
         <w:tc>
           <w:tcPr>
             <w:tcW w:w="1008" w:type="dxa"/>
@@ -18548,7 +18563,7 @@
             </w:tcMar>
             <w:vAlign w:val="center"/>
           </w:tcPr>
-          <w:p>
+          <w:p ns2:paraId="41CB1808" ns2:textId="77777777">
             <w:pPr>
               <w:spacing w:after="0" w:line="240" w:lineRule="auto"/>
             </w:pPr>
@@ -18579,7 +18594,7 @@
             </w:tcMar>
             <w:vAlign w:val="center"/>
           </w:tcPr>
-          <w:p>
+          <w:p ns2:paraId="2765CB7E" ns2:textId="77777777">
             <w:pPr>
               <w:spacing w:after="0" w:line="240" w:lineRule="auto"/>
             </w:pPr>
@@ -18609,7 +18624,7 @@
             </w:tcMar>
             <w:vAlign w:val="center"/>
           </w:tcPr>
-          <w:p>
+          <w:p ns2:paraId="073C596C" ns2:textId="77777777">
             <w:pPr>
               <w:spacing w:after="0" w:line="240" w:lineRule="auto"/>
             </w:pPr>
@@ -18639,7 +18654,7 @@
             </w:tcMar>
             <w:vAlign w:val="center"/>
           </w:tcPr>
-          <w:p>
+          <w:p ns2:paraId="313F4400" ns2:textId="77777777">
             <w:pPr>
               <w:spacing w:after="0" w:line="240" w:lineRule="auto"/>
             </w:pPr>
@@ -18653,7 +18668,7 @@
           </w:p>
         </w:tc>
       </w:tr>
-      <w:tr>
+      <w:tr ns2:paraId="2B1C725A" ns2:textId="77777777">
         <w:tc>
           <w:tcPr>
             <w:tcW w:w="1008" w:type="dxa"/>
@@ -18672,7 +18687,7 @@
             </w:tcMar>
             <w:vAlign w:val="center"/>
           </w:tcPr>
-          <w:p>
+          <w:p ns2:paraId="707E7ED7" ns2:textId="77777777">
             <w:pPr>
               <w:spacing w:after="0" w:line="240" w:lineRule="auto"/>
             </w:pPr>
@@ -18703,7 +18718,7 @@
             </w:tcMar>
             <w:vAlign w:val="center"/>
           </w:tcPr>
-          <w:p>
+          <w:p ns2:paraId="3FD4E369" ns2:textId="77777777">
             <w:pPr>
               <w:spacing w:after="0" w:line="240" w:lineRule="auto"/>
             </w:pPr>
@@ -18733,7 +18748,7 @@
             </w:tcMar>
             <w:vAlign w:val="center"/>
           </w:tcPr>
-          <w:p>
+          <w:p ns2:paraId="6524FCCC" ns2:textId="77777777">
             <w:pPr>
               <w:spacing w:after="0" w:line="240" w:lineRule="auto"/>
             </w:pPr>
@@ -18763,7 +18778,7 @@
             </w:tcMar>
             <w:vAlign w:val="center"/>
           </w:tcPr>
-          <w:p>
+          <w:p ns2:paraId="57030D27" ns2:textId="77777777">
             <w:pPr>
               <w:spacing w:after="0" w:line="240" w:lineRule="auto"/>
             </w:pPr>
@@ -18777,7 +18792,7 @@
           </w:p>
         </w:tc>
       </w:tr>
-      <w:tr>
+      <w:tr ns2:paraId="080884BB" ns2:textId="77777777">
         <w:tc>
           <w:tcPr>
             <w:tcW w:w="1008" w:type="dxa"/>
@@ -18796,7 +18811,7 @@
             </w:tcMar>
             <w:vAlign w:val="center"/>
           </w:tcPr>
-          <w:p>
+          <w:p ns2:paraId="7D5BB0B9" ns2:textId="77777777">
             <w:pPr>
               <w:spacing w:after="0" w:line="240" w:lineRule="auto"/>
             </w:pPr>
@@ -18827,7 +18842,7 @@
             </w:tcMar>
             <w:vAlign w:val="center"/>
           </w:tcPr>
-          <w:p>
+          <w:p ns2:paraId="419794BB" ns2:textId="77777777">
             <w:pPr>
               <w:spacing w:after="0" w:line="240" w:lineRule="auto"/>
             </w:pPr>
@@ -18857,7 +18872,7 @@
             </w:tcMar>
             <w:vAlign w:val="center"/>
           </w:tcPr>
-          <w:p>
+          <w:p ns2:paraId="6F319695" ns2:textId="77777777">
             <w:pPr>
               <w:spacing w:after="0" w:line="240" w:lineRule="auto"/>
             </w:pPr>
@@ -18887,7 +18902,7 @@
             </w:tcMar>
             <w:vAlign w:val="center"/>
           </w:tcPr>
-          <w:p>
+          <w:p ns2:paraId="5C6ACB5D" ns2:textId="77777777">
             <w:pPr>
               <w:spacing w:after="0" w:line="240" w:lineRule="auto"/>
             </w:pPr>
@@ -18902,7 +18917,7 @@
         </w:tc>
       </w:tr>
     </w:tbl>
-    <w:p>
+    <w:p ns2:paraId="49D8BA86" ns2:textId="77777777">
       <w:pPr>
         <w:pStyle w:val="Heading2"/>
       </w:pPr>
@@ -18910,7 +18925,7 @@
         <w:t>Ce este deja în produs</w:t>
       </w:r>
     </w:p>
-    <w:p>
+    <w:p ns2:paraId="1A787030" ns2:textId="77777777">
       <w:r>
         <w:rPr>
           <w:rFonts w:eastAsia="Calibri"/>
@@ -18918,7 +18933,7 @@
           <w:color w:val="0B1F3A"/>
           <w:sz w:val="20"/>
         </w:rPr>
-        <w:t>Sunt implementate și validate automat: cele trei module, cele două flight-uri, configurarea pe sesiune, exporturile, DMS-ul cu revizii, Gateway-ul semantic și registrul anti-tamper.</w:t>
+        <w:t>Sunt implementate și validate automat: SODIF Security, SODIF Archive, SODIF Gateway, cele două Flight-uri, configurarea pe sesiune, exporturile și registrul anti-tamper.</w:t>
       </w:r>
     </w:p>
     <w:tbl>
@@ -18931,7 +18946,10 @@
       <w:tblGrid>
         <w:gridCol w:w="9360"/>
       </w:tblGrid>
-      <w:tr>
+      <w:tr ns2:paraId="599259FE" ns2:textId="77777777">
+        <w:trPr>
+          <w:tblHeader w:val="1"/>
+        </w:trPr>
         <w:tc>
           <w:tcPr>
             <w:tcW w:w="9360" w:type="dxa"/>
@@ -18950,7 +18968,7 @@
             </w:tcMar>
             <w:vAlign w:val="center"/>
           </w:tcPr>
-          <w:p>
+          <w:p ns2:paraId="19749C2F" ns2:textId="77777777">
             <w:pPr>
               <w:spacing w:after="40"/>
             </w:pPr>
@@ -18964,7 +18982,7 @@
               <w:t>DIRECȚIE RECOMANDATĂ</w:t>
             </w:r>
           </w:p>
-          <w:p>
+          <w:p ns2:paraId="29987A23" ns2:textId="77777777">
             <w:pPr>
               <w:spacing w:after="20"/>
             </w:pPr>
@@ -18981,7 +18999,7 @@
         </w:tc>
       </w:tr>
     </w:tbl>
-    <w:p>
+    <w:p ns2:paraId="5E9357D6" ns2:textId="77777777">
       <w:pPr>
         <w:sectPr>
           <w:pgSz w:w="12240" w:h="15840"/>
@@ -18991,7 +19009,7 @@
         </w:sectPr>
       </w:pPr>
     </w:p>
-    <w:p>
+    <w:p ns2:paraId="559DA287" ns2:textId="77777777">
       <w:pPr>
         <w:keepNext/>
         <w:spacing w:before="1360" w:after="80"/>
@@ -19007,7 +19025,7 @@
         <w:t>MATRICE DE VERIFICARE</w:t>
       </w:r>
     </w:p>
-    <w:p>
+    <w:p ns2:paraId="1B710391" ns2:textId="77777777">
       <w:pPr>
         <w:pStyle w:val="Heading1"/>
       </w:pPr>
@@ -19028,7 +19046,7 @@
         <w:gridCol w:w="3600"/>
         <w:gridCol w:w="2232"/>
       </w:tblGrid>
-      <w:tr>
+      <w:tr ns2:paraId="0233366A" ns2:textId="77777777">
         <w:trPr>
           <w:tblHeader/>
         </w:trPr>
@@ -19050,7 +19068,7 @@
             </w:tcMar>
             <w:vAlign w:val="center"/>
           </w:tcPr>
-          <w:p>
+          <w:p ns2:paraId="59A28214" ns2:textId="77777777">
             <w:pPr>
               <w:spacing w:after="0"/>
             </w:pPr>
@@ -19083,7 +19101,7 @@
             </w:tcMar>
             <w:vAlign w:val="center"/>
           </w:tcPr>
-          <w:p>
+          <w:p ns2:paraId="4A652024" ns2:textId="77777777">
             <w:pPr>
               <w:spacing w:after="0"/>
             </w:pPr>
@@ -19116,7 +19134,7 @@
             </w:tcMar>
             <w:vAlign w:val="center"/>
           </w:tcPr>
-          <w:p>
+          <w:p ns2:paraId="248EEDFB" ns2:textId="77777777">
             <w:pPr>
               <w:spacing w:after="0"/>
             </w:pPr>
@@ -19149,7 +19167,7 @@
             </w:tcMar>
             <w:vAlign w:val="center"/>
           </w:tcPr>
-          <w:p>
+          <w:p ns2:paraId="1A4C750D" ns2:textId="77777777">
             <w:pPr>
               <w:spacing w:after="0"/>
             </w:pPr>
@@ -19165,7 +19183,7 @@
           </w:p>
         </w:tc>
       </w:tr>
-      <w:tr>
+      <w:tr ns2:paraId="2FCE570C" ns2:textId="77777777">
         <w:tc>
           <w:tcPr>
             <w:tcW w:w="2088" w:type="dxa"/>
@@ -19184,7 +19202,7 @@
             </w:tcMar>
             <w:vAlign w:val="center"/>
           </w:tcPr>
-          <w:p>
+          <w:p ns2:paraId="01BB26F3" ns2:textId="77777777">
             <w:pPr>
               <w:spacing w:after="0" w:line="240" w:lineRule="auto"/>
             </w:pPr>
@@ -19215,7 +19233,7 @@
             </w:tcMar>
             <w:vAlign w:val="center"/>
           </w:tcPr>
-          <w:p>
+          <w:p ns2:paraId="03D1F2BA" ns2:textId="77777777">
             <w:pPr>
               <w:spacing w:after="0" w:line="240" w:lineRule="auto"/>
             </w:pPr>
@@ -19245,7 +19263,7 @@
             </w:tcMar>
             <w:vAlign w:val="center"/>
           </w:tcPr>
-          <w:p>
+          <w:p ns2:paraId="285987C2" ns2:textId="77777777">
             <w:pPr>
               <w:spacing w:after="0" w:line="240" w:lineRule="auto"/>
             </w:pPr>
@@ -19275,7 +19293,7 @@
             </w:tcMar>
             <w:vAlign w:val="center"/>
           </w:tcPr>
-          <w:p>
+          <w:p ns2:paraId="0DB9E68D" ns2:textId="77777777">
             <w:pPr>
               <w:spacing w:after="0" w:line="240" w:lineRule="auto"/>
             </w:pPr>
@@ -19289,7 +19307,7 @@
           </w:p>
         </w:tc>
       </w:tr>
-      <w:tr>
+      <w:tr ns2:paraId="3E7694B4" ns2:textId="77777777">
         <w:tc>
           <w:tcPr>
             <w:tcW w:w="2088" w:type="dxa"/>
@@ -19308,7 +19326,7 @@
             </w:tcMar>
             <w:vAlign w:val="center"/>
           </w:tcPr>
-          <w:p>
+          <w:p ns2:paraId="19EE42D0" ns2:textId="77777777">
             <w:pPr>
               <w:spacing w:after="0" w:line="240" w:lineRule="auto"/>
             </w:pPr>
@@ -19339,7 +19357,7 @@
             </w:tcMar>
             <w:vAlign w:val="center"/>
           </w:tcPr>
-          <w:p>
+          <w:p ns2:paraId="6485E06B" ns2:textId="77777777">
             <w:pPr>
               <w:spacing w:after="0" w:line="240" w:lineRule="auto"/>
             </w:pPr>
@@ -19369,7 +19387,7 @@
             </w:tcMar>
             <w:vAlign w:val="center"/>
           </w:tcPr>
-          <w:p>
+          <w:p ns2:paraId="7EFF4990" ns2:textId="77777777">
             <w:pPr>
               <w:spacing w:after="0" w:line="240" w:lineRule="auto"/>
             </w:pPr>
@@ -19399,7 +19417,7 @@
             </w:tcMar>
             <w:vAlign w:val="center"/>
           </w:tcPr>
-          <w:p>
+          <w:p ns2:paraId="22B615FF" ns2:textId="77777777">
             <w:pPr>
               <w:spacing w:after="0" w:line="240" w:lineRule="auto"/>
             </w:pPr>
@@ -19408,12 +19426,12 @@
                 <w:rFonts w:eastAsia="Calibri"/>
                 <w:sz w:val="15"/>
               </w:rPr>
-              <w:t>Controlul se extinde numai la nevoie</w:t>
+              <w:t>Controlul se extinde proporțional cu riscul</w:t>
             </w:r>
           </w:p>
         </w:tc>
       </w:tr>
-      <w:tr>
+      <w:tr ns2:paraId="5D1B7EE0" ns2:textId="77777777">
         <w:tc>
           <w:tcPr>
             <w:tcW w:w="2088" w:type="dxa"/>
@@ -19432,7 +19450,7 @@
             </w:tcMar>
             <w:vAlign w:val="center"/>
           </w:tcPr>
-          <w:p>
+          <w:p ns2:paraId="663398A7" ns2:textId="77777777">
             <w:pPr>
               <w:spacing w:after="0" w:line="240" w:lineRule="auto"/>
             </w:pPr>
@@ -19463,7 +19481,7 @@
             </w:tcMar>
             <w:vAlign w:val="center"/>
           </w:tcPr>
-          <w:p>
+          <w:p ns2:paraId="647421A5" ns2:textId="77777777">
             <w:pPr>
               <w:spacing w:after="0" w:line="240" w:lineRule="auto"/>
             </w:pPr>
@@ -19493,7 +19511,7 @@
             </w:tcMar>
             <w:vAlign w:val="center"/>
           </w:tcPr>
-          <w:p>
+          <w:p ns2:paraId="563BB51F" ns2:textId="77777777">
             <w:pPr>
               <w:spacing w:after="0" w:line="240" w:lineRule="auto"/>
             </w:pPr>
@@ -19523,7 +19541,7 @@
             </w:tcMar>
             <w:vAlign w:val="center"/>
           </w:tcPr>
-          <w:p>
+          <w:p ns2:paraId="4BA03B9B" ns2:textId="77777777">
             <w:pPr>
               <w:spacing w:after="0" w:line="240" w:lineRule="auto"/>
             </w:pPr>
@@ -19537,7 +19555,7 @@
           </w:p>
         </w:tc>
       </w:tr>
-      <w:tr>
+      <w:tr ns2:paraId="72A5D9D0" ns2:textId="77777777">
         <w:tc>
           <w:tcPr>
             <w:tcW w:w="2088" w:type="dxa"/>
@@ -19556,7 +19574,7 @@
             </w:tcMar>
             <w:vAlign w:val="center"/>
           </w:tcPr>
-          <w:p>
+          <w:p ns2:paraId="02DF41DA" ns2:textId="77777777">
             <w:pPr>
               <w:spacing w:after="0" w:line="240" w:lineRule="auto"/>
             </w:pPr>
@@ -19587,7 +19605,7 @@
             </w:tcMar>
             <w:vAlign w:val="center"/>
           </w:tcPr>
-          <w:p>
+          <w:p ns2:paraId="49EDFFF1" ns2:textId="77777777">
             <w:pPr>
               <w:spacing w:after="0" w:line="240" w:lineRule="auto"/>
             </w:pPr>
@@ -19617,7 +19635,7 @@
             </w:tcMar>
             <w:vAlign w:val="center"/>
           </w:tcPr>
-          <w:p>
+          <w:p ns2:paraId="4A809FC9" ns2:textId="77777777">
             <w:pPr>
               <w:spacing w:after="0" w:line="240" w:lineRule="auto"/>
             </w:pPr>
@@ -19647,7 +19665,7 @@
             </w:tcMar>
             <w:vAlign w:val="center"/>
           </w:tcPr>
-          <w:p>
+          <w:p ns2:paraId="437ECDB1" ns2:textId="77777777">
             <w:pPr>
               <w:spacing w:after="0" w:line="240" w:lineRule="auto"/>
             </w:pPr>
@@ -19661,7 +19679,7 @@
           </w:p>
         </w:tc>
       </w:tr>
-      <w:tr>
+      <w:tr ns2:paraId="15B915C5" ns2:textId="77777777">
         <w:tc>
           <w:tcPr>
             <w:tcW w:w="2088" w:type="dxa"/>
@@ -19680,7 +19698,7 @@
             </w:tcMar>
             <w:vAlign w:val="center"/>
           </w:tcPr>
-          <w:p>
+          <w:p ns2:paraId="5FA1EA96" ns2:textId="77777777">
             <w:pPr>
               <w:spacing w:after="0" w:line="240" w:lineRule="auto"/>
             </w:pPr>
@@ -19711,7 +19729,7 @@
             </w:tcMar>
             <w:vAlign w:val="center"/>
           </w:tcPr>
-          <w:p>
+          <w:p ns2:paraId="61B1573B" ns2:textId="77777777">
             <w:pPr>
               <w:spacing w:after="0" w:line="240" w:lineRule="auto"/>
             </w:pPr>
@@ -19741,7 +19759,7 @@
             </w:tcMar>
             <w:vAlign w:val="center"/>
           </w:tcPr>
-          <w:p>
+          <w:p ns2:paraId="6B6C4AFF" ns2:textId="77777777">
             <w:pPr>
               <w:spacing w:after="0" w:line="240" w:lineRule="auto"/>
             </w:pPr>
@@ -19771,7 +19789,7 @@
             </w:tcMar>
             <w:vAlign w:val="center"/>
           </w:tcPr>
-          <w:p>
+          <w:p ns2:paraId="34860D4D" ns2:textId="77777777">
             <w:pPr>
               <w:spacing w:after="0" w:line="240" w:lineRule="auto"/>
             </w:pPr>
@@ -19785,7 +19803,7 @@
           </w:p>
         </w:tc>
       </w:tr>
-      <w:tr>
+      <w:tr ns2:paraId="28FE3A41" ns2:textId="77777777">
         <w:tc>
           <w:tcPr>
             <w:tcW w:w="2088" w:type="dxa"/>
@@ -19804,7 +19822,7 @@
             </w:tcMar>
             <w:vAlign w:val="center"/>
           </w:tcPr>
-          <w:p>
+          <w:p ns2:paraId="7884F563" ns2:textId="77777777">
             <w:pPr>
               <w:spacing w:after="0" w:line="240" w:lineRule="auto"/>
             </w:pPr>
@@ -19835,7 +19853,7 @@
             </w:tcMar>
             <w:vAlign w:val="center"/>
           </w:tcPr>
-          <w:p>
+          <w:p ns2:paraId="1FC6DA77" ns2:textId="77777777">
             <w:pPr>
               <w:spacing w:after="0" w:line="240" w:lineRule="auto"/>
             </w:pPr>
@@ -19865,7 +19883,7 @@
             </w:tcMar>
             <w:vAlign w:val="center"/>
           </w:tcPr>
-          <w:p>
+          <w:p ns2:paraId="2AB7D8AE" ns2:textId="77777777">
             <w:pPr>
               <w:spacing w:after="0" w:line="240" w:lineRule="auto"/>
             </w:pPr>
@@ -19895,7 +19913,7 @@
             </w:tcMar>
             <w:vAlign w:val="center"/>
           </w:tcPr>
-          <w:p>
+          <w:p ns2:paraId="6A004FB1" ns2:textId="77777777">
             <w:pPr>
               <w:spacing w:after="0" w:line="240" w:lineRule="auto"/>
             </w:pPr>
@@ -19910,7 +19928,7 @@
         </w:tc>
       </w:tr>
     </w:tbl>
-    <w:p>
+    <w:p ns2:paraId="3C0D9A3E" ns2:textId="77777777">
       <w:pPr>
         <w:pStyle w:val="Heading2"/>
       </w:pPr>
@@ -19918,7 +19936,7 @@
         <w:t>Criteriul de succes al celor două flight-uri</w:t>
       </w:r>
     </w:p>
-    <w:p>
+    <w:p ns2:paraId="70E31310" ns2:textId="77777777">
       <w:pPr>
         <w:pStyle w:val="ListBullet"/>
       </w:pPr>
@@ -19927,10 +19945,10 @@
           <w:rFonts w:eastAsia="Calibri"/>
           <w:sz w:val="21"/>
         </w:rPr>
-        <w:t>Security Flight: aceleași șase scenarii, fără scrieri DMS și fără decizii Gateway.</w:t>
+        <w:t>Security Flight: șase scenarii dedicate nucleului SODIF Security.</w:t>
       </w:r>
     </w:p>
-    <w:p>
+    <w:p ns2:paraId="525F4526" ns2:textId="77777777">
       <w:pPr>
         <w:pStyle w:val="ListBullet"/>
       </w:pPr>
@@ -19942,7 +19960,7 @@
         <w:t>Transversal Flight: arhivează numai reviziile acceptate și aplică permisul prin Gateway.</w:t>
       </w:r>
     </w:p>
-    <w:p>
+    <w:p ns2:paraId="2BEC91DB" ns2:textId="77777777">
       <w:pPr>
         <w:pStyle w:val="ListBullet"/>
       </w:pPr>
@@ -19954,7 +19972,7 @@
         <w:t>În ambele cazuri, scenariile conforme produc efectul controlat, iar abaterile produc zero efecte neautorizate.</w:t>
       </w:r>
     </w:p>
-    <w:p>
+    <w:p ns2:paraId="2DA44A3D" ns2:textId="77777777">
       <w:pPr>
         <w:pStyle w:val="ListBullet"/>
       </w:pPr>
@@ -19976,7 +19994,10 @@
       <w:tblGrid>
         <w:gridCol w:w="9360"/>
       </w:tblGrid>
-      <w:tr>
+      <w:tr ns2:paraId="542D6F45" ns2:textId="77777777">
+        <w:trPr>
+          <w:tblHeader w:val="1"/>
+        </w:trPr>
         <w:tc>
           <w:tcPr>
             <w:tcW w:w="9360" w:type="dxa"/>
@@ -19995,7 +20016,7 @@
             </w:tcMar>
             <w:vAlign w:val="center"/>
           </w:tcPr>
-          <w:p>
+          <w:p ns2:paraId="12C0CB2C" ns2:textId="77777777">
             <w:pPr>
               <w:spacing w:after="40"/>
             </w:pPr>
@@ -20009,7 +20030,7 @@
               <w:t>CONCLUZIE</w:t>
             </w:r>
           </w:p>
-          <w:p>
+          <w:p ns2:paraId="093F15A1" ns2:textId="77777777">
             <w:pPr>
               <w:spacing w:after="20"/>
             </w:pPr>
@@ -20020,13 +20041,13 @@
                 <w:color w:val="FFFFFF"/>
                 <w:sz w:val="21"/>
               </w:rPr>
-              <w:t>SODIF nu automatizează orbește documentul; transformă aprobarea semnată într-un drept de execuție limitat, verificabil și consumabil o singură dată.</w:t>
+              <w:t>SODIF transformă aprobarea semnată într-un drept de execuție limitat, verificabil și consumabil o singură dată.</w:t>
             </w:r>
           </w:p>
         </w:tc>
       </w:tr>
     </w:tbl>
-    <w:p/>
+    <w:p ns2:paraId="6E12833B" ns2:textId="77777777"/>
     <w:sectPr>
       <w:pgSz w:w="12240" w:h="15840"/>
       <w:pgMar w:top="1440" w:right="1440" w:bottom="1440" w:left="1440" w:header="708" w:footer="708" w:gutter="0"/>
@@ -20130,6 +20151,16 @@
     </w:p>
   </w:footnote>
 </w:footnotes>
+</file>
+
+<file path=word/header1.xml><?xml version="1.0" encoding="utf-8"?>
+<w:hdr xmlns:m="http://schemas.openxmlformats.org/officeDocument/2006/math" xmlns:mc="http://schemas.openxmlformats.org/markup-compatibility/2006" xmlns:mo="http://schemas.microsoft.com/office/mac/office/2008/main" xmlns:mv="urn:schemas-microsoft-com:mac:vml" xmlns:o="urn:schemas-microsoft-com:office:office" xmlns:r="http://schemas.openxmlformats.org/officeDocument/2006/relationships" xmlns:v="urn:schemas-microsoft-com:vml" xmlns:w10="urn:schemas-microsoft-com:office:word" xmlns:w14="http://schemas.microsoft.com/office/word/2010/wordml" xmlns:w="http://schemas.openxmlformats.org/wordprocessingml/2006/main" xmlns:wne="http://schemas.microsoft.com/office/word/2006/wordml" xmlns:wp14="http://schemas.microsoft.com/office/word/2010/wordprocessingDrawing" xmlns:wp="http://schemas.openxmlformats.org/drawingml/2006/wordprocessingDrawing" xmlns:wpc="http://schemas.microsoft.com/office/word/2010/wordprocessingCanvas" xmlns:wpg="http://schemas.microsoft.com/office/word/2010/wordprocessingGroup" xmlns:wpi="http://schemas.microsoft.com/office/word/2010/wordprocessingInk" xmlns:wps="http://schemas.microsoft.com/office/word/2010/wordprocessingShape" mc:Ignorable="w14 wp14">
+  <w:p>
+    <w:pPr>
+      <w:pStyle w:val="Header"/>
+    </w:pPr>
+  </w:p>
+</w:hdr>
 </file>
 
 <file path=word/numbering.xml><?xml version="1.0" encoding="utf-8"?>

--- a/docs/SODIF_Product_Presentation.docx
+++ b/docs/SODIF_Product_Presentation.docx
@@ -20096,7 +20096,7 @@
         <w:color w:val="5F6B7A"/>
         <w:sz w:val="16"/>
       </w:rPr>
-      <w:t>TECHSUITE</w:t>
+      <w:t>TECHSUITE SRL</w:t>
     </w:r>
     <w:r>
       <w:rPr>

--- a/docs/SODIF_Product_Presentation.docx
+++ b/docs/SODIF_Product_Presentation.docx
@@ -431,7 +431,7 @@
                 <w:rFonts w:eastAsia="Calibri"/>
                 <w:sz w:val="18"/>
               </w:rPr>
-              <w:t>Produs 0.20.0 · validare de laborator TRL 4 · actualizat 13.09.2026</w:t>
+              <w:t>Produs 0.21.0 · validare de laborator TRL 4 · actualizat 16.09.2026</w:t>
             </w:r>
           </w:p>
         </w:tc>
@@ -756,7 +756,7 @@
                 <w:rFonts w:eastAsia="Calibri"/>
                 <w:sz w:val="17"/>
               </w:rPr>
-              <w:t>Compară reprezentări independente ale câmpurilor critice</w:t>
+              <w:t>Confruntă structura PDF cu forma vizibilă și fixează proveniența pe câmp</w:t>
             </w:r>
           </w:p>
         </w:tc>
@@ -1150,7 +1150,7 @@
                 <w:color w:val="FFFFFF"/>
                 <w:sz w:val="21"/>
               </w:rPr>
-              <w:t>Consens între reprezentări independente asupra câmpurilor critice, urmat de un permis unic legat criptografic de cererea API efectiv executată.</w:t>
+              <w:t>Invariabilitate semantică pe câmp între structura PDF și forma vizibilă, transformată într-o dovadă criptografică verificată odată cu cererea API.</w:t>
             </w:r>
           </w:p>
         </w:tc>
@@ -2411,7 +2411,7 @@
                 <w:rFonts w:eastAsia="Calibri"/>
                 <w:sz w:val="16"/>
               </w:rPr>
-              <w:t>Validează documentul, consensul și acțiunea</w:t>
+              <w:t>Validează documentul, dovada pe câmp și acțiunea</w:t>
             </w:r>
           </w:p>
         </w:tc>
@@ -2441,7 +2441,7 @@
                 <w:rFonts w:eastAsia="Calibri"/>
                 <w:sz w:val="16"/>
               </w:rPr>
-              <w:t>Decizie + permis unic</w:t>
+              <w:t>Dovadă semantică + permis unic</w:t>
             </w:r>
           </w:p>
         </w:tc>
@@ -3032,7 +3032,7 @@
                 <w:rFonts w:eastAsia="Calibri"/>
                 <w:sz w:val="16"/>
               </w:rPr>
-              <w:t>Revizii, risc, consens, plan, permis, Gateway</w:t>
+              <w:t>Revizii, provocare, invariabilitate, plan, permis, Gateway</w:t>
             </w:r>
           </w:p>
         </w:tc>
@@ -3220,7 +3220,7 @@
                 <w:rFonts w:eastAsia="Calibri"/>
                 <w:sz w:val="16"/>
               </w:rPr>
-              <w:t>Semnătură, semantică, API, stocare, observabilitate</w:t>
+              <w:t>Semnătură, PDF/OCR, API, stocare, observabilitate</w:t>
             </w:r>
           </w:p>
         </w:tc>
@@ -3506,7 +3506,7 @@
                 <w:rFonts w:eastAsia="Calibri"/>
                 <w:sz w:val="16"/>
               </w:rPr>
-              <w:t>Intenție canonică</w:t>
+              <w:t>Extragere independentă</w:t>
             </w:r>
           </w:p>
         </w:tc>
@@ -3536,7 +3536,7 @@
                 <w:rFonts w:eastAsia="Calibri"/>
                 <w:sz w:val="16"/>
               </w:rPr>
-              <w:t>Consens și risc</w:t>
+              <w:t>Dovadă pe câmp</w:t>
             </w:r>
           </w:p>
         </w:tc>
@@ -3566,7 +3566,7 @@
                 <w:rFonts w:eastAsia="Calibri"/>
                 <w:sz w:val="16"/>
               </w:rPr>
-              <w:t>Permis criptografic</w:t>
+              <w:t>Permis legat de acțiune</w:t>
             </w:r>
           </w:p>
         </w:tc>
@@ -4243,7 +4243,7 @@
                 <w:rFonts w:eastAsia="Calibri"/>
                 <w:sz w:val="15"/>
               </w:rPr>
-              <w:t>Document, consens, acțiune, politică, expirare, semnătură</w:t>
+              <w:t>Document, dovadă, rădăcină câmpuri, acțiune, politică, expirare, semnătură</w:t>
             </w:r>
           </w:p>
         </w:tc>
@@ -4273,7 +4273,7 @@
                 <w:rFonts w:eastAsia="Calibri"/>
                 <w:sz w:val="15"/>
               </w:rPr>
-              <w:t>sodif.execution-permit/v1</w:t>
+              <w:t>sodif.execution-permit/v2</w:t>
             </w:r>
           </w:p>
         </w:tc>
@@ -4307,7 +4307,7 @@
                 <w:b/>
                 <w:sz w:val="15"/>
               </w:rPr>
-              <w:t>GatewayRequest / Decision</w:t>
+              <w:t>GatewayRequest / GatewayDecision</w:t>
             </w:r>
           </w:p>
         </w:tc>
@@ -4337,7 +4337,7 @@
                 <w:rFonts w:eastAsia="Calibri"/>
                 <w:sz w:val="15"/>
               </w:rPr>
-              <w:t>Request, rută, permis, checks, digests, receipt</w:t>
+              <w:t>Request, rută, dovadă, permis, checks, digests, receipt</w:t>
             </w:r>
           </w:p>
         </w:tc>
@@ -4367,7 +4367,7 @@
                 <w:rFonts w:eastAsia="Calibri"/>
                 <w:sz w:val="15"/>
               </w:rPr>
-              <w:t>sodif.gateway-request/v1 / decision/v1</w:t>
+              <w:t>sodif.gateway-request/v2 / decision/v1</w:t>
             </w:r>
           </w:p>
         </w:tc>
@@ -5101,7 +5101,7 @@
                 <w:rFonts w:eastAsia="Calibri"/>
                 <w:sz w:val="16"/>
               </w:rPr>
-              <w:t>Rulează minimum două reprezentări independente</w:t>
+              <w:t>Rulează pypdf și o randare OCR selectată după semnătură</w:t>
             </w:r>
           </w:p>
         </w:tc>
@@ -5131,7 +5131,7 @@
                 <w:rFonts w:eastAsia="Calibri"/>
                 <w:sz w:val="16"/>
               </w:rPr>
-              <w:t>Valori tipizate + proveniență</w:t>
+              <w:t>Valori tipizate + locator + digest de proveniență</w:t>
             </w:r>
           </w:p>
         </w:tc>
@@ -5383,7 +5383,7 @@
                 <w:rFonts w:eastAsia="Calibri"/>
                 <w:sz w:val="16"/>
               </w:rPr>
-              <w:t>Asamblează exclusiv valorile confirmate</w:t>
+              <w:t>Asamblează exclusiv valorile stabile și angajamentele lor</w:t>
             </w:r>
           </w:p>
         </w:tc>
@@ -5413,7 +5413,7 @@
                 <w:rFonts w:eastAsia="Calibri"/>
                 <w:sz w:val="16"/>
               </w:rPr>
-              <w:t>Intenție operațională</w:t>
+              <w:t>Intenție + rădăcină Merkle</w:t>
             </w:r>
           </w:p>
         </w:tc>
@@ -5571,7 +5571,7 @@
                 <w:rFonts w:eastAsia="Calibri"/>
                 <w:sz w:val="16"/>
               </w:rPr>
-              <w:t>Semnează digesturile și fereastra de valabilitate</w:t>
+              <w:t>Semnează dovada, acțiunea și fereastra de valabilitate</w:t>
             </w:r>
           </w:p>
         </w:tc>
@@ -6022,7 +6022,7 @@
                 <w:rFonts w:eastAsia="Calibri"/>
                 <w:sz w:val="16"/>
               </w:rPr>
-              <w:t>Două vederi independente</w:t>
+              <w:t>pypdf + prima randare Tesseract</w:t>
             </w:r>
           </w:p>
         </w:tc>
@@ -6146,7 +6146,7 @@
                 <w:rFonts w:eastAsia="Calibri"/>
                 <w:sz w:val="16"/>
               </w:rPr>
-              <w:t>A treia vedere orientată spre API</w:t>
+              <w:t>A doua randare Tesseract cu profil independent</w:t>
             </w:r>
           </w:p>
         </w:tc>
@@ -6323,7 +6323,7 @@
           <w:rFonts w:eastAsia="Calibri"/>
           <w:sz w:val="21"/>
         </w:rPr>
-        <w:t>Fiecare adaptor declară un cost; rezultatul reține costul executat, costul disponibil și economia realizată.</w:t>
+        <w:t>Fiecare cale declară un cost; rezultatul reține procesarea executată, capacitatea disponibilă și economia realizată.</w:t>
       </w:r>
     </w:p>
     <w:p ns2:paraId="5F1A6E3F" ns2:textId="77777777">
@@ -6335,7 +6335,7 @@
           <w:rFonts w:eastAsia="Calibri"/>
           <w:sz w:val="21"/>
         </w:rPr>
-        <w:t>Fluxul conform V1 utilizează două vederi, 4 din 6 unități de cost și evită a treia cale.</w:t>
+        <w:t>Fluxul conform V1 utilizează pypdf și prima randare OCR, 4 din 7 unități de cost, și evită al doilea profil vizual.</w:t>
       </w:r>
     </w:p>
     <w:p ns2:paraId="14045C9A" ns2:textId="77777777">
@@ -6375,7 +6375,7 @@
         <w:rPr>
           <w:rFonts w:eastAsia="Calibri"/>
         </w:rPr>
-        <w:t>Un extractor AI/OCR poate clasifica, extrage, estima incertitudinea și explica diferențele prin același contract SemanticView. El rămâne o sursă de dovadă; consensul, politica și emiterea permisului sunt deterministe.</w:t>
+        <w:t>Tesseract OCR este executat local pe randări MuPDF și Poppler. Un extractor AI suplimentar poate folosi același contract SemanticView; autorizarea rămâne deterministă și dependentă de dovezi independente.</w:t>
       </w:r>
     </w:p>
     <w:p ns2:paraId="33D0F1D1" ns2:textId="77777777">
@@ -6400,8 +6400,7 @@
           <w:color w:val="0E8F95"/>
           <w:sz w:val="17"/>
         </w:rPr>
-        <w:lastRenderedPageBreak/>
-        <w:t>CROSS-VIEW EXECUTION INTEGRITY</w:t>
+        <w:t>EXECUTION BOUND SEMANTIC INVARIANCE</w:t>
       </w:r>
     </w:p>
     <w:p ns2:paraId="479DB3DE" ns2:textId="77777777">
@@ -6409,7 +6408,7 @@
         <w:pStyle w:val="Heading1"/>
       </w:pPr>
       <w:r>
-        <w:t>Consensul este calculat pe câmpurile care modifică efectul</w:t>
+        <w:t>Dovada urmărește invariabilitatea fiecărui câmp până la execuția API</w:t>
       </w:r>
     </w:p>
     <w:tbl>
@@ -6587,7 +6586,7 @@
                 <w:rFonts w:eastAsia="Calibri"/>
                 <w:sz w:val="17"/>
               </w:rPr>
-              <w:t>Obiecte și structură nativă a documentului</w:t>
+              <w:t>Text și obiecte interne citite cu pypdf</w:t>
             </w:r>
           </w:p>
         </w:tc>
@@ -6681,7 +6680,7 @@
                 <w:rFonts w:eastAsia="Calibri"/>
                 <w:sz w:val="17"/>
               </w:rPr>
-              <w:t>Conținut randat și relații de pagină</w:t>
+              <w:t>Pagină randată cu MuPDF la 300 DPI și citită cu Tesseract PSM 6</w:t>
             </w:r>
           </w:p>
         </w:tc>
@@ -6745,7 +6744,7 @@
                 <w:b/>
                 <w:sz w:val="17"/>
               </w:rPr>
-              <w:t>Orientată spre țintă</w:t>
+              <w:t>Vizuală secundară</w:t>
             </w:r>
           </w:p>
         </w:tc>
@@ -6775,7 +6774,7 @@
                 <w:rFonts w:eastAsia="Calibri"/>
                 <w:sz w:val="17"/>
               </w:rPr>
-              <w:t>Schema și parserul aplicației destinație</w:t>
+              <w:t>Randare Poppler la 360 DPI și Tesseract PSM 11</w:t>
             </w:r>
           </w:p>
         </w:tc>
@@ -6805,7 +6804,7 @@
                 <w:rFonts w:eastAsia="Calibri"/>
                 <w:sz w:val="17"/>
               </w:rPr>
-              <w:t>Confirmă forma folosită de API</w:t>
+              <w:t>Confirmă independent forma vizibilă utilizatorului</w:t>
             </w:r>
           </w:p>
         </w:tc>
@@ -6840,7 +6839,7 @@
           <w:rFonts w:eastAsia="Calibri"/>
           <w:sz w:val="21"/>
         </w:rPr>
-        <w:t>Autorizarea cere adaptoare și tipuri de vedere independente.</w:t>
+        <w:t>Câmpurile critice cer simultan proveniență structurală și proveniență vizuală.</w:t>
       </w:r>
     </w:p>
     <w:p ns2:paraId="55FD4D74" ns2:textId="77777777">
@@ -6864,7 +6863,7 @@
           <w:rFonts w:eastAsia="Calibri"/>
           <w:sz w:val="21"/>
         </w:rPr>
-        <w:t>Fiecare candidat păstrează adaptorul, încrederea, locatorul și digestul provenienței.</w:t>
+        <w:t>Fiecare candidat păstrează adaptorul, profilul, încrederea, pagina, coordonatele și digestul provenienței.</w:t>
       </w:r>
     </w:p>
     <w:p ns2:paraId="6E1CCB26" ns2:textId="77777777">
@@ -6936,7 +6935,7 @@
                 <w:color w:val="FFFFFF"/>
                 <w:sz w:val="21"/>
               </w:rPr>
-              <w:t>O aprobare formală devine executabilă numai după ce sensul folosit de sistemul țintă este concordant cu revizia semnată.</w:t>
+              <w:t>Valorile aprobate devin executabile după ce structura PDF și forma vizibilă concordă, iar fiecare parametru API este legat de angajamentul câmpului său.</w:t>
             </w:r>
           </w:p>
         </w:tc>
@@ -7245,7 +7244,7 @@
                 <w:rFonts w:eastAsia="Calibri"/>
                 <w:sz w:val="17"/>
               </w:rPr>
-              <w:t>verification_digest și consensus_digest</w:t>
+              <w:t>verification_digest, consensus_digest și execution_proof_digest</w:t>
             </w:r>
           </w:p>
         </w:tc>
@@ -7309,7 +7308,7 @@
                 <w:rFonts w:eastAsia="Calibri"/>
                 <w:sz w:val="17"/>
               </w:rPr>
-              <w:t>intent_digest și policy_digest</w:t>
+              <w:t>intent_digest, policy_digest și challenge_digest</w:t>
             </w:r>
           </w:p>
         </w:tc>
@@ -7373,7 +7372,7 @@
                 <w:rFonts w:eastAsia="Calibri"/>
                 <w:sz w:val="17"/>
               </w:rPr>
-              <w:t>action_digest pentru metodă, cale, audiență și parametri</w:t>
+              <w:t>action_digest, field_root și binding_root pentru acoperirea integrală a parametrilor</w:t>
             </w:r>
           </w:p>
         </w:tc>
@@ -7472,7 +7471,7 @@
           <w:rFonts w:eastAsia="Calibri"/>
           <w:sz w:val="21"/>
         </w:rPr>
-        <w:t>Documentul, revizia, manifestul, politica și planul trebuie să fie intern coerente.</w:t>
+        <w:t>Documentul, revizia, provocarea, rădăcina câmpurilor, manifestul, politica și planul trebuie să fie intern coerente.</w:t>
       </w:r>
     </w:p>
     <w:p ns2:paraId="6F3013FE" ns2:textId="77777777">
@@ -7504,7 +7503,7 @@
           <w:rFonts w:eastAsia="Calibri"/>
           <w:sz w:val="21"/>
         </w:rPr>
-        <w:t>Verificatorul controlează cheia de încredere, semnătura, fereastra temporală, audiența și action_digest.</w:t>
+        <w:t>Verificatorul controlează cheia, semnătura, fereastra temporală, audiența, execution_proof_digest, field_root și action_digest.</w:t>
       </w:r>
     </w:p>
     <w:p ns2:paraId="7EE6B647" ns2:textId="77777777">
@@ -7801,7 +7800,7 @@
                 <w:rFonts w:eastAsia="Calibri"/>
                 <w:sz w:val="15"/>
               </w:rPr>
-              <w:t>V1 + permis + execuție</w:t>
+              <w:t>pypdf + OCR + dovadă + permis + execuție</w:t>
             </w:r>
           </w:p>
         </w:tc>
@@ -8083,7 +8082,7 @@
                 <w:rFonts w:eastAsia="Calibri"/>
                 <w:sz w:val="15"/>
               </w:rPr>
-              <w:t>Consens pe câmp critic</w:t>
+              <w:t>Divergență structură PDF / pagină vizibilă</w:t>
             </w:r>
           </w:p>
         </w:tc>
@@ -9156,7 +9155,7 @@
           <w:color w:val="5F6B7A"/>
           <w:sz w:val="17"/>
         </w:rPr>
-        <w:t>SODIF Gateway — evaluarea cererii față de politica rutei și permisul protejat.</w:t>
+        <w:t>SODIF Gateway — evaluarea cererii față de politica rutei, dovada valorilor și permisul protejat.</w:t>
       </w:r>
     </w:p>
     <w:tbl>
@@ -9334,7 +9333,7 @@
                 <w:rFonts w:eastAsia="Calibri"/>
                 <w:sz w:val="16"/>
               </w:rPr>
-              <w:t>Relația cu documentul și acțiunea aprobată</w:t>
+              <w:t>Dovada fiecărui parametru față de câmpul aprobat</w:t>
             </w:r>
           </w:p>
         </w:tc>
@@ -9428,7 +9427,7 @@
                 <w:rFonts w:eastAsia="Calibri"/>
                 <w:sz w:val="16"/>
               </w:rPr>
-              <w:t>Digestul exact al planului autorizat</w:t>
+              <w:t>Rădăcina valorilor și digestul exact al planului autorizat</w:t>
             </w:r>
           </w:p>
         </w:tc>
@@ -10425,7 +10424,7 @@
                 <w:rFonts w:eastAsia="Calibri"/>
                 <w:sz w:val="15"/>
               </w:rPr>
-              <w:t>Action digest corespunde exact cererii</w:t>
+              <w:t>Dovada câmpurilor și action digest corespund cererii</w:t>
             </w:r>
           </w:p>
         </w:tc>
@@ -10455,7 +10454,7 @@
                 <w:rFonts w:eastAsia="Calibri"/>
                 <w:sz w:val="15"/>
               </w:rPr>
-              <w:t>permit.action_mismatch</w:t>
+              <w:t>permit.action_mismatch / execution_proof_invalid</w:t>
             </w:r>
           </w:p>
         </w:tc>
@@ -10935,7 +10934,7 @@
                 <w:rFonts w:eastAsia="Calibri"/>
                 <w:sz w:val="16"/>
               </w:rPr>
-              <w:t>digest, risc, vederi, consens și permis</w:t>
+              <w:t>digest, provocare, vederi, rădăcină câmpuri, dovadă și permis</w:t>
             </w:r>
           </w:p>
         </w:tc>
@@ -11617,7 +11616,7 @@
                 <w:b/>
                 <w:sz w:val="15"/>
               </w:rPr>
-              <w:t>Semantică</w:t>
+              <w:t>Semantică și legarea execuției</w:t>
             </w:r>
           </w:p>
         </w:tc>
@@ -11647,7 +11646,7 @@
                 <w:rFonts w:eastAsia="Calibri"/>
                 <w:sz w:val="15"/>
               </w:rPr>
-              <w:t>Risc, niveluri, vederi, încercări, consens, cost și motive</w:t>
+              <w:t>Risc, profile, vederi, consens, cost, challenge digest, field root și execution proof</w:t>
             </w:r>
           </w:p>
         </w:tc>
@@ -15539,7 +15538,7 @@
                 <w:rFonts w:eastAsia="Calibri"/>
                 <w:sz w:val="15"/>
               </w:rPr>
-              <w:t>Vederi eterogene și consens pe câmp</w:t>
+              <w:t>pypdf + randări OCR + invariabilitate pe câmp</w:t>
             </w:r>
           </w:p>
         </w:tc>
@@ -15727,7 +15726,7 @@
                 <w:rFonts w:eastAsia="Calibri"/>
                 <w:sz w:val="15"/>
               </w:rPr>
-              <w:t>AI ca sursă de dovadă + reguli tipizate</w:t>
+              <w:t>Extractor suplimentar ca dovadă + reguli tipizate</w:t>
             </w:r>
           </w:p>
         </w:tc>
@@ -17490,7 +17489,7 @@
                 <w:rFonts w:eastAsia="Calibri"/>
                 <w:sz w:val="16"/>
               </w:rPr>
-              <w:t>Pydantic v2, modele imuabile și validatori de consistență</w:t>
+              <w:t>Pydantic v2, contracte versionate și validatori fail-closed</w:t>
             </w:r>
           </w:p>
         </w:tc>
@@ -17682,7 +17681,7 @@
                 <w:rFonts w:eastAsia="Calibri"/>
                 <w:sz w:val="16"/>
               </w:rPr>
-              <w:t>python-docx, JSON, NDJSON și ZIP determinist</w:t>
+              <w:t>pypdf, PyMuPDF, Tesseract, python-docx, JSON, NDJSON și ZIP determinist</w:t>
             </w:r>
           </w:p>
         </w:tc>
@@ -17806,11 +17805,7 @@
               <w:spacing w:after="0" w:line="240" w:lineRule="auto"/>
             </w:pPr>
             <w:r>
-              <w:rPr>
-                <w:rFonts w:eastAsia="Calibri"/>
-                <w:sz w:val="16"/>
-              </w:rPr>
-              <w:t>157 teste trecute; acoperire 91,50%; prag obligatoriu 85%</w:t>
+              <w:t>162 teste trecute; acoperire 90,94%; prag obligatoriu 85%</w:t>
             </w:r>
           </w:p>
         </w:tc>
@@ -17874,7 +17869,7 @@
                 <w:rFonts w:eastAsia="Calibri"/>
                 <w:sz w:val="16"/>
               </w:rPr>
-              <w:t>0.20.0 / release 0.20.0</w:t>
+              <w:t>0.21.0 / release 0.21.0</w:t>
             </w:r>
           </w:p>
         </w:tc>
@@ -18933,7 +18928,7 @@
           <w:color w:val="0B1F3A"/>
           <w:sz w:val="20"/>
         </w:rPr>
-        <w:t>Sunt implementate și validate automat: SODIF Security, SODIF Archive, SODIF Gateway, cele două Flight-uri, configurarea pe sesiune, exporturile și registrul anti-tamper.</w:t>
+        <w:t>Sunt implementate și validate automat: extragerea PDF structurală și OCR, dovada de invariabilitate legată de execuție, cele trei module, cele două Flight-uri, configurarea pe sesiune, exporturile și registrul anti-tamper.</w:t>
       </w:r>
     </w:p>
     <w:tbl>
@@ -19396,7 +19391,7 @@
                 <w:rFonts w:eastAsia="Calibri"/>
                 <w:sz w:val="15"/>
               </w:rPr>
-              <w:t>V1→V2, 3 views, cost 6/6</w:t>
+              <w:t>V1→V2, 3 căi reale, cost 7/7</w:t>
             </w:r>
           </w:p>
         </w:tc>
@@ -19644,7 +19639,7 @@
                 <w:rFonts w:eastAsia="Calibri"/>
                 <w:sz w:val="15"/>
               </w:rPr>
-              <w:t>semantic-conflict, fără permis</w:t>
+              <w:t>PDF vizibil 1250 / structură 9250, semantic-conflict, fără permis</w:t>
             </w:r>
           </w:p>
         </w:tc>
@@ -19768,7 +19763,7 @@
                 <w:rFonts w:eastAsia="Calibri"/>
                 <w:sz w:val="15"/>
               </w:rPr>
-              <w:t>permit.action_mismatch</w:t>
+              <w:t>permit.action_mismatch / execution_proof_invalid</w:t>
             </w:r>
           </w:p>
         </w:tc>
@@ -20048,6 +20043,491 @@
       </w:tr>
     </w:tbl>
     <w:p ns2:paraId="6E12833B" ns2:textId="77777777"/>
+    <w:p>
+      <w:r>
+        <w:br w:type="page"/>
+      </w:r>
+    </w:p>
+    <w:p>
+      <w:pPr>
+        <w:pStyle w:val="Subtitle"/>
+      </w:pPr>
+      <w:r>
+        <w:t>SECURITATEA LEGĂTURII DOCUMENT API</w:t>
+      </w:r>
+    </w:p>
+    <w:p>
+      <w:pPr>
+        <w:pStyle w:val="Heading1"/>
+        <w:keepNext/>
+      </w:pPr>
+      <w:r>
+        <w:t>Dovada de invariabilitate semantică legată de execuție</w:t>
+      </w:r>
+    </w:p>
+    <w:p>
+      <w:r>
+        <w:t>Mecanismul verifică faptul că valorile aprobate și vizibile în revizia semnată rămân neschimbate până la cererea API. Selecția profilurilor are loc după validarea semnăturii, iar fiecare parametru executabil este acoperit de proveniență și de un angajament criptografic al câmpului.</w:t>
+      </w:r>
+    </w:p>
+    <w:tbl>
+      <w:tblPr>
+        <w:tblStyle w:val="TableGrid"/>
+        <w:tblW w:type="auto" w:w="0"/>
+        <w:tblLook w:firstColumn="1" w:firstRow="1" w:lastColumn="0" w:lastRow="0" w:noHBand="0" w:noVBand="1" w:val="04A0"/>
+      </w:tblPr>
+      <w:tblGrid>
+        <w:gridCol w:w="3120"/>
+        <w:gridCol w:w="3120"/>
+        <w:gridCol w:w="3120"/>
+      </w:tblGrid>
+      <w:tr>
+        <w:tc>
+          <w:tcPr>
+            <w:tcW w:type="dxa" w:w="3120"/>
+            <w:shd w:fill="163A5F"/>
+            <w:vAlign w:val="center"/>
+          </w:tcPr>
+          <w:p>
+            <w:r>
+              <w:rPr>
+                <w:b/>
+                <w:color w:val="FFFFFF"/>
+                <w:sz w:val="18"/>
+              </w:rPr>
+              <w:t>Control</w:t>
+            </w:r>
+          </w:p>
+        </w:tc>
+        <w:tc>
+          <w:tcPr>
+            <w:tcW w:type="dxa" w:w="3120"/>
+            <w:shd w:fill="163A5F"/>
+            <w:vAlign w:val="center"/>
+          </w:tcPr>
+          <w:p>
+            <w:r>
+              <w:rPr>
+                <w:b/>
+                <w:color w:val="FFFFFF"/>
+                <w:sz w:val="18"/>
+              </w:rPr>
+              <w:t>Implementare</w:t>
+            </w:r>
+          </w:p>
+        </w:tc>
+        <w:tc>
+          <w:tcPr>
+            <w:tcW w:type="dxa" w:w="3120"/>
+            <w:shd w:fill="163A5F"/>
+            <w:vAlign w:val="center"/>
+          </w:tcPr>
+          <w:p>
+            <w:r>
+              <w:rPr>
+                <w:b/>
+                <w:color w:val="FFFFFF"/>
+                <w:sz w:val="18"/>
+              </w:rPr>
+              <w:t>Dovadă rezultată</w:t>
+            </w:r>
+          </w:p>
+        </w:tc>
+      </w:tr>
+      <w:tr>
+        <w:tc>
+          <w:tcPr>
+            <w:tcW w:type="dxa" w:w="3120"/>
+            <w:vAlign w:val="center"/>
+          </w:tcPr>
+          <w:p>
+            <w:pPr>
+              <w:spacing w:after="40"/>
+            </w:pPr>
+            <w:r>
+              <w:rPr>
+                <w:sz w:val="18"/>
+              </w:rPr>
+              <w:t>Provocare post-semnătură</w:t>
+            </w:r>
+          </w:p>
+        </w:tc>
+        <w:tc>
+          <w:tcPr>
+            <w:tcW w:type="dxa" w:w="3120"/>
+            <w:vAlign w:val="center"/>
+          </w:tcPr>
+          <w:p>
+            <w:pPr>
+              <w:spacing w:after="40"/>
+            </w:pPr>
+            <w:r>
+              <w:rPr>
+                <w:sz w:val="18"/>
+              </w:rPr>
+              <w:t>Revizie + politică + dovezi ale semnăturii + nonce server</w:t>
+            </w:r>
+          </w:p>
+        </w:tc>
+        <w:tc>
+          <w:tcPr>
+            <w:tcW w:type="dxa" w:w="3120"/>
+            <w:vAlign w:val="center"/>
+          </w:tcPr>
+          <w:p>
+            <w:pPr>
+              <w:spacing w:after="40"/>
+            </w:pPr>
+            <w:r>
+              <w:rPr>
+                <w:sz w:val="18"/>
+              </w:rPr>
+              <w:t>Selectează ordinea profilurilor și produce challenge_digest</w:t>
+            </w:r>
+          </w:p>
+        </w:tc>
+      </w:tr>
+      <w:tr>
+        <w:tc>
+          <w:tcPr>
+            <w:tcW w:type="dxa" w:w="3120"/>
+            <w:vAlign w:val="center"/>
+            <w:shd w:fill="EDF3F8"/>
+          </w:tcPr>
+          <w:p>
+            <w:pPr>
+              <w:spacing w:after="40"/>
+            </w:pPr>
+            <w:r>
+              <w:rPr>
+                <w:sz w:val="18"/>
+              </w:rPr>
+              <w:t>Cale structurală</w:t>
+            </w:r>
+          </w:p>
+        </w:tc>
+        <w:tc>
+          <w:tcPr>
+            <w:tcW w:type="dxa" w:w="3120"/>
+            <w:vAlign w:val="center"/>
+            <w:shd w:fill="EDF3F8"/>
+          </w:tcPr>
+          <w:p>
+            <w:pPr>
+              <w:spacing w:after="40"/>
+            </w:pPr>
+            <w:r>
+              <w:rPr>
+                <w:sz w:val="18"/>
+              </w:rPr>
+              <w:t>pypdf asupra textului și obiectelor interne</w:t>
+            </w:r>
+          </w:p>
+        </w:tc>
+        <w:tc>
+          <w:tcPr>
+            <w:tcW w:type="dxa" w:w="3120"/>
+            <w:vAlign w:val="center"/>
+            <w:shd w:fill="EDF3F8"/>
+          </w:tcPr>
+          <w:p>
+            <w:pPr>
+              <w:spacing w:after="40"/>
+            </w:pPr>
+            <w:r>
+              <w:rPr>
+                <w:sz w:val="18"/>
+              </w:rPr>
+              <w:t>Valori tipizate, pagină, locator și digest de proveniență</w:t>
+            </w:r>
+          </w:p>
+        </w:tc>
+      </w:tr>
+      <w:tr>
+        <w:tc>
+          <w:tcPr>
+            <w:tcW w:type="dxa" w:w="3120"/>
+            <w:vAlign w:val="center"/>
+          </w:tcPr>
+          <w:p>
+            <w:pPr>
+              <w:spacing w:after="40"/>
+            </w:pPr>
+            <w:r>
+              <w:rPr>
+                <w:sz w:val="18"/>
+              </w:rPr>
+              <w:t>Cale vizuală primară</w:t>
+            </w:r>
+          </w:p>
+        </w:tc>
+        <w:tc>
+          <w:tcPr>
+            <w:tcW w:type="dxa" w:w="3120"/>
+            <w:vAlign w:val="center"/>
+          </w:tcPr>
+          <w:p>
+            <w:pPr>
+              <w:spacing w:after="40"/>
+            </w:pPr>
+            <w:r>
+              <w:rPr>
+                <w:sz w:val="18"/>
+              </w:rPr>
+              <w:t>MuPDF 300 DPI + Tesseract ron+eng PSM 6</w:t>
+            </w:r>
+          </w:p>
+        </w:tc>
+        <w:tc>
+          <w:tcPr>
+            <w:tcW w:type="dxa" w:w="3120"/>
+            <w:vAlign w:val="center"/>
+          </w:tcPr>
+          <w:p>
+            <w:pPr>
+              <w:spacing w:after="40"/>
+            </w:pPr>
+            <w:r>
+              <w:rPr>
+                <w:sz w:val="18"/>
+              </w:rPr>
+              <w:t>Valori observabile din pagina randată</w:t>
+            </w:r>
+          </w:p>
+        </w:tc>
+      </w:tr>
+      <w:tr>
+        <w:tc>
+          <w:tcPr>
+            <w:tcW w:type="dxa" w:w="3120"/>
+            <w:vAlign w:val="center"/>
+            <w:shd w:fill="EDF3F8"/>
+          </w:tcPr>
+          <w:p>
+            <w:pPr>
+              <w:spacing w:after="40"/>
+            </w:pPr>
+            <w:r>
+              <w:rPr>
+                <w:sz w:val="18"/>
+              </w:rPr>
+              <w:t>Cale vizuală secundară</w:t>
+            </w:r>
+          </w:p>
+        </w:tc>
+        <w:tc>
+          <w:tcPr>
+            <w:tcW w:type="dxa" w:w="3120"/>
+            <w:vAlign w:val="center"/>
+            <w:shd w:fill="EDF3F8"/>
+          </w:tcPr>
+          <w:p>
+            <w:pPr>
+              <w:spacing w:after="40"/>
+            </w:pPr>
+            <w:r>
+              <w:rPr>
+                <w:sz w:val="18"/>
+              </w:rPr>
+              <w:t>Poppler 360 DPI + Tesseract ron+eng PSM 11</w:t>
+            </w:r>
+          </w:p>
+        </w:tc>
+        <w:tc>
+          <w:tcPr>
+            <w:tcW w:type="dxa" w:w="3120"/>
+            <w:vAlign w:val="center"/>
+            <w:shd w:fill="EDF3F8"/>
+          </w:tcPr>
+          <w:p>
+            <w:pPr>
+              <w:spacing w:after="40"/>
+            </w:pPr>
+            <w:r>
+              <w:rPr>
+                <w:sz w:val="18"/>
+              </w:rPr>
+              <w:t>Confirmare independentă activată adaptiv</w:t>
+            </w:r>
+          </w:p>
+        </w:tc>
+      </w:tr>
+      <w:tr>
+        <w:tc>
+          <w:tcPr>
+            <w:tcW w:type="dxa" w:w="3120"/>
+            <w:vAlign w:val="center"/>
+          </w:tcPr>
+          <w:p>
+            <w:pPr>
+              <w:spacing w:after="40"/>
+            </w:pPr>
+            <w:r>
+              <w:rPr>
+                <w:sz w:val="18"/>
+              </w:rPr>
+              <w:t>Angajamente pe câmp</w:t>
+            </w:r>
+          </w:p>
+        </w:tc>
+        <w:tc>
+          <w:tcPr>
+            <w:tcW w:type="dxa" w:w="3120"/>
+            <w:vAlign w:val="center"/>
+          </w:tcPr>
+          <w:p>
+            <w:pPr>
+              <w:spacing w:after="40"/>
+            </w:pPr>
+            <w:r>
+              <w:rPr>
+                <w:sz w:val="18"/>
+              </w:rPr>
+              <w:t>SHA-256 peste nume, tip, valoare, criticitate și proveniență</w:t>
+            </w:r>
+          </w:p>
+        </w:tc>
+        <w:tc>
+          <w:tcPr>
+            <w:tcW w:type="dxa" w:w="3120"/>
+            <w:vAlign w:val="center"/>
+          </w:tcPr>
+          <w:p>
+            <w:pPr>
+              <w:spacing w:after="40"/>
+            </w:pPr>
+            <w:r>
+              <w:rPr>
+                <w:sz w:val="18"/>
+              </w:rPr>
+              <w:t>Rădăcină Merkle a setului de valori aprobate</w:t>
+            </w:r>
+          </w:p>
+        </w:tc>
+      </w:tr>
+      <w:tr>
+        <w:tc>
+          <w:tcPr>
+            <w:tcW w:type="dxa" w:w="3120"/>
+            <w:vAlign w:val="center"/>
+            <w:shd w:fill="EDF3F8"/>
+          </w:tcPr>
+          <w:p>
+            <w:pPr>
+              <w:spacing w:after="40"/>
+            </w:pPr>
+            <w:r>
+              <w:rPr>
+                <w:sz w:val="18"/>
+              </w:rPr>
+              <w:t>Legare de execuție</w:t>
+            </w:r>
+          </w:p>
+        </w:tc>
+        <w:tc>
+          <w:tcPr>
+            <w:tcW w:type="dxa" w:w="3120"/>
+            <w:vAlign w:val="center"/>
+            <w:shd w:fill="EDF3F8"/>
+          </w:tcPr>
+          <w:p>
+            <w:pPr>
+              <w:spacing w:after="40"/>
+            </w:pPr>
+            <w:r>
+              <w:rPr>
+                <w:sz w:val="18"/>
+              </w:rPr>
+              <w:t>Parametru + locație + valoare canonică + leaf digest</w:t>
+            </w:r>
+          </w:p>
+        </w:tc>
+        <w:tc>
+          <w:tcPr>
+            <w:tcW w:type="dxa" w:w="3120"/>
+            <w:vAlign w:val="center"/>
+            <w:shd w:fill="EDF3F8"/>
+          </w:tcPr>
+          <w:p>
+            <w:pPr>
+              <w:spacing w:after="40"/>
+            </w:pPr>
+            <w:r>
+              <w:rPr>
+                <w:sz w:val="18"/>
+              </w:rPr>
+              <w:t>Binding root și acoperire integrală a requestului</w:t>
+            </w:r>
+          </w:p>
+        </w:tc>
+      </w:tr>
+      <w:tr>
+        <w:tc>
+          <w:tcPr>
+            <w:tcW w:type="dxa" w:w="3120"/>
+            <w:vAlign w:val="center"/>
+          </w:tcPr>
+          <w:p>
+            <w:pPr>
+              <w:spacing w:after="40"/>
+            </w:pPr>
+            <w:r>
+              <w:rPr>
+                <w:sz w:val="18"/>
+              </w:rPr>
+              <w:t>Enforcement</w:t>
+            </w:r>
+          </w:p>
+        </w:tc>
+        <w:tc>
+          <w:tcPr>
+            <w:tcW w:type="dxa" w:w="3120"/>
+            <w:vAlign w:val="center"/>
+          </w:tcPr>
+          <w:p>
+            <w:pPr>
+              <w:spacing w:after="40"/>
+            </w:pPr>
+            <w:r>
+              <w:rPr>
+                <w:sz w:val="18"/>
+              </w:rPr>
+              <w:t>Permis Ed25519 v2 + verificare în SODIF Gateway</w:t>
+            </w:r>
+          </w:p>
+        </w:tc>
+        <w:tc>
+          <w:tcPr>
+            <w:tcW w:type="dxa" w:w="3120"/>
+            <w:vAlign w:val="center"/>
+          </w:tcPr>
+          <w:p>
+            <w:pPr>
+              <w:spacing w:after="40"/>
+            </w:pPr>
+            <w:r>
+              <w:rPr>
+                <w:sz w:val="18"/>
+              </w:rPr>
+              <w:t>Rutare unică sau blocare înaintea serviciului protejat</w:t>
+            </w:r>
+          </w:p>
+        </w:tc>
+      </w:tr>
+    </w:tbl>
+    <w:p>
+      <w:pPr>
+        <w:pStyle w:val="Heading2"/>
+      </w:pPr>
+      <w:r>
+        <w:t>Caz demonstrat prin procesare reală</w:t>
+      </w:r>
+    </w:p>
+    <w:p>
+      <w:r>
+        <w:t>Scenariul de conflict folosește un PDF valid care afișează totalul 1250.00, dar conține în stratul structural invizibil valoarea 9250.00. pypdf extrage valoarea internă, iar ambele randări OCR citesc valoarea vizibilă. Divergența câmpului critic oprește dovada, permisul și apelul API.</w:t>
+      </w:r>
+    </w:p>
     <w:sectPr>
       <w:pgSz w:w="12240" w:h="15840"/>
       <w:pgMar w:top="1440" w:right="1440" w:bottom="1440" w:left="1440" w:header="708" w:footer="708" w:gutter="0"/>
